--- a/docs/DOC-10_Roadmap.docx
+++ b/docs/DOC-10_Roadmap.docx
@@ -28,7 +28,7 @@
           <w:sz w:val="20"/>
           <w:szCs w:val="20"/>
         </w:rPr>
-        <w:t xml:space="preserve">Monitoramento de contratacoes e despesas publicas do Brasil</w:t>
+        <w:t xml:space="preserve">Monitoramento de contratações e despesas públicas do Brasil</w:t>
       </w:r>
     </w:p>
     <w:p>
@@ -96,6 +96,9 @@
         <w:gridCol w:w="7200"/>
       </w:tblGrid>
       <w:tr>
+        <w:trPr>
+          <w:cantSplit/>
+        </w:trPr>
         <w:tc>
           <w:tcPr>
             <w:tcW w:type="dxa" w:w="2400"/>
@@ -146,12 +149,15 @@
                 <w:sz w:val="19"/>
                 <w:szCs w:val="19"/>
               </w:rPr>
-              <w:t xml:space="preserve">Lumen (nome de trabalho, sujeito a verificacao de disponibilidade)</w:t>
-            </w:r>
-          </w:p>
-        </w:tc>
-      </w:tr>
-      <w:tr>
+              <w:t xml:space="preserve">Lumen (nome de trabalho, sujeito a verificação de disponibilidade)</w:t>
+            </w:r>
+          </w:p>
+        </w:tc>
+      </w:tr>
+      <w:tr>
+        <w:trPr>
+          <w:cantSplit/>
+        </w:trPr>
         <w:tc>
           <w:tcPr>
             <w:tcW w:type="dxa" w:w="2400"/>
@@ -175,7 +181,7 @@
                 <w:sz w:val="19"/>
                 <w:szCs w:val="19"/>
               </w:rPr>
-              <w:t xml:space="preserve">Responsavel</w:t>
+              <w:t xml:space="preserve">Responsável</w:t>
             </w:r>
           </w:p>
         </w:tc>
@@ -208,6 +214,9 @@
         </w:tc>
       </w:tr>
       <w:tr>
+        <w:trPr>
+          <w:cantSplit/>
+        </w:trPr>
         <w:tc>
           <w:tcPr>
             <w:tcW w:type="dxa" w:w="2400"/>
@@ -231,7 +240,7 @@
                 <w:sz w:val="19"/>
                 <w:szCs w:val="19"/>
               </w:rPr>
-              <w:t xml:space="preserve">Versao</w:t>
+              <w:t xml:space="preserve">Versão</w:t>
             </w:r>
           </w:p>
         </w:tc>
@@ -258,12 +267,15 @@
                 <w:sz w:val="19"/>
                 <w:szCs w:val="19"/>
               </w:rPr>
-              <w:t xml:space="preserve">1.0</w:t>
-            </w:r>
-          </w:p>
-        </w:tc>
-      </w:tr>
-      <w:tr>
+              <w:t xml:space="preserve">1.3</w:t>
+            </w:r>
+          </w:p>
+        </w:tc>
+      </w:tr>
+      <w:tr>
+        <w:trPr>
+          <w:cantSplit/>
+        </w:trPr>
         <w:tc>
           <w:tcPr>
             <w:tcW w:type="dxa" w:w="2400"/>
@@ -314,12 +326,15 @@
                 <w:sz w:val="19"/>
                 <w:szCs w:val="19"/>
               </w:rPr>
-              <w:t xml:space="preserve">18 de setembro de 2026</w:t>
-            </w:r>
-          </w:p>
-        </w:tc>
-      </w:tr>
-      <w:tr>
+              <w:t xml:space="preserve">7 de outubro de 2026</w:t>
+            </w:r>
+          </w:p>
+        </w:tc>
+      </w:tr>
+      <w:tr>
+        <w:trPr>
+          <w:cantSplit/>
+        </w:trPr>
         <w:tc>
           <w:tcPr>
             <w:tcW w:type="dxa" w:w="2400"/>
@@ -343,7 +358,7 @@
                 <w:sz w:val="19"/>
                 <w:szCs w:val="19"/>
               </w:rPr>
-              <w:t xml:space="preserve">Situacao</w:t>
+              <w:t xml:space="preserve">Situação</w:t>
             </w:r>
           </w:p>
         </w:tc>
@@ -370,7 +385,7 @@
                 <w:sz w:val="19"/>
                 <w:szCs w:val="19"/>
               </w:rPr>
-              <w:t xml:space="preserve">Documento base para inicio de desenvolvimento</w:t>
+              <w:t xml:space="preserve">Plano aprovado, com a situação de cada fase em outubro de 2026 (seção 9)</w:t>
             </w:r>
           </w:p>
         </w:tc>
@@ -395,7 +410,7 @@
           <w:sz w:val="18"/>
           <w:szCs w:val="18"/>
         </w:rPr>
-        <w:t xml:space="preserve">Este documento integra o pacote de documentacao do Projeto Lumen. Valores legais, limites e endpoints citados foram verificados em fontes oficiais em setembro de 2026 e devem ser reconferidos antes da implementacao, pois sao atualizados periodicamente por decreto.</w:t>
+        <w:t xml:space="preserve">Este documento integra o pacote de documentação do Projeto Lumen. Valores legais, limites e endpoints citados foram verificados em fontes oficiais em outubro de 2026 e devem ser reconferidos antes da implementação, pois são atualizados periodicamente por decreto.</w:t>
       </w:r>
     </w:p>
     <w:p>
@@ -406,6 +421,8 @@
     <w:p>
       <w:pPr>
         <w:pStyle w:val="Heading1"/>
+        <w:keepNext/>
+        <w:keepLines/>
         <w:spacing w:after="160" w:before="380"/>
       </w:pPr>
       <w:r>
@@ -456,6 +473,8 @@
     <w:p>
       <w:pPr>
         <w:pStyle w:val="Heading1"/>
+        <w:keepNext/>
+        <w:keepLines/>
         <w:spacing w:after="160" w:before="380"/>
       </w:pPr>
       <w:r>
@@ -506,6 +525,9 @@
         <w:gridCol w:w="9600"/>
       </w:tblGrid>
       <w:tr>
+        <w:trPr>
+          <w:cantSplit/>
+        </w:trPr>
         <w:tc>
           <w:tcPr>
             <w:tcW w:type="dxa" w:w="9600"/>
@@ -541,9 +563,65 @@
         </w:tc>
       </w:tr>
     </w:tbl>
+    <w:tbl>
+      <w:tblPr>
+        <w:tblW w:type="dxa" w:w="9600"/>
+        <w:tblBorders>
+          <w:top w:val="single" w:color="2E75B6" w:sz="6"/>
+          <w:left w:val="single" w:color="2E75B6" w:sz="18"/>
+          <w:bottom w:val="single" w:color="2E75B6" w:sz="6"/>
+          <w:right w:val="single" w:color="2E75B6" w:sz="6"/>
+          <w:insideH w:val="none" w:color="FFFFFF" w:sz="0"/>
+          <w:insideV w:val="none" w:color="FFFFFF" w:sz="0"/>
+        </w:tblBorders>
+      </w:tblPr>
+      <w:tblGrid>
+        <w:gridCol w:w="9600"/>
+      </w:tblGrid>
+      <w:tr>
+        <w:trPr>
+          <w:cantSplit/>
+        </w:trPr>
+        <w:tc>
+          <w:tcPr>
+            <w:tcW w:type="dxa" w:w="9600"/>
+            <w:shd w:fill="DCE6F1" w:val="clear"/>
+            <w:tcMar>
+              <w:top w:type="dxa" w:w="130"/>
+              <w:left w:type="dxa" w:w="170"/>
+              <w:bottom w:type="dxa" w:w="130"/>
+              <w:right w:type="dxa" w:w="150"/>
+            </w:tcMar>
+          </w:tcPr>
+          <w:p>
+            <w:pPr>
+              <w:spacing w:after="90"/>
+            </w:pPr>
+            <w:r>
+              <w:rPr>
+                <w:b/>
+                <w:bCs/>
+                <w:color w:val="000000"/>
+              </w:rPr>
+              <w:t xml:space="preserve">Situação em 6 de outubro de 2026</w:t>
+            </w:r>
+          </w:p>
+          <w:p>
+            <w:pPr>
+              <w:spacing w:after="70"/>
+            </w:pPr>
+            <w:r>
+              <w:t xml:space="preserve">Fase 0 concluída (marco M1 verificado por teste). Fase 1 com o núcleo pronto: PNCP, SICONFI e IBGE coletados, normalizados e reconstruíveis a partir da prova. Aba Eleições pronta como trilha paralela. O detalhamento, com o que falta em cada fase, está na seção 9.</w:t>
+            </w:r>
+          </w:p>
+        </w:tc>
+      </w:tr>
+    </w:tbl>
     <w:p>
       <w:pPr>
         <w:pStyle w:val="Heading1"/>
+        <w:keepNext/>
+        <w:keepLines/>
         <w:spacing w:after="160" w:before="380"/>
       </w:pPr>
       <w:r>
@@ -620,6 +698,8 @@
     <w:p>
       <w:pPr>
         <w:pStyle w:val="Heading1"/>
+        <w:keepNext/>
+        <w:keepLines/>
         <w:spacing w:after="160" w:before="380"/>
       </w:pPr>
       <w:r>
@@ -629,6 +709,8 @@
     <w:p>
       <w:pPr>
         <w:pStyle w:val="Heading2"/>
+        <w:keepNext/>
+        <w:keepLines/>
         <w:spacing w:after="120" w:before="280"/>
       </w:pPr>
       <w:r>
@@ -652,6 +734,9 @@
         <w:gridCol w:w="7700"/>
       </w:tblGrid>
       <w:tr>
+        <w:trPr>
+          <w:cantSplit/>
+        </w:trPr>
         <w:tc>
           <w:tcPr>
             <w:tcW w:type="dxa" w:w="1900"/>
@@ -708,6 +793,9 @@
         </w:tc>
       </w:tr>
       <w:tr>
+        <w:trPr>
+          <w:cantSplit/>
+        </w:trPr>
         <w:tc>
           <w:tcPr>
             <w:tcW w:type="dxa" w:w="1900"/>
@@ -764,6 +852,9 @@
         </w:tc>
       </w:tr>
       <w:tr>
+        <w:trPr>
+          <w:cantSplit/>
+        </w:trPr>
         <w:tc>
           <w:tcPr>
             <w:tcW w:type="dxa" w:w="1900"/>
@@ -820,6 +911,9 @@
         </w:tc>
       </w:tr>
       <w:tr>
+        <w:trPr>
+          <w:cantSplit/>
+        </w:trPr>
         <w:tc>
           <w:tcPr>
             <w:tcW w:type="dxa" w:w="1900"/>
@@ -879,6 +973,8 @@
     <w:p>
       <w:pPr>
         <w:pStyle w:val="Heading3"/>
+        <w:keepNext/>
+        <w:keepLines/>
         <w:spacing w:after="100" w:before="220"/>
       </w:pPr>
       <w:r>
@@ -971,6 +1067,8 @@
     <w:p>
       <w:pPr>
         <w:pStyle w:val="Heading2"/>
+        <w:keepNext/>
+        <w:keepLines/>
         <w:spacing w:after="120" w:before="280"/>
       </w:pPr>
       <w:r>
@@ -994,6 +1092,9 @@
         <w:gridCol w:w="7700"/>
       </w:tblGrid>
       <w:tr>
+        <w:trPr>
+          <w:cantSplit/>
+        </w:trPr>
         <w:tc>
           <w:tcPr>
             <w:tcW w:type="dxa" w:w="1900"/>
@@ -1050,6 +1151,9 @@
         </w:tc>
       </w:tr>
       <w:tr>
+        <w:trPr>
+          <w:cantSplit/>
+        </w:trPr>
         <w:tc>
           <w:tcPr>
             <w:tcW w:type="dxa" w:w="1900"/>
@@ -1106,6 +1210,9 @@
         </w:tc>
       </w:tr>
       <w:tr>
+        <w:trPr>
+          <w:cantSplit/>
+        </w:trPr>
         <w:tc>
           <w:tcPr>
             <w:tcW w:type="dxa" w:w="1900"/>
@@ -1162,6 +1269,9 @@
         </w:tc>
       </w:tr>
       <w:tr>
+        <w:trPr>
+          <w:cantSplit/>
+        </w:trPr>
         <w:tc>
           <w:tcPr>
             <w:tcW w:type="dxa" w:w="1900"/>
@@ -1221,6 +1331,8 @@
     <w:p>
       <w:pPr>
         <w:pStyle w:val="Heading3"/>
+        <w:keepNext/>
+        <w:keepLines/>
         <w:spacing w:after="100" w:before="220"/>
       </w:pPr>
       <w:r>
@@ -1339,6 +1451,8 @@
     <w:p>
       <w:pPr>
         <w:pStyle w:val="Heading2"/>
+        <w:keepNext/>
+        <w:keepLines/>
         <w:spacing w:after="120" w:before="280"/>
       </w:pPr>
       <w:r>
@@ -1362,6 +1476,9 @@
         <w:gridCol w:w="7700"/>
       </w:tblGrid>
       <w:tr>
+        <w:trPr>
+          <w:cantSplit/>
+        </w:trPr>
         <w:tc>
           <w:tcPr>
             <w:tcW w:type="dxa" w:w="1900"/>
@@ -1418,6 +1535,9 @@
         </w:tc>
       </w:tr>
       <w:tr>
+        <w:trPr>
+          <w:cantSplit/>
+        </w:trPr>
         <w:tc>
           <w:tcPr>
             <w:tcW w:type="dxa" w:w="1900"/>
@@ -1474,6 +1594,9 @@
         </w:tc>
       </w:tr>
       <w:tr>
+        <w:trPr>
+          <w:cantSplit/>
+        </w:trPr>
         <w:tc>
           <w:tcPr>
             <w:tcW w:type="dxa" w:w="1900"/>
@@ -1530,6 +1653,9 @@
         </w:tc>
       </w:tr>
       <w:tr>
+        <w:trPr>
+          <w:cantSplit/>
+        </w:trPr>
         <w:tc>
           <w:tcPr>
             <w:tcW w:type="dxa" w:w="1900"/>
@@ -1589,6 +1715,8 @@
     <w:p>
       <w:pPr>
         <w:pStyle w:val="Heading3"/>
+        <w:keepNext/>
+        <w:keepLines/>
         <w:spacing w:after="100" w:before="220"/>
       </w:pPr>
       <w:r>
@@ -1707,6 +1835,8 @@
     <w:p>
       <w:pPr>
         <w:pStyle w:val="Heading2"/>
+        <w:keepNext/>
+        <w:keepLines/>
         <w:spacing w:after="120" w:before="280"/>
       </w:pPr>
       <w:r>
@@ -1730,6 +1860,9 @@
         <w:gridCol w:w="7700"/>
       </w:tblGrid>
       <w:tr>
+        <w:trPr>
+          <w:cantSplit/>
+        </w:trPr>
         <w:tc>
           <w:tcPr>
             <w:tcW w:type="dxa" w:w="1900"/>
@@ -1786,6 +1919,9 @@
         </w:tc>
       </w:tr>
       <w:tr>
+        <w:trPr>
+          <w:cantSplit/>
+        </w:trPr>
         <w:tc>
           <w:tcPr>
             <w:tcW w:type="dxa" w:w="1900"/>
@@ -1842,6 +1978,9 @@
         </w:tc>
       </w:tr>
       <w:tr>
+        <w:trPr>
+          <w:cantSplit/>
+        </w:trPr>
         <w:tc>
           <w:tcPr>
             <w:tcW w:type="dxa" w:w="1900"/>
@@ -1898,6 +2037,9 @@
         </w:tc>
       </w:tr>
       <w:tr>
+        <w:trPr>
+          <w:cantSplit/>
+        </w:trPr>
         <w:tc>
           <w:tcPr>
             <w:tcW w:type="dxa" w:w="1900"/>
@@ -1957,6 +2099,8 @@
     <w:p>
       <w:pPr>
         <w:pStyle w:val="Heading3"/>
+        <w:keepNext/>
+        <w:keepLines/>
         <w:spacing w:after="100" w:before="220"/>
       </w:pPr>
       <w:r>
@@ -2036,6 +2180,8 @@
     <w:p>
       <w:pPr>
         <w:pStyle w:val="Heading2"/>
+        <w:keepNext/>
+        <w:keepLines/>
         <w:spacing w:after="120" w:before="280"/>
       </w:pPr>
       <w:r>
@@ -2059,6 +2205,9 @@
         <w:gridCol w:w="7700"/>
       </w:tblGrid>
       <w:tr>
+        <w:trPr>
+          <w:cantSplit/>
+        </w:trPr>
         <w:tc>
           <w:tcPr>
             <w:tcW w:type="dxa" w:w="1900"/>
@@ -2115,6 +2264,9 @@
         </w:tc>
       </w:tr>
       <w:tr>
+        <w:trPr>
+          <w:cantSplit/>
+        </w:trPr>
         <w:tc>
           <w:tcPr>
             <w:tcW w:type="dxa" w:w="1900"/>
@@ -2171,6 +2323,9 @@
         </w:tc>
       </w:tr>
       <w:tr>
+        <w:trPr>
+          <w:cantSplit/>
+        </w:trPr>
         <w:tc>
           <w:tcPr>
             <w:tcW w:type="dxa" w:w="1900"/>
@@ -2227,6 +2382,9 @@
         </w:tc>
       </w:tr>
       <w:tr>
+        <w:trPr>
+          <w:cantSplit/>
+        </w:trPr>
         <w:tc>
           <w:tcPr>
             <w:tcW w:type="dxa" w:w="1900"/>
@@ -2286,6 +2444,8 @@
     <w:p>
       <w:pPr>
         <w:pStyle w:val="Heading3"/>
+        <w:keepNext/>
+        <w:keepLines/>
         <w:spacing w:after="100" w:before="220"/>
       </w:pPr>
       <w:r>
@@ -2365,6 +2525,8 @@
     <w:p>
       <w:pPr>
         <w:pStyle w:val="Heading2"/>
+        <w:keepNext/>
+        <w:keepLines/>
         <w:spacing w:after="120" w:before="280"/>
       </w:pPr>
       <w:r>
@@ -2388,6 +2550,9 @@
         <w:gridCol w:w="7700"/>
       </w:tblGrid>
       <w:tr>
+        <w:trPr>
+          <w:cantSplit/>
+        </w:trPr>
         <w:tc>
           <w:tcPr>
             <w:tcW w:type="dxa" w:w="1900"/>
@@ -2444,6 +2609,9 @@
         </w:tc>
       </w:tr>
       <w:tr>
+        <w:trPr>
+          <w:cantSplit/>
+        </w:trPr>
         <w:tc>
           <w:tcPr>
             <w:tcW w:type="dxa" w:w="1900"/>
@@ -2500,6 +2668,9 @@
         </w:tc>
       </w:tr>
       <w:tr>
+        <w:trPr>
+          <w:cantSplit/>
+        </w:trPr>
         <w:tc>
           <w:tcPr>
             <w:tcW w:type="dxa" w:w="1900"/>
@@ -2556,6 +2727,9 @@
         </w:tc>
       </w:tr>
       <w:tr>
+        <w:trPr>
+          <w:cantSplit/>
+        </w:trPr>
         <w:tc>
           <w:tcPr>
             <w:tcW w:type="dxa" w:w="1900"/>
@@ -2615,6 +2789,8 @@
     <w:p>
       <w:pPr>
         <w:pStyle w:val="Heading3"/>
+        <w:keepNext/>
+        <w:keepLines/>
         <w:spacing w:after="100" w:before="220"/>
       </w:pPr>
       <w:r>
@@ -2720,6 +2896,8 @@
     <w:p>
       <w:pPr>
         <w:pStyle w:val="Heading2"/>
+        <w:keepNext/>
+        <w:keepLines/>
         <w:spacing w:after="120" w:before="280"/>
       </w:pPr>
       <w:r>
@@ -2743,6 +2921,9 @@
         <w:gridCol w:w="7700"/>
       </w:tblGrid>
       <w:tr>
+        <w:trPr>
+          <w:cantSplit/>
+        </w:trPr>
         <w:tc>
           <w:tcPr>
             <w:tcW w:type="dxa" w:w="1900"/>
@@ -2799,6 +2980,9 @@
         </w:tc>
       </w:tr>
       <w:tr>
+        <w:trPr>
+          <w:cantSplit/>
+        </w:trPr>
         <w:tc>
           <w:tcPr>
             <w:tcW w:type="dxa" w:w="1900"/>
@@ -2855,6 +3039,9 @@
         </w:tc>
       </w:tr>
       <w:tr>
+        <w:trPr>
+          <w:cantSplit/>
+        </w:trPr>
         <w:tc>
           <w:tcPr>
             <w:tcW w:type="dxa" w:w="1900"/>
@@ -2911,6 +3098,9 @@
         </w:tc>
       </w:tr>
       <w:tr>
+        <w:trPr>
+          <w:cantSplit/>
+        </w:trPr>
         <w:tc>
           <w:tcPr>
             <w:tcW w:type="dxa" w:w="1900"/>
@@ -2970,6 +3160,8 @@
     <w:p>
       <w:pPr>
         <w:pStyle w:val="Heading3"/>
+        <w:keepNext/>
+        <w:keepLines/>
         <w:spacing w:after="100" w:before="220"/>
       </w:pPr>
       <w:r>
@@ -3054,6 +3246,8 @@
     <w:p>
       <w:pPr>
         <w:pStyle w:val="Heading1"/>
+        <w:keepNext/>
+        <w:keepLines/>
         <w:spacing w:after="160" w:before="380"/>
       </w:pPr>
       <w:r>
@@ -3167,6 +3361,9 @@
         </w:tc>
       </w:tr>
       <w:tr>
+        <w:trPr>
+          <w:cantSplit/>
+        </w:trPr>
         <w:tc>
           <w:tcPr>
             <w:tcW w:type="dxa" w:w="1300"/>
@@ -3250,6 +3447,9 @@
         </w:tc>
       </w:tr>
       <w:tr>
+        <w:trPr>
+          <w:cantSplit/>
+        </w:trPr>
         <w:tc>
           <w:tcPr>
             <w:tcW w:type="dxa" w:w="1300"/>
@@ -3333,6 +3533,9 @@
         </w:tc>
       </w:tr>
       <w:tr>
+        <w:trPr>
+          <w:cantSplit/>
+        </w:trPr>
         <w:tc>
           <w:tcPr>
             <w:tcW w:type="dxa" w:w="1300"/>
@@ -3416,6 +3619,9 @@
         </w:tc>
       </w:tr>
       <w:tr>
+        <w:trPr>
+          <w:cantSplit/>
+        </w:trPr>
         <w:tc>
           <w:tcPr>
             <w:tcW w:type="dxa" w:w="1300"/>
@@ -3499,6 +3705,9 @@
         </w:tc>
       </w:tr>
       <w:tr>
+        <w:trPr>
+          <w:cantSplit/>
+        </w:trPr>
         <w:tc>
           <w:tcPr>
             <w:tcW w:type="dxa" w:w="1300"/>
@@ -3582,6 +3791,9 @@
         </w:tc>
       </w:tr>
       <w:tr>
+        <w:trPr>
+          <w:cantSplit/>
+        </w:trPr>
         <w:tc>
           <w:tcPr>
             <w:tcW w:type="dxa" w:w="1300"/>
@@ -3668,6 +3880,8 @@
     <w:p>
       <w:pPr>
         <w:pStyle w:val="Heading1"/>
+        <w:keepNext/>
+        <w:keepLines/>
         <w:spacing w:after="160" w:before="380"/>
       </w:pPr>
       <w:r>
@@ -3795,6 +4009,9 @@
         </w:tc>
       </w:tr>
       <w:tr>
+        <w:trPr>
+          <w:cantSplit/>
+        </w:trPr>
         <w:tc>
           <w:tcPr>
             <w:tcW w:type="dxa" w:w="2200"/>
@@ -3878,6 +4095,9 @@
         </w:tc>
       </w:tr>
       <w:tr>
+        <w:trPr>
+          <w:cantSplit/>
+        </w:trPr>
         <w:tc>
           <w:tcPr>
             <w:tcW w:type="dxa" w:w="2200"/>
@@ -3961,6 +4181,9 @@
         </w:tc>
       </w:tr>
       <w:tr>
+        <w:trPr>
+          <w:cantSplit/>
+        </w:trPr>
         <w:tc>
           <w:tcPr>
             <w:tcW w:type="dxa" w:w="2200"/>
@@ -4044,6 +4267,9 @@
         </w:tc>
       </w:tr>
       <w:tr>
+        <w:trPr>
+          <w:cantSplit/>
+        </w:trPr>
         <w:tc>
           <w:tcPr>
             <w:tcW w:type="dxa" w:w="2200"/>
@@ -4127,6 +4353,9 @@
         </w:tc>
       </w:tr>
       <w:tr>
+        <w:trPr>
+          <w:cantSplit/>
+        </w:trPr>
         <w:tc>
           <w:tcPr>
             <w:tcW w:type="dxa" w:w="2200"/>
@@ -4210,6 +4439,9 @@
         </w:tc>
       </w:tr>
       <w:tr>
+        <w:trPr>
+          <w:cantSplit/>
+        </w:trPr>
         <w:tc>
           <w:tcPr>
             <w:tcW w:type="dxa" w:w="2200"/>
@@ -4293,6 +4525,9 @@
         </w:tc>
       </w:tr>
       <w:tr>
+        <w:trPr>
+          <w:cantSplit/>
+        </w:trPr>
         <w:tc>
           <w:tcPr>
             <w:tcW w:type="dxa" w:w="2200"/>
@@ -4376,6 +4611,9 @@
         </w:tc>
       </w:tr>
       <w:tr>
+        <w:trPr>
+          <w:cantSplit/>
+        </w:trPr>
         <w:tc>
           <w:tcPr>
             <w:tcW w:type="dxa" w:w="2200"/>
@@ -4475,6 +4713,9 @@
         <w:gridCol w:w="9600"/>
       </w:tblGrid>
       <w:tr>
+        <w:trPr>
+          <w:cantSplit/>
+        </w:trPr>
         <w:tc>
           <w:tcPr>
             <w:tcW w:type="dxa" w:w="9600"/>
@@ -4513,6 +4754,8 @@
     <w:p>
       <w:pPr>
         <w:pStyle w:val="Heading1"/>
+        <w:keepNext/>
+        <w:keepLines/>
         <w:spacing w:after="160" w:before="380"/>
       </w:pPr>
       <w:r>
@@ -4669,6 +4912,9 @@
         </w:tc>
       </w:tr>
       <w:tr>
+        <w:trPr>
+          <w:cantSplit/>
+        </w:trPr>
         <w:tc>
           <w:tcPr>
             <w:tcW w:type="dxa" w:w="2600"/>
@@ -4779,6 +5025,9 @@
         </w:tc>
       </w:tr>
       <w:tr>
+        <w:trPr>
+          <w:cantSplit/>
+        </w:trPr>
         <w:tc>
           <w:tcPr>
             <w:tcW w:type="dxa" w:w="2600"/>
@@ -4889,6 +5138,9 @@
         </w:tc>
       </w:tr>
       <w:tr>
+        <w:trPr>
+          <w:cantSplit/>
+        </w:trPr>
         <w:tc>
           <w:tcPr>
             <w:tcW w:type="dxa" w:w="2600"/>
@@ -4999,6 +5251,9 @@
         </w:tc>
       </w:tr>
       <w:tr>
+        <w:trPr>
+          <w:cantSplit/>
+        </w:trPr>
         <w:tc>
           <w:tcPr>
             <w:tcW w:type="dxa" w:w="2600"/>
@@ -5109,6 +5364,9 @@
         </w:tc>
       </w:tr>
       <w:tr>
+        <w:trPr>
+          <w:cantSplit/>
+        </w:trPr>
         <w:tc>
           <w:tcPr>
             <w:tcW w:type="dxa" w:w="2600"/>
@@ -5219,6 +5477,9 @@
         </w:tc>
       </w:tr>
       <w:tr>
+        <w:trPr>
+          <w:cantSplit/>
+        </w:trPr>
         <w:tc>
           <w:tcPr>
             <w:tcW w:type="dxa" w:w="2600"/>
@@ -5329,6 +5590,9 @@
         </w:tc>
       </w:tr>
       <w:tr>
+        <w:trPr>
+          <w:cantSplit/>
+        </w:trPr>
         <w:tc>
           <w:tcPr>
             <w:tcW w:type="dxa" w:w="2600"/>
@@ -5454,6 +5718,20 @@
       </w:r>
     </w:p>
     <w:p>
+      <w:pPr>
+        <w:spacing w:after="120"/>
+      </w:pPr>
+      <w:r>
+        <w:rPr>
+          <w:b w:val="false"/>
+          <w:bCs w:val="false"/>
+          <w:i w:val="false"/>
+          <w:iCs w:val="false"/>
+        </w:rPr>
+        <w:t xml:space="preserve">Na Fase 1, a ADR-026 leva esses itens a custo zero com planos gratuitos (seção 9.5). O primeiro gasto previsto é o domínio próprio; o seguinte, armazenamento de objetos além de 10 GB.</w:t>
+      </w:r>
+    </w:p>
+    <w:p>
       <w:r>
         <w:br w:type="page"/>
       </w:r>
@@ -5461,6 +5739,8 @@
     <w:p>
       <w:pPr>
         <w:pStyle w:val="Heading1"/>
+        <w:keepNext/>
+        <w:keepLines/>
         <w:spacing w:after="160" w:before="380"/>
       </w:pPr>
       <w:r>
@@ -5588,6 +5868,9 @@
         </w:tc>
       </w:tr>
       <w:tr>
+        <w:trPr>
+          <w:cantSplit/>
+        </w:trPr>
         <w:tc>
           <w:tcPr>
             <w:tcW w:type="dxa" w:w="2400"/>
@@ -5671,6 +5954,9 @@
         </w:tc>
       </w:tr>
       <w:tr>
+        <w:trPr>
+          <w:cantSplit/>
+        </w:trPr>
         <w:tc>
           <w:tcPr>
             <w:tcW w:type="dxa" w:w="2400"/>
@@ -5754,6 +6040,9 @@
         </w:tc>
       </w:tr>
       <w:tr>
+        <w:trPr>
+          <w:cantSplit/>
+        </w:trPr>
         <w:tc>
           <w:tcPr>
             <w:tcW w:type="dxa" w:w="2400"/>
@@ -5837,6 +6126,9 @@
         </w:tc>
       </w:tr>
       <w:tr>
+        <w:trPr>
+          <w:cantSplit/>
+        </w:trPr>
         <w:tc>
           <w:tcPr>
             <w:tcW w:type="dxa" w:w="2400"/>
@@ -5923,6 +6215,8 @@
     <w:p>
       <w:pPr>
         <w:pStyle w:val="Heading1"/>
+        <w:keepNext/>
+        <w:keepLines/>
         <w:spacing w:after="160" w:before="380"/>
       </w:pPr>
       <w:r>
@@ -6011,6 +6305,9 @@
         <w:gridCol w:w="9600"/>
       </w:tblGrid>
       <w:tr>
+        <w:trPr>
+          <w:cantSplit/>
+        </w:trPr>
         <w:tc>
           <w:tcPr>
             <w:tcW w:type="dxa" w:w="9600"/>
@@ -6054,9 +6351,2574 @@
         </w:tc>
       </w:tr>
     </w:tbl>
+    <w:p>
+      <w:pPr>
+        <w:pStyle w:val="Heading1"/>
+        <w:keepNext/>
+        <w:keepLines/>
+        <w:pageBreakBefore/>
+        <w:spacing w:after="160" w:before="380"/>
+      </w:pPr>
+      <w:r>
+        <w:t xml:space="preserve">9. Situação em 7 de outubro de 2026</w:t>
+      </w:r>
+    </w:p>
+    <w:p>
+      <w:pPr>
+        <w:spacing w:after="120"/>
+      </w:pPr>
+      <w:r>
+        <w:rPr>
+          <w:b w:val="false"/>
+          <w:bCs w:val="false"/>
+          <w:i w:val="false"/>
+          <w:iCs w:val="false"/>
+        </w:rPr>
+        <w:t xml:space="preserve">As seções anteriores são o plano. Esta seção registra onde o projeto está, entregável por entregável, para que o replanejamento da seção 8 parta de fatos e não de impressão.</w:t>
+      </w:r>
+    </w:p>
+    <w:p>
+      <w:pPr>
+        <w:pStyle w:val="Heading2"/>
+        <w:keepNext/>
+        <w:keepLines/>
+        <w:spacing w:after="120" w:before="280"/>
+      </w:pPr>
+      <w:r>
+        <w:t xml:space="preserve">9.1 Fase 0 — Fundação: concluída</w:t>
+      </w:r>
+    </w:p>
+    <w:tbl>
+      <w:tblPr>
+        <w:tblW w:type="dxa" w:w="9600"/>
+        <w:tblBorders>
+          <w:top w:val="single" w:color="BFBFBF" w:sz="4"/>
+          <w:left w:val="single" w:color="BFBFBF" w:sz="4"/>
+          <w:bottom w:val="single" w:color="BFBFBF" w:sz="4"/>
+          <w:right w:val="single" w:color="BFBFBF" w:sz="4"/>
+          <w:insideH w:val="single" w:color="D9D9D9" w:sz="2"/>
+          <w:insideV w:val="single" w:color="D9D9D9" w:sz="2"/>
+        </w:tblBorders>
+      </w:tblPr>
+      <w:tblGrid>
+        <w:gridCol w:w="5200"/>
+        <w:gridCol w:w="4400"/>
+      </w:tblGrid>
+      <w:tr>
+        <w:trPr>
+          <w:tblHeader/>
+        </w:trPr>
+        <w:tc>
+          <w:tcPr>
+            <w:tcW w:type="dxa" w:w="5200"/>
+            <w:shd w:fill="1F3864" w:val="clear"/>
+            <w:tcMar>
+              <w:top w:type="dxa" w:w="80"/>
+              <w:left w:type="dxa" w:w="110"/>
+              <w:bottom w:type="dxa" w:w="80"/>
+              <w:right w:type="dxa" w:w="110"/>
+            </w:tcMar>
+            <w:vAlign w:val="center"/>
+          </w:tcPr>
+          <w:p>
+            <w:pPr>
+              <w:spacing w:after="0"/>
+            </w:pPr>
+            <w:r>
+              <w:rPr>
+                <w:b/>
+                <w:bCs/>
+                <w:color w:val="FFFFFF"/>
+                <w:sz w:val="19"/>
+                <w:szCs w:val="19"/>
+              </w:rPr>
+              <w:t xml:space="preserve">Entregável</w:t>
+            </w:r>
+          </w:p>
+        </w:tc>
+        <w:tc>
+          <w:tcPr>
+            <w:tcW w:type="dxa" w:w="4400"/>
+            <w:shd w:fill="1F3864" w:val="clear"/>
+            <w:tcMar>
+              <w:top w:type="dxa" w:w="80"/>
+              <w:left w:type="dxa" w:w="110"/>
+              <w:bottom w:type="dxa" w:w="80"/>
+              <w:right w:type="dxa" w:w="110"/>
+            </w:tcMar>
+            <w:vAlign w:val="center"/>
+          </w:tcPr>
+          <w:p>
+            <w:pPr>
+              <w:spacing w:after="0"/>
+            </w:pPr>
+            <w:r>
+              <w:rPr>
+                <w:b/>
+                <w:bCs/>
+                <w:color w:val="FFFFFF"/>
+                <w:sz w:val="19"/>
+                <w:szCs w:val="19"/>
+              </w:rPr>
+              <w:t xml:space="preserve">Situação</w:t>
+            </w:r>
+          </w:p>
+        </w:tc>
+      </w:tr>
+      <w:tr>
+        <w:trPr>
+          <w:cantSplit/>
+        </w:trPr>
+        <w:tc>
+          <w:tcPr>
+            <w:tcW w:type="dxa" w:w="5200"/>
+            <w:shd w:fill="FFFFFF" w:val="clear"/>
+            <w:tcMar>
+              <w:top w:type="dxa" w:w="70"/>
+              <w:left w:type="dxa" w:w="110"/>
+              <w:bottom w:type="dxa" w:w="70"/>
+              <w:right w:type="dxa" w:w="110"/>
+            </w:tcMar>
+            <w:vAlign w:val="center"/>
+          </w:tcPr>
+          <w:p>
+            <w:pPr>
+              <w:spacing w:after="0"/>
+            </w:pPr>
+            <w:r>
+              <w:rPr>
+                <w:b w:val="false"/>
+                <w:bCs w:val="false"/>
+                <w:sz w:val="17"/>
+                <w:szCs w:val="17"/>
+              </w:rPr>
+              <w:t xml:space="preserve">Monorepo e integração contínua</w:t>
+            </w:r>
+          </w:p>
+        </w:tc>
+        <w:tc>
+          <w:tcPr>
+            <w:tcW w:type="dxa" w:w="4400"/>
+            <w:shd w:fill="FFFFFF" w:val="clear"/>
+            <w:tcMar>
+              <w:top w:type="dxa" w:w="70"/>
+              <w:left w:type="dxa" w:w="110"/>
+              <w:bottom w:type="dxa" w:w="70"/>
+              <w:right w:type="dxa" w:w="110"/>
+            </w:tcMar>
+            <w:vAlign w:val="center"/>
+          </w:tcPr>
+          <w:p>
+            <w:pPr>
+              <w:spacing w:after="0"/>
+            </w:pPr>
+            <w:r>
+              <w:rPr>
+                <w:b w:val="false"/>
+                <w:bCs w:val="false"/>
+                <w:sz w:val="17"/>
+                <w:szCs w:val="17"/>
+              </w:rPr>
+              <w:t xml:space="preserve">Concluído: vocabulário, testes em Python 3.11 a 3.13 com cobertura mínima de 80%, ruff, migração no PostgreSQL e portal</w:t>
+            </w:r>
+          </w:p>
+        </w:tc>
+      </w:tr>
+      <w:tr>
+        <w:trPr>
+          <w:cantSplit/>
+        </w:trPr>
+        <w:tc>
+          <w:tcPr>
+            <w:tcW w:type="dxa" w:w="5200"/>
+            <w:shd w:fill="F2F2F2" w:val="clear"/>
+            <w:tcMar>
+              <w:top w:type="dxa" w:w="70"/>
+              <w:left w:type="dxa" w:w="110"/>
+              <w:bottom w:type="dxa" w:w="70"/>
+              <w:right w:type="dxa" w:w="110"/>
+            </w:tcMar>
+            <w:vAlign w:val="center"/>
+          </w:tcPr>
+          <w:p>
+            <w:pPr>
+              <w:spacing w:after="0"/>
+            </w:pPr>
+            <w:r>
+              <w:rPr>
+                <w:b w:val="false"/>
+                <w:bCs w:val="false"/>
+                <w:sz w:val="17"/>
+                <w:szCs w:val="17"/>
+              </w:rPr>
+              <w:t xml:space="preserve">Esquema canônico e primeira migração</w:t>
+            </w:r>
+          </w:p>
+        </w:tc>
+        <w:tc>
+          <w:tcPr>
+            <w:tcW w:type="dxa" w:w="4400"/>
+            <w:shd w:fill="F2F2F2" w:val="clear"/>
+            <w:tcMar>
+              <w:top w:type="dxa" w:w="70"/>
+              <w:left w:type="dxa" w:w="110"/>
+              <w:bottom w:type="dxa" w:w="70"/>
+              <w:right w:type="dxa" w:w="110"/>
+            </w:tcMar>
+            <w:vAlign w:val="center"/>
+          </w:tcPr>
+          <w:p>
+            <w:pPr>
+              <w:spacing w:after="0"/>
+            </w:pPr>
+            <w:r>
+              <w:rPr>
+                <w:b w:val="false"/>
+                <w:bCs w:val="false"/>
+                <w:sz w:val="17"/>
+                <w:szCs w:val="17"/>
+              </w:rPr>
+              <w:t xml:space="preserve">Concluído: entidades do DOC-05 (seção 8) e migração 0001 testada no PostgreSQL 16</w:t>
+            </w:r>
+          </w:p>
+        </w:tc>
+      </w:tr>
+      <w:tr>
+        <w:trPr>
+          <w:cantSplit/>
+        </w:trPr>
+        <w:tc>
+          <w:tcPr>
+            <w:tcW w:type="dxa" w:w="5200"/>
+            <w:shd w:fill="FFFFFF" w:val="clear"/>
+            <w:tcMar>
+              <w:top w:type="dxa" w:w="70"/>
+              <w:left w:type="dxa" w:w="110"/>
+              <w:bottom w:type="dxa" w:w="70"/>
+              <w:right w:type="dxa" w:w="110"/>
+            </w:tcMar>
+            <w:vAlign w:val="center"/>
+          </w:tcPr>
+          <w:p>
+            <w:pPr>
+              <w:spacing w:after="0"/>
+            </w:pPr>
+            <w:r>
+              <w:rPr>
+                <w:b w:val="false"/>
+                <w:bCs w:val="false"/>
+                <w:sz w:val="17"/>
+                <w:szCs w:val="17"/>
+              </w:rPr>
+              <w:t xml:space="preserve">Camada bronze</w:t>
+            </w:r>
+          </w:p>
+        </w:tc>
+        <w:tc>
+          <w:tcPr>
+            <w:tcW w:type="dxa" w:w="4400"/>
+            <w:shd w:fill="FFFFFF" w:val="clear"/>
+            <w:tcMar>
+              <w:top w:type="dxa" w:w="70"/>
+              <w:left w:type="dxa" w:w="110"/>
+              <w:bottom w:type="dxa" w:w="70"/>
+              <w:right w:type="dxa" w:w="110"/>
+            </w:tcMar>
+            <w:vAlign w:val="center"/>
+          </w:tcPr>
+          <w:p>
+            <w:pPr>
+              <w:spacing w:after="0"/>
+            </w:pPr>
+            <w:r>
+              <w:rPr>
+                <w:b w:val="false"/>
+                <w:bCs w:val="false"/>
+                <w:sz w:val="17"/>
+                <w:szCs w:val="17"/>
+              </w:rPr>
+              <w:t xml:space="preserve">Concluído: disco local e armazenamento de objetos S3 com Object Lock (ADR-018)</w:t>
+            </w:r>
+          </w:p>
+        </w:tc>
+      </w:tr>
+      <w:tr>
+        <w:trPr>
+          <w:cantSplit/>
+        </w:trPr>
+        <w:tc>
+          <w:tcPr>
+            <w:tcW w:type="dxa" w:w="5200"/>
+            <w:shd w:fill="F2F2F2" w:val="clear"/>
+            <w:tcMar>
+              <w:top w:type="dxa" w:w="70"/>
+              <w:left w:type="dxa" w:w="110"/>
+              <w:bottom w:type="dxa" w:w="70"/>
+              <w:right w:type="dxa" w:w="110"/>
+            </w:tcMar>
+            <w:vAlign w:val="center"/>
+          </w:tcPr>
+          <w:p>
+            <w:pPr>
+              <w:spacing w:after="0"/>
+            </w:pPr>
+            <w:r>
+              <w:rPr>
+                <w:b w:val="false"/>
+                <w:bCs w:val="false"/>
+                <w:sz w:val="17"/>
+                <w:szCs w:val="17"/>
+              </w:rPr>
+              <w:t xml:space="preserve">Verificador de vocabulário no CI</w:t>
+            </w:r>
+          </w:p>
+        </w:tc>
+        <w:tc>
+          <w:tcPr>
+            <w:tcW w:type="dxa" w:w="4400"/>
+            <w:shd w:fill="F2F2F2" w:val="clear"/>
+            <w:tcMar>
+              <w:top w:type="dxa" w:w="70"/>
+              <w:left w:type="dxa" w:w="110"/>
+              <w:bottom w:type="dxa" w:w="70"/>
+              <w:right w:type="dxa" w:w="110"/>
+            </w:tcMar>
+            <w:vAlign w:val="center"/>
+          </w:tcPr>
+          <w:p>
+            <w:pPr>
+              <w:spacing w:after="0"/>
+            </w:pPr>
+            <w:r>
+              <w:rPr>
+                <w:b w:val="false"/>
+                <w:bCs w:val="false"/>
+                <w:sz w:val="17"/>
+                <w:szCs w:val="17"/>
+              </w:rPr>
+              <w:t xml:space="preserve">Concluído; cobre também o código da aba Eleições e os textos do portal</w:t>
+            </w:r>
+          </w:p>
+        </w:tc>
+      </w:tr>
+      <w:tr>
+        <w:trPr>
+          <w:cantSplit/>
+        </w:trPr>
+        <w:tc>
+          <w:tcPr>
+            <w:tcW w:type="dxa" w:w="5200"/>
+            <w:shd w:fill="FFFFFF" w:val="clear"/>
+            <w:tcMar>
+              <w:top w:type="dxa" w:w="70"/>
+              <w:left w:type="dxa" w:w="110"/>
+              <w:bottom w:type="dxa" w:w="70"/>
+              <w:right w:type="dxa" w:w="110"/>
+            </w:tcMar>
+            <w:vAlign w:val="center"/>
+          </w:tcPr>
+          <w:p>
+            <w:pPr>
+              <w:spacing w:after="0"/>
+            </w:pPr>
+            <w:r>
+              <w:rPr>
+                <w:b w:val="false"/>
+                <w:bCs w:val="false"/>
+                <w:sz w:val="17"/>
+                <w:szCs w:val="17"/>
+              </w:rPr>
+              <w:t xml:space="preserve">ADR-001 a ADR-010</w:t>
+            </w:r>
+          </w:p>
+        </w:tc>
+        <w:tc>
+          <w:tcPr>
+            <w:tcW w:type="dxa" w:w="4400"/>
+            <w:shd w:fill="FFFFFF" w:val="clear"/>
+            <w:tcMar>
+              <w:top w:type="dxa" w:w="70"/>
+              <w:left w:type="dxa" w:w="110"/>
+              <w:bottom w:type="dxa" w:w="70"/>
+              <w:right w:type="dxa" w:w="110"/>
+            </w:tcMar>
+            <w:vAlign w:val="center"/>
+          </w:tcPr>
+          <w:p>
+            <w:pPr>
+              <w:spacing w:after="0"/>
+            </w:pPr>
+            <w:r>
+              <w:rPr>
+                <w:b w:val="false"/>
+                <w:bCs w:val="false"/>
+                <w:sz w:val="17"/>
+                <w:szCs w:val="17"/>
+              </w:rPr>
+              <w:t xml:space="preserve">Concluído; ADR-011 a ADR-026 registradas durante a implementação, todas como propostas</w:t>
+            </w:r>
+          </w:p>
+        </w:tc>
+      </w:tr>
+      <w:tr>
+        <w:trPr>
+          <w:cantSplit/>
+        </w:trPr>
+        <w:tc>
+          <w:tcPr>
+            <w:tcW w:type="dxa" w:w="5200"/>
+            <w:shd w:fill="F2F2F2" w:val="clear"/>
+            <w:tcMar>
+              <w:top w:type="dxa" w:w="70"/>
+              <w:left w:type="dxa" w:w="110"/>
+              <w:bottom w:type="dxa" w:w="70"/>
+              <w:right w:type="dxa" w:w="110"/>
+            </w:tcMar>
+            <w:vAlign w:val="center"/>
+          </w:tcPr>
+          <w:p>
+            <w:pPr>
+              <w:spacing w:after="0"/>
+            </w:pPr>
+            <w:r>
+              <w:rPr>
+                <w:b w:val="false"/>
+                <w:bCs w:val="false"/>
+                <w:sz w:val="17"/>
+                <w:szCs w:val="17"/>
+              </w:rPr>
+              <w:t xml:space="preserve">Ambiente local por um comando</w:t>
+            </w:r>
+          </w:p>
+        </w:tc>
+        <w:tc>
+          <w:tcPr>
+            <w:tcW w:type="dxa" w:w="4400"/>
+            <w:shd w:fill="F2F2F2" w:val="clear"/>
+            <w:tcMar>
+              <w:top w:type="dxa" w:w="70"/>
+              <w:left w:type="dxa" w:w="110"/>
+              <w:bottom w:type="dxa" w:w="70"/>
+              <w:right w:type="dxa" w:w="110"/>
+            </w:tcMar>
+            <w:vAlign w:val="center"/>
+          </w:tcPr>
+          <w:p>
+            <w:pPr>
+              <w:spacing w:after="0"/>
+            </w:pPr>
+            <w:r>
+              <w:rPr>
+                <w:b w:val="false"/>
+                <w:bCs w:val="false"/>
+                <w:sz w:val="17"/>
+                <w:szCs w:val="17"/>
+              </w:rPr>
+              <w:t xml:space="preserve">Concluído: make ambiente (PostgreSQL e MinIO)</w:t>
+            </w:r>
+          </w:p>
+        </w:tc>
+      </w:tr>
+      <w:tr>
+        <w:trPr>
+          <w:cantSplit/>
+        </w:trPr>
+        <w:tc>
+          <w:tcPr>
+            <w:tcW w:type="dxa" w:w="5200"/>
+            <w:shd w:fill="FFFFFF" w:val="clear"/>
+            <w:tcMar>
+              <w:top w:type="dxa" w:w="70"/>
+              <w:left w:type="dxa" w:w="110"/>
+              <w:bottom w:type="dxa" w:w="70"/>
+              <w:right w:type="dxa" w:w="110"/>
+            </w:tcMar>
+            <w:vAlign w:val="center"/>
+          </w:tcPr>
+          <w:p>
+            <w:pPr>
+              <w:spacing w:after="0"/>
+            </w:pPr>
+            <w:r>
+              <w:rPr>
+                <w:b w:val="false"/>
+                <w:bCs w:val="false"/>
+                <w:sz w:val="17"/>
+                <w:szCs w:val="17"/>
+              </w:rPr>
+              <w:t xml:space="preserve">Critério de saída (M1)</w:t>
+            </w:r>
+          </w:p>
+        </w:tc>
+        <w:tc>
+          <w:tcPr>
+            <w:tcW w:type="dxa" w:w="4400"/>
+            <w:shd w:fill="FFFFFF" w:val="clear"/>
+            <w:tcMar>
+              <w:top w:type="dxa" w:w="70"/>
+              <w:left w:type="dxa" w:w="110"/>
+              <w:bottom w:type="dxa" w:w="70"/>
+              <w:right w:type="dxa" w:w="110"/>
+            </w:tcMar>
+            <w:vAlign w:val="center"/>
+          </w:tcPr>
+          <w:p>
+            <w:pPr>
+              <w:spacing w:after="0"/>
+            </w:pPr>
+            <w:r>
+              <w:rPr>
+                <w:b w:val="false"/>
+                <w:bCs w:val="false"/>
+                <w:sz w:val="17"/>
+                <w:szCs w:val="17"/>
+              </w:rPr>
+              <w:t xml:space="preserve">Cumprido e verificado por teste: artefato coletado, guardado com hash e recuperado pelo identificador</w:t>
+            </w:r>
+          </w:p>
+        </w:tc>
+      </w:tr>
+    </w:tbl>
+    <w:p>
+      <w:pPr>
+        <w:pStyle w:val="Heading2"/>
+        <w:keepNext/>
+        <w:keepLines/>
+        <w:spacing w:after="120" w:before="280"/>
+      </w:pPr>
+      <w:r>
+        <w:t xml:space="preserve">9.2 Fase 1 — Espinha dorsal nacional: núcleo pronto</w:t>
+      </w:r>
+    </w:p>
+    <w:tbl>
+      <w:tblPr>
+        <w:tblW w:type="dxa" w:w="9600"/>
+        <w:tblBorders>
+          <w:top w:val="single" w:color="BFBFBF" w:sz="4"/>
+          <w:left w:val="single" w:color="BFBFBF" w:sz="4"/>
+          <w:bottom w:val="single" w:color="BFBFBF" w:sz="4"/>
+          <w:right w:val="single" w:color="BFBFBF" w:sz="4"/>
+          <w:insideH w:val="single" w:color="D9D9D9" w:sz="2"/>
+          <w:insideV w:val="single" w:color="D9D9D9" w:sz="2"/>
+        </w:tblBorders>
+      </w:tblPr>
+      <w:tblGrid>
+        <w:gridCol w:w="5200"/>
+        <w:gridCol w:w="4400"/>
+      </w:tblGrid>
+      <w:tr>
+        <w:trPr>
+          <w:tblHeader/>
+        </w:trPr>
+        <w:tc>
+          <w:tcPr>
+            <w:tcW w:type="dxa" w:w="5200"/>
+            <w:shd w:fill="1F3864" w:val="clear"/>
+            <w:tcMar>
+              <w:top w:type="dxa" w:w="80"/>
+              <w:left w:type="dxa" w:w="110"/>
+              <w:bottom w:type="dxa" w:w="80"/>
+              <w:right w:type="dxa" w:w="110"/>
+            </w:tcMar>
+            <w:vAlign w:val="center"/>
+          </w:tcPr>
+          <w:p>
+            <w:pPr>
+              <w:spacing w:after="0"/>
+            </w:pPr>
+            <w:r>
+              <w:rPr>
+                <w:b/>
+                <w:bCs/>
+                <w:color w:val="FFFFFF"/>
+                <w:sz w:val="19"/>
+                <w:szCs w:val="19"/>
+              </w:rPr>
+              <w:t xml:space="preserve">Entregável</w:t>
+            </w:r>
+          </w:p>
+        </w:tc>
+        <w:tc>
+          <w:tcPr>
+            <w:tcW w:type="dxa" w:w="4400"/>
+            <w:shd w:fill="1F3864" w:val="clear"/>
+            <w:tcMar>
+              <w:top w:type="dxa" w:w="80"/>
+              <w:left w:type="dxa" w:w="110"/>
+              <w:bottom w:type="dxa" w:w="80"/>
+              <w:right w:type="dxa" w:w="110"/>
+            </w:tcMar>
+            <w:vAlign w:val="center"/>
+          </w:tcPr>
+          <w:p>
+            <w:pPr>
+              <w:spacing w:after="0"/>
+            </w:pPr>
+            <w:r>
+              <w:rPr>
+                <w:b/>
+                <w:bCs/>
+                <w:color w:val="FFFFFF"/>
+                <w:sz w:val="19"/>
+                <w:szCs w:val="19"/>
+              </w:rPr>
+              <w:t xml:space="preserve">Situação</w:t>
+            </w:r>
+          </w:p>
+        </w:tc>
+      </w:tr>
+      <w:tr>
+        <w:trPr>
+          <w:cantSplit/>
+        </w:trPr>
+        <w:tc>
+          <w:tcPr>
+            <w:tcW w:type="dxa" w:w="5200"/>
+            <w:shd w:fill="FFFFFF" w:val="clear"/>
+            <w:tcMar>
+              <w:top w:type="dxa" w:w="70"/>
+              <w:left w:type="dxa" w:w="110"/>
+              <w:bottom w:type="dxa" w:w="70"/>
+              <w:right w:type="dxa" w:w="110"/>
+            </w:tcMar>
+            <w:vAlign w:val="center"/>
+          </w:tcPr>
+          <w:p>
+            <w:pPr>
+              <w:spacing w:after="0"/>
+            </w:pPr>
+            <w:r>
+              <w:rPr>
+                <w:b w:val="false"/>
+                <w:bCs w:val="false"/>
+                <w:sz w:val="17"/>
+                <w:szCs w:val="17"/>
+              </w:rPr>
+              <w:t xml:space="preserve">Conector PNCP (contratações, contratos, atas, amparo legal, incremental)</w:t>
+            </w:r>
+          </w:p>
+        </w:tc>
+        <w:tc>
+          <w:tcPr>
+            <w:tcW w:type="dxa" w:w="4400"/>
+            <w:shd w:fill="FFFFFF" w:val="clear"/>
+            <w:tcMar>
+              <w:top w:type="dxa" w:w="70"/>
+              <w:left w:type="dxa" w:w="110"/>
+              <w:bottom w:type="dxa" w:w="70"/>
+              <w:right w:type="dxa" w:w="110"/>
+            </w:tcMar>
+            <w:vAlign w:val="center"/>
+          </w:tcPr>
+          <w:p>
+            <w:pPr>
+              <w:spacing w:after="0"/>
+            </w:pPr>
+            <w:r>
+              <w:rPr>
+                <w:b w:val="false"/>
+                <w:bCs w:val="false"/>
+                <w:sz w:val="17"/>
+                <w:szCs w:val="17"/>
+              </w:rPr>
+              <w:t xml:space="preserve">Concluído, com coleta por publicação e por atualização; itens e resultados com conector e normalizador prontos</w:t>
+            </w:r>
+          </w:p>
+        </w:tc>
+      </w:tr>
+      <w:tr>
+        <w:trPr>
+          <w:cantSplit/>
+        </w:trPr>
+        <w:tc>
+          <w:tcPr>
+            <w:tcW w:type="dxa" w:w="5200"/>
+            <w:shd w:fill="F2F2F2" w:val="clear"/>
+            <w:tcMar>
+              <w:top w:type="dxa" w:w="70"/>
+              <w:left w:type="dxa" w:w="110"/>
+              <w:bottom w:type="dxa" w:w="70"/>
+              <w:right w:type="dxa" w:w="110"/>
+            </w:tcMar>
+            <w:vAlign w:val="center"/>
+          </w:tcPr>
+          <w:p>
+            <w:pPr>
+              <w:spacing w:after="0"/>
+            </w:pPr>
+            <w:r>
+              <w:rPr>
+                <w:b w:val="false"/>
+                <w:bCs w:val="false"/>
+                <w:sz w:val="17"/>
+                <w:szCs w:val="17"/>
+              </w:rPr>
+              <w:t xml:space="preserve">Conector SICONFI com lista de entes ausentes</w:t>
+            </w:r>
+          </w:p>
+        </w:tc>
+        <w:tc>
+          <w:tcPr>
+            <w:tcW w:type="dxa" w:w="4400"/>
+            <w:shd w:fill="F2F2F2" w:val="clear"/>
+            <w:tcMar>
+              <w:top w:type="dxa" w:w="70"/>
+              <w:left w:type="dxa" w:w="110"/>
+              <w:bottom w:type="dxa" w:w="70"/>
+              <w:right w:type="dxa" w:w="110"/>
+            </w:tcMar>
+            <w:vAlign w:val="center"/>
+          </w:tcPr>
+          <w:p>
+            <w:pPr>
+              <w:spacing w:after="0"/>
+            </w:pPr>
+            <w:r>
+              <w:rPr>
+                <w:b w:val="false"/>
+                <w:bCs w:val="false"/>
+                <w:sz w:val="17"/>
+                <w:szCs w:val="17"/>
+              </w:rPr>
+              <w:t xml:space="preserve">Entes e extrato de entregas concluídos, com a avaliação da LRF; RREO, RGF e DCA com conector pronto e normalização pendente</w:t>
+            </w:r>
+          </w:p>
+        </w:tc>
+      </w:tr>
+      <w:tr>
+        <w:trPr>
+          <w:cantSplit/>
+        </w:trPr>
+        <w:tc>
+          <w:tcPr>
+            <w:tcW w:type="dxa" w:w="5200"/>
+            <w:shd w:fill="FFFFFF" w:val="clear"/>
+            <w:tcMar>
+              <w:top w:type="dxa" w:w="70"/>
+              <w:left w:type="dxa" w:w="110"/>
+              <w:bottom w:type="dxa" w:w="70"/>
+              <w:right w:type="dxa" w:w="110"/>
+            </w:tcMar>
+            <w:vAlign w:val="center"/>
+          </w:tcPr>
+          <w:p>
+            <w:pPr>
+              <w:spacing w:after="0"/>
+            </w:pPr>
+            <w:r>
+              <w:rPr>
+                <w:b w:val="false"/>
+                <w:bCs w:val="false"/>
+                <w:sz w:val="17"/>
+                <w:szCs w:val="17"/>
+              </w:rPr>
+              <w:t xml:space="preserve">Portal da Transparência (CGU), com CEIS, CNEP e CEPIM</w:t>
+            </w:r>
+          </w:p>
+        </w:tc>
+        <w:tc>
+          <w:tcPr>
+            <w:tcW w:type="dxa" w:w="4400"/>
+            <w:shd w:fill="FFFFFF" w:val="clear"/>
+            <w:tcMar>
+              <w:top w:type="dxa" w:w="70"/>
+              <w:left w:type="dxa" w:w="110"/>
+              <w:bottom w:type="dxa" w:w="70"/>
+              <w:right w:type="dxa" w:w="110"/>
+            </w:tcMar>
+            <w:vAlign w:val="center"/>
+          </w:tcPr>
+          <w:p>
+            <w:pPr>
+              <w:spacing w:after="0"/>
+            </w:pPr>
+            <w:r>
+              <w:rPr>
+                <w:b w:val="false"/>
+                <w:bCs w:val="false"/>
+                <w:sz w:val="17"/>
+                <w:szCs w:val="17"/>
+              </w:rPr>
+              <w:t xml:space="preserve">Pendente (exige token)</w:t>
+            </w:r>
+          </w:p>
+        </w:tc>
+      </w:tr>
+      <w:tr>
+        <w:trPr>
+          <w:cantSplit/>
+        </w:trPr>
+        <w:tc>
+          <w:tcPr>
+            <w:tcW w:type="dxa" w:w="5200"/>
+            <w:shd w:fill="F2F2F2" w:val="clear"/>
+            <w:tcMar>
+              <w:top w:type="dxa" w:w="70"/>
+              <w:left w:type="dxa" w:w="110"/>
+              <w:bottom w:type="dxa" w:w="70"/>
+              <w:right w:type="dxa" w:w="110"/>
+            </w:tcMar>
+            <w:vAlign w:val="center"/>
+          </w:tcPr>
+          <w:p>
+            <w:pPr>
+              <w:spacing w:after="0"/>
+            </w:pPr>
+            <w:r>
+              <w:rPr>
+                <w:b w:val="false"/>
+                <w:bCs w:val="false"/>
+                <w:sz w:val="17"/>
+                <w:szCs w:val="17"/>
+              </w:rPr>
+              <w:t xml:space="preserve">Base pública de CNPJ da Receita Federal</w:t>
+            </w:r>
+          </w:p>
+        </w:tc>
+        <w:tc>
+          <w:tcPr>
+            <w:tcW w:type="dxa" w:w="4400"/>
+            <w:shd w:fill="F2F2F2" w:val="clear"/>
+            <w:tcMar>
+              <w:top w:type="dxa" w:w="70"/>
+              <w:left w:type="dxa" w:w="110"/>
+              <w:bottom w:type="dxa" w:w="70"/>
+              <w:right w:type="dxa" w:w="110"/>
+            </w:tcMar>
+            <w:vAlign w:val="center"/>
+          </w:tcPr>
+          <w:p>
+            <w:pPr>
+              <w:spacing w:after="0"/>
+            </w:pPr>
+            <w:r>
+              <w:rPr>
+                <w:b w:val="false"/>
+                <w:bCs w:val="false"/>
+                <w:sz w:val="17"/>
+                <w:szCs w:val="17"/>
+              </w:rPr>
+              <w:t xml:space="preserve">Pendente</w:t>
+            </w:r>
+          </w:p>
+        </w:tc>
+      </w:tr>
+      <w:tr>
+        <w:trPr>
+          <w:cantSplit/>
+        </w:trPr>
+        <w:tc>
+          <w:tcPr>
+            <w:tcW w:type="dxa" w:w="5200"/>
+            <w:shd w:fill="FFFFFF" w:val="clear"/>
+            <w:tcMar>
+              <w:top w:type="dxa" w:w="70"/>
+              <w:left w:type="dxa" w:w="110"/>
+              <w:bottom w:type="dxa" w:w="70"/>
+              <w:right w:type="dxa" w:w="110"/>
+            </w:tcMar>
+            <w:vAlign w:val="center"/>
+          </w:tcPr>
+          <w:p>
+            <w:pPr>
+              <w:spacing w:after="0"/>
+            </w:pPr>
+            <w:r>
+              <w:rPr>
+                <w:b w:val="false"/>
+                <w:bCs w:val="false"/>
+                <w:sz w:val="17"/>
+                <w:szCs w:val="17"/>
+              </w:rPr>
+              <w:t xml:space="preserve">Cadastro de entes do IBGE com população e porte</w:t>
+            </w:r>
+          </w:p>
+        </w:tc>
+        <w:tc>
+          <w:tcPr>
+            <w:tcW w:type="dxa" w:w="4400"/>
+            <w:shd w:fill="FFFFFF" w:val="clear"/>
+            <w:tcMar>
+              <w:top w:type="dxa" w:w="70"/>
+              <w:left w:type="dxa" w:w="110"/>
+              <w:bottom w:type="dxa" w:w="70"/>
+              <w:right w:type="dxa" w:w="110"/>
+            </w:tcMar>
+            <w:vAlign w:val="center"/>
+          </w:tcPr>
+          <w:p>
+            <w:pPr>
+              <w:spacing w:after="0"/>
+            </w:pPr>
+            <w:r>
+              <w:rPr>
+                <w:b w:val="false"/>
+                <w:bCs w:val="false"/>
+                <w:sz w:val="17"/>
+                <w:szCs w:val="17"/>
+              </w:rPr>
+              <w:t xml:space="preserve">Concluído</w:t>
+            </w:r>
+          </w:p>
+        </w:tc>
+      </w:tr>
+      <w:tr>
+        <w:trPr>
+          <w:cantSplit/>
+        </w:trPr>
+        <w:tc>
+          <w:tcPr>
+            <w:tcW w:type="dxa" w:w="5200"/>
+            <w:shd w:fill="F2F2F2" w:val="clear"/>
+            <w:tcMar>
+              <w:top w:type="dxa" w:w="70"/>
+              <w:left w:type="dxa" w:w="110"/>
+              <w:bottom w:type="dxa" w:w="70"/>
+              <w:right w:type="dxa" w:w="110"/>
+            </w:tcMar>
+            <w:vAlign w:val="center"/>
+          </w:tcPr>
+          <w:p>
+            <w:pPr>
+              <w:spacing w:after="0"/>
+            </w:pPr>
+            <w:r>
+              <w:rPr>
+                <w:b w:val="false"/>
+                <w:bCs w:val="false"/>
+                <w:sz w:val="17"/>
+                <w:szCs w:val="17"/>
+              </w:rPr>
+              <w:t xml:space="preserve">Normalização com qualidade e quarentena</w:t>
+            </w:r>
+          </w:p>
+        </w:tc>
+        <w:tc>
+          <w:tcPr>
+            <w:tcW w:type="dxa" w:w="4400"/>
+            <w:shd w:fill="F2F2F2" w:val="clear"/>
+            <w:tcMar>
+              <w:top w:type="dxa" w:w="70"/>
+              <w:left w:type="dxa" w:w="110"/>
+              <w:bottom w:type="dxa" w:w="70"/>
+              <w:right w:type="dxa" w:w="110"/>
+            </w:tcMar>
+            <w:vAlign w:val="center"/>
+          </w:tcPr>
+          <w:p>
+            <w:pPr>
+              <w:spacing w:after="0"/>
+            </w:pPr>
+            <w:r>
+              <w:rPr>
+                <w:b w:val="false"/>
+                <w:bCs w:val="false"/>
+                <w:sz w:val="17"/>
+                <w:szCs w:val="17"/>
+              </w:rPr>
+              <w:t xml:space="preserve">Concluída para PNCP, SICONFI e IBGE; silver idempotente, reconstruível do bronze</w:t>
+            </w:r>
+          </w:p>
+        </w:tc>
+      </w:tr>
+      <w:tr>
+        <w:trPr>
+          <w:cantSplit/>
+        </w:trPr>
+        <w:tc>
+          <w:tcPr>
+            <w:tcW w:type="dxa" w:w="5200"/>
+            <w:shd w:fill="FFFFFF" w:val="clear"/>
+            <w:tcMar>
+              <w:top w:type="dxa" w:w="70"/>
+              <w:left w:type="dxa" w:w="110"/>
+              <w:bottom w:type="dxa" w:w="70"/>
+              <w:right w:type="dxa" w:w="110"/>
+            </w:tcMar>
+            <w:vAlign w:val="center"/>
+          </w:tcPr>
+          <w:p>
+            <w:pPr>
+              <w:spacing w:after="0"/>
+            </w:pPr>
+            <w:r>
+              <w:rPr>
+                <w:b w:val="false"/>
+                <w:bCs w:val="false"/>
+                <w:sz w:val="17"/>
+                <w:szCs w:val="17"/>
+              </w:rPr>
+              <w:t xml:space="preserve">Grupos de pares</w:t>
+            </w:r>
+          </w:p>
+        </w:tc>
+        <w:tc>
+          <w:tcPr>
+            <w:tcW w:type="dxa" w:w="4400"/>
+            <w:shd w:fill="FFFFFF" w:val="clear"/>
+            <w:tcMar>
+              <w:top w:type="dxa" w:w="70"/>
+              <w:left w:type="dxa" w:w="110"/>
+              <w:bottom w:type="dxa" w:w="70"/>
+              <w:right w:type="dxa" w:w="110"/>
+            </w:tcMar>
+            <w:vAlign w:val="center"/>
+          </w:tcPr>
+          <w:p>
+            <w:pPr>
+              <w:spacing w:after="0"/>
+            </w:pPr>
+            <w:r>
+              <w:rPr>
+                <w:b w:val="false"/>
+                <w:bCs w:val="false"/>
+                <w:sz w:val="17"/>
+                <w:szCs w:val="17"/>
+              </w:rPr>
+              <w:t xml:space="preserve">Pendente</w:t>
+            </w:r>
+          </w:p>
+        </w:tc>
+      </w:tr>
+      <w:tr>
+        <w:trPr>
+          <w:cantSplit/>
+        </w:trPr>
+        <w:tc>
+          <w:tcPr>
+            <w:tcW w:type="dxa" w:w="5200"/>
+            <w:shd w:fill="F2F2F2" w:val="clear"/>
+            <w:tcMar>
+              <w:top w:type="dxa" w:w="70"/>
+              <w:left w:type="dxa" w:w="110"/>
+              <w:bottom w:type="dxa" w:w="70"/>
+              <w:right w:type="dxa" w:w="110"/>
+            </w:tcMar>
+            <w:vAlign w:val="center"/>
+          </w:tcPr>
+          <w:p>
+            <w:pPr>
+              <w:spacing w:after="0"/>
+            </w:pPr>
+            <w:r>
+              <w:rPr>
+                <w:b w:val="false"/>
+                <w:bCs w:val="false"/>
+                <w:sz w:val="17"/>
+                <w:szCs w:val="17"/>
+              </w:rPr>
+              <w:t xml:space="preserve">Painel operacional</w:t>
+            </w:r>
+          </w:p>
+        </w:tc>
+        <w:tc>
+          <w:tcPr>
+            <w:tcW w:type="dxa" w:w="4400"/>
+            <w:shd w:fill="F2F2F2" w:val="clear"/>
+            <w:tcMar>
+              <w:top w:type="dxa" w:w="70"/>
+              <w:left w:type="dxa" w:w="110"/>
+              <w:bottom w:type="dxa" w:w="70"/>
+              <w:right w:type="dxa" w:w="110"/>
+            </w:tcMar>
+            <w:vAlign w:val="center"/>
+          </w:tcPr>
+          <w:p>
+            <w:pPr>
+              <w:spacing w:after="0"/>
+            </w:pPr>
+            <w:r>
+              <w:rPr>
+                <w:b w:val="false"/>
+                <w:bCs w:val="false"/>
+                <w:sz w:val="17"/>
+                <w:szCs w:val="17"/>
+              </w:rPr>
+              <w:t xml:space="preserve">Pendente</w:t>
+            </w:r>
+          </w:p>
+        </w:tc>
+      </w:tr>
+      <w:tr>
+        <w:trPr>
+          <w:cantSplit/>
+        </w:trPr>
+        <w:tc>
+          <w:tcPr>
+            <w:tcW w:type="dxa" w:w="5200"/>
+            <w:shd w:fill="FFFFFF" w:val="clear"/>
+            <w:tcMar>
+              <w:top w:type="dxa" w:w="70"/>
+              <w:left w:type="dxa" w:w="110"/>
+              <w:bottom w:type="dxa" w:w="70"/>
+              <w:right w:type="dxa" w:w="110"/>
+            </w:tcMar>
+            <w:vAlign w:val="center"/>
+          </w:tcPr>
+          <w:p>
+            <w:pPr>
+              <w:spacing w:after="0"/>
+            </w:pPr>
+            <w:r>
+              <w:rPr>
+                <w:b w:val="false"/>
+                <w:bCs w:val="false"/>
+                <w:sz w:val="17"/>
+                <w:szCs w:val="17"/>
+              </w:rPr>
+              <w:t xml:space="preserve">Parâmetros legais verificados</w:t>
+            </w:r>
+          </w:p>
+        </w:tc>
+        <w:tc>
+          <w:tcPr>
+            <w:tcW w:type="dxa" w:w="4400"/>
+            <w:shd w:fill="FFFFFF" w:val="clear"/>
+            <w:tcMar>
+              <w:top w:type="dxa" w:w="70"/>
+              <w:left w:type="dxa" w:w="110"/>
+              <w:bottom w:type="dxa" w:w="70"/>
+              <w:right w:type="dxa" w:w="110"/>
+            </w:tcMar>
+            <w:vAlign w:val="center"/>
+          </w:tcPr>
+          <w:p>
+            <w:pPr>
+              <w:spacing w:after="0"/>
+            </w:pPr>
+            <w:r>
+              <w:rPr>
+                <w:b w:val="false"/>
+                <w:bCs w:val="false"/>
+                <w:sz w:val="17"/>
+                <w:szCs w:val="17"/>
+              </w:rPr>
+              <w:t xml:space="preserve">Concluído além do previsto: limites de dispensa de 2021 a 2026, fator do § 2º e acréscimos do art. 125, conferidos no Planalto</w:t>
+            </w:r>
+          </w:p>
+        </w:tc>
+      </w:tr>
+      <w:tr>
+        <w:trPr>
+          <w:cantSplit/>
+        </w:trPr>
+        <w:tc>
+          <w:tcPr>
+            <w:tcW w:type="dxa" w:w="5200"/>
+            <w:shd w:fill="F2F2F2" w:val="clear"/>
+            <w:tcMar>
+              <w:top w:type="dxa" w:w="70"/>
+              <w:left w:type="dxa" w:w="110"/>
+              <w:bottom w:type="dxa" w:w="70"/>
+              <w:right w:type="dxa" w:w="110"/>
+            </w:tcMar>
+            <w:vAlign w:val="center"/>
+          </w:tcPr>
+          <w:p>
+            <w:pPr>
+              <w:spacing w:after="0"/>
+            </w:pPr>
+            <w:r>
+              <w:rPr>
+                <w:b w:val="false"/>
+                <w:bCs w:val="false"/>
+                <w:sz w:val="17"/>
+                <w:szCs w:val="17"/>
+              </w:rPr>
+              <w:t xml:space="preserve">Critério de saída (três exercícios e relatório de cobertura)</w:t>
+            </w:r>
+          </w:p>
+        </w:tc>
+        <w:tc>
+          <w:tcPr>
+            <w:tcW w:type="dxa" w:w="4400"/>
+            <w:shd w:fill="F2F2F2" w:val="clear"/>
+            <w:tcMar>
+              <w:top w:type="dxa" w:w="70"/>
+              <w:left w:type="dxa" w:w="110"/>
+              <w:bottom w:type="dxa" w:w="70"/>
+              <w:right w:type="dxa" w:w="110"/>
+            </w:tcMar>
+            <w:vAlign w:val="center"/>
+          </w:tcPr>
+          <w:p>
+            <w:pPr>
+              <w:spacing w:after="0"/>
+            </w:pPr>
+            <w:r>
+              <w:rPr>
+                <w:b w:val="false"/>
+                <w:bCs w:val="false"/>
+                <w:sz w:val="17"/>
+                <w:szCs w:val="17"/>
+              </w:rPr>
+              <w:t xml:space="preserve">Não iniciado. A hospedagem está decidida (ADR-026); faltam o projeto no Supabase e levar a coleta de contratações para a nuvem</w:t>
+            </w:r>
+          </w:p>
+        </w:tc>
+      </w:tr>
+    </w:tbl>
+    <w:p>
+      <w:pPr>
+        <w:spacing w:after="80"/>
+      </w:pPr>
+    </w:p>
+    <w:tbl>
+      <w:tblPr>
+        <w:tblW w:type="dxa" w:w="9600"/>
+        <w:tblBorders>
+          <w:top w:val="single" w:color="BF8F00" w:sz="6"/>
+          <w:left w:val="single" w:color="BF8F00" w:sz="18"/>
+          <w:bottom w:val="single" w:color="BF8F00" w:sz="6"/>
+          <w:right w:val="single" w:color="BF8F00" w:sz="6"/>
+          <w:insideH w:val="none" w:color="FFFFFF" w:sz="0"/>
+          <w:insideV w:val="none" w:color="FFFFFF" w:sz="0"/>
+        </w:tblBorders>
+      </w:tblPr>
+      <w:tblGrid>
+        <w:gridCol w:w="9600"/>
+      </w:tblGrid>
+      <w:tr>
+        <w:trPr>
+          <w:cantSplit/>
+        </w:trPr>
+        <w:tc>
+          <w:tcPr>
+            <w:tcW w:type="dxa" w:w="9600"/>
+            <w:shd w:fill="FFF6E0" w:val="clear"/>
+            <w:tcMar>
+              <w:top w:type="dxa" w:w="130"/>
+              <w:left w:type="dxa" w:w="170"/>
+              <w:bottom w:type="dxa" w:w="130"/>
+              <w:right w:type="dxa" w:w="150"/>
+            </w:tcMar>
+          </w:tcPr>
+          <w:p>
+            <w:pPr>
+              <w:spacing w:after="90"/>
+            </w:pPr>
+            <w:r>
+              <w:rPr>
+                <w:b/>
+                <w:bCs/>
+                <w:color w:val="000000"/>
+              </w:rPr>
+              <w:t xml:space="preserve">Antes da Fase 2</w:t>
+            </w:r>
+          </w:p>
+          <w:p>
+            <w:pPr>
+              <w:spacing w:after="70"/>
+            </w:pPr>
+            <w:r>
+              <w:t xml:space="preserve">Revisar as ADRs 011 a 026. Resolver a divergência da regra B-01 com o art. 75, § 1º, da Lei 14.133 (ADR-022): nenhuma regra da família B deve ser implementada antes dessa revisão metodológica e jurídica.</w:t>
+            </w:r>
+          </w:p>
+          <w:p>
+            <w:pPr>
+              <w:spacing w:after="70"/>
+            </w:pPr>
+            <w:r>
+              <w:t xml:space="preserve">Definir a fonte de "quem autorizou o ato": a API do PNCP não publica o agente (ADR-017), e o DOC-08 exige essa informação para publicar indício.</w:t>
+            </w:r>
+          </w:p>
+        </w:tc>
+      </w:tr>
+    </w:tbl>
+    <w:p>
+      <w:pPr>
+        <w:pStyle w:val="Heading2"/>
+        <w:keepNext/>
+        <w:keepLines/>
+        <w:spacing w:after="120" w:before="280"/>
+      </w:pPr>
+      <w:r>
+        <w:t xml:space="preserve">9.3 Trilha paralela: aba Eleições</w:t>
+      </w:r>
+    </w:p>
+    <w:p>
+      <w:pPr>
+        <w:spacing w:after="120"/>
+      </w:pPr>
+      <w:r>
+        <w:rPr>
+          <w:b w:val="false"/>
+          <w:bCs w:val="false"/>
+          <w:i w:val="false"/>
+          <w:iCs w:val="false"/>
+        </w:rPr>
+        <w:t xml:space="preserve">A aba Eleições não estava no plano original. Entrou como trilha paralela porque não disputa o caminho crítico: usa só a camada bronze, a identificação da coleta e o cadastro de entes, e não depende do motor de detecção (ADR-024). O detalhamento está no DOC-12.</w:t>
+      </w:r>
+    </w:p>
+    <w:tbl>
+      <w:tblPr>
+        <w:tblW w:type="dxa" w:w="9600"/>
+        <w:tblBorders>
+          <w:top w:val="single" w:color="BFBFBF" w:sz="4"/>
+          <w:left w:val="single" w:color="BFBFBF" w:sz="4"/>
+          <w:bottom w:val="single" w:color="BFBFBF" w:sz="4"/>
+          <w:right w:val="single" w:color="BFBFBF" w:sz="4"/>
+          <w:insideH w:val="single" w:color="D9D9D9" w:sz="2"/>
+          <w:insideV w:val="single" w:color="D9D9D9" w:sz="2"/>
+        </w:tblBorders>
+      </w:tblPr>
+      <w:tblGrid>
+        <w:gridCol w:w="5200"/>
+        <w:gridCol w:w="4400"/>
+      </w:tblGrid>
+      <w:tr>
+        <w:trPr>
+          <w:tblHeader/>
+        </w:trPr>
+        <w:tc>
+          <w:tcPr>
+            <w:tcW w:type="dxa" w:w="5200"/>
+            <w:shd w:fill="1F3864" w:val="clear"/>
+            <w:tcMar>
+              <w:top w:type="dxa" w:w="80"/>
+              <w:left w:type="dxa" w:w="110"/>
+              <w:bottom w:type="dxa" w:w="80"/>
+              <w:right w:type="dxa" w:w="110"/>
+            </w:tcMar>
+            <w:vAlign w:val="center"/>
+          </w:tcPr>
+          <w:p>
+            <w:pPr>
+              <w:spacing w:after="0"/>
+            </w:pPr>
+            <w:r>
+              <w:rPr>
+                <w:b/>
+                <w:bCs/>
+                <w:color w:val="FFFFFF"/>
+                <w:sz w:val="19"/>
+                <w:szCs w:val="19"/>
+              </w:rPr>
+              <w:t xml:space="preserve">Item</w:t>
+            </w:r>
+          </w:p>
+        </w:tc>
+        <w:tc>
+          <w:tcPr>
+            <w:tcW w:type="dxa" w:w="4400"/>
+            <w:shd w:fill="1F3864" w:val="clear"/>
+            <w:tcMar>
+              <w:top w:type="dxa" w:w="80"/>
+              <w:left w:type="dxa" w:w="110"/>
+              <w:bottom w:type="dxa" w:w="80"/>
+              <w:right w:type="dxa" w:w="110"/>
+            </w:tcMar>
+            <w:vAlign w:val="center"/>
+          </w:tcPr>
+          <w:p>
+            <w:pPr>
+              <w:spacing w:after="0"/>
+            </w:pPr>
+            <w:r>
+              <w:rPr>
+                <w:b/>
+                <w:bCs/>
+                <w:color w:val="FFFFFF"/>
+                <w:sz w:val="19"/>
+                <w:szCs w:val="19"/>
+              </w:rPr>
+              <w:t xml:space="preserve">Situação</w:t>
+            </w:r>
+          </w:p>
+        </w:tc>
+      </w:tr>
+      <w:tr>
+        <w:trPr>
+          <w:cantSplit/>
+        </w:trPr>
+        <w:tc>
+          <w:tcPr>
+            <w:tcW w:type="dxa" w:w="5200"/>
+            <w:shd w:fill="FFFFFF" w:val="clear"/>
+            <w:tcMar>
+              <w:top w:type="dxa" w:w="70"/>
+              <w:left w:type="dxa" w:w="110"/>
+              <w:bottom w:type="dxa" w:w="70"/>
+              <w:right w:type="dxa" w:w="110"/>
+            </w:tcMar>
+            <w:vAlign w:val="center"/>
+          </w:tcPr>
+          <w:p>
+            <w:pPr>
+              <w:spacing w:after="0"/>
+            </w:pPr>
+            <w:r>
+              <w:rPr>
+                <w:b w:val="false"/>
+                <w:bCs w:val="false"/>
+                <w:sz w:val="17"/>
+                <w:szCs w:val="17"/>
+              </w:rPr>
+              <w:t xml:space="preserve">Coleta ao vivo do sistema de resultados do TSE</w:t>
+            </w:r>
+          </w:p>
+        </w:tc>
+        <w:tc>
+          <w:tcPr>
+            <w:tcW w:type="dxa" w:w="4400"/>
+            <w:shd w:fill="FFFFFF" w:val="clear"/>
+            <w:tcMar>
+              <w:top w:type="dxa" w:w="70"/>
+              <w:left w:type="dxa" w:w="110"/>
+              <w:bottom w:type="dxa" w:w="70"/>
+              <w:right w:type="dxa" w:w="110"/>
+            </w:tcMar>
+            <w:vAlign w:val="center"/>
+          </w:tcPr>
+          <w:p>
+            <w:pPr>
+              <w:spacing w:after="0"/>
+            </w:pPr>
+            <w:r>
+              <w:rPr>
+                <w:b w:val="false"/>
+                <w:bCs w:val="false"/>
+                <w:sz w:val="17"/>
+                <w:szCs w:val="17"/>
+              </w:rPr>
+              <w:t xml:space="preserve">Concluída e ensaiada em apuração simulada</w:t>
+            </w:r>
+          </w:p>
+        </w:tc>
+      </w:tr>
+      <w:tr>
+        <w:trPr>
+          <w:cantSplit/>
+        </w:trPr>
+        <w:tc>
+          <w:tcPr>
+            <w:tcW w:type="dxa" w:w="5200"/>
+            <w:shd w:fill="F2F2F2" w:val="clear"/>
+            <w:tcMar>
+              <w:top w:type="dxa" w:w="70"/>
+              <w:left w:type="dxa" w:w="110"/>
+              <w:bottom w:type="dxa" w:w="70"/>
+              <w:right w:type="dxa" w:w="110"/>
+            </w:tcMar>
+            <w:vAlign w:val="center"/>
+          </w:tcPr>
+          <w:p>
+            <w:pPr>
+              <w:spacing w:after="0"/>
+            </w:pPr>
+            <w:r>
+              <w:rPr>
+                <w:b w:val="false"/>
+                <w:bCs w:val="false"/>
+                <w:sz w:val="17"/>
+                <w:szCs w:val="17"/>
+              </w:rPr>
+              <w:t xml:space="preserve">Eleições passadas pelos dados abertos (1994 a 2024, por município)</w:t>
+            </w:r>
+          </w:p>
+        </w:tc>
+        <w:tc>
+          <w:tcPr>
+            <w:tcW w:type="dxa" w:w="4400"/>
+            <w:shd w:fill="F2F2F2" w:val="clear"/>
+            <w:tcMar>
+              <w:top w:type="dxa" w:w="70"/>
+              <w:left w:type="dxa" w:w="110"/>
+              <w:bottom w:type="dxa" w:w="70"/>
+              <w:right w:type="dxa" w:w="110"/>
+            </w:tcMar>
+            <w:vAlign w:val="center"/>
+          </w:tcPr>
+          <w:p>
+            <w:pPr>
+              <w:spacing w:after="0"/>
+            </w:pPr>
+            <w:r>
+              <w:rPr>
+                <w:b w:val="false"/>
+                <w:bCs w:val="false"/>
+                <w:sz w:val="17"/>
+                <w:szCs w:val="17"/>
+              </w:rPr>
+              <w:t xml:space="preserve">Processamento concluído e testado nos três layouts</w:t>
+            </w:r>
+          </w:p>
+        </w:tc>
+      </w:tr>
+      <w:tr>
+        <w:trPr>
+          <w:cantSplit/>
+        </w:trPr>
+        <w:tc>
+          <w:tcPr>
+            <w:tcW w:type="dxa" w:w="5200"/>
+            <w:shd w:fill="FFFFFF" w:val="clear"/>
+            <w:tcMar>
+              <w:top w:type="dxa" w:w="70"/>
+              <w:left w:type="dxa" w:w="110"/>
+              <w:bottom w:type="dxa" w:w="70"/>
+              <w:right w:type="dxa" w:w="110"/>
+            </w:tcMar>
+            <w:vAlign w:val="center"/>
+          </w:tcPr>
+          <w:p>
+            <w:pPr>
+              <w:spacing w:after="0"/>
+            </w:pPr>
+            <w:r>
+              <w:rPr>
+                <w:b w:val="false"/>
+                <w:bCs w:val="false"/>
+                <w:sz w:val="17"/>
+                <w:szCs w:val="17"/>
+              </w:rPr>
+              <w:t xml:space="preserve">Eleições de 1933 a 1990 (só por UF, como o TSE publica)</w:t>
+            </w:r>
+          </w:p>
+        </w:tc>
+        <w:tc>
+          <w:tcPr>
+            <w:tcW w:type="dxa" w:w="4400"/>
+            <w:shd w:fill="FFFFFF" w:val="clear"/>
+            <w:tcMar>
+              <w:top w:type="dxa" w:w="70"/>
+              <w:left w:type="dxa" w:w="110"/>
+              <w:bottom w:type="dxa" w:w="70"/>
+              <w:right w:type="dxa" w:w="110"/>
+            </w:tcMar>
+            <w:vAlign w:val="center"/>
+          </w:tcPr>
+          <w:p>
+            <w:pPr>
+              <w:spacing w:after="0"/>
+            </w:pPr>
+            <w:r>
+              <w:rPr>
+                <w:b w:val="false"/>
+                <w:bCs w:val="false"/>
+                <w:sz w:val="17"/>
+                <w:szCs w:val="17"/>
+              </w:rPr>
+              <w:t xml:space="preserve">Concluído: os 19 anos lidos e verificados com os dados reais completos (ADR-025)</w:t>
+            </w:r>
+          </w:p>
+        </w:tc>
+      </w:tr>
+      <w:tr>
+        <w:trPr>
+          <w:cantSplit/>
+        </w:trPr>
+        <w:tc>
+          <w:tcPr>
+            <w:tcW w:type="dxa" w:w="5200"/>
+            <w:shd w:fill="F2F2F2" w:val="clear"/>
+            <w:tcMar>
+              <w:top w:type="dxa" w:w="70"/>
+              <w:left w:type="dxa" w:w="110"/>
+              <w:bottom w:type="dxa" w:w="70"/>
+              <w:right w:type="dxa" w:w="110"/>
+            </w:tcMar>
+            <w:vAlign w:val="center"/>
+          </w:tcPr>
+          <w:p>
+            <w:pPr>
+              <w:spacing w:after="0"/>
+            </w:pPr>
+            <w:r>
+              <w:rPr>
+                <w:b w:val="false"/>
+                <w:bCs w:val="false"/>
+                <w:sz w:val="17"/>
+                <w:szCs w:val="17"/>
+              </w:rPr>
+              <w:t xml:space="preserve">Carga completa num comando (lumen eleicoes preparar; preparar.cmd no Windows)</w:t>
+            </w:r>
+          </w:p>
+        </w:tc>
+        <w:tc>
+          <w:tcPr>
+            <w:tcW w:type="dxa" w:w="4400"/>
+            <w:shd w:fill="F2F2F2" w:val="clear"/>
+            <w:tcMar>
+              <w:top w:type="dxa" w:w="70"/>
+              <w:left w:type="dxa" w:w="110"/>
+              <w:bottom w:type="dxa" w:w="70"/>
+              <w:right w:type="dxa" w:w="110"/>
+            </w:tcMar>
+            <w:vAlign w:val="center"/>
+          </w:tcPr>
+          <w:p>
+            <w:pPr>
+              <w:spacing w:after="0"/>
+            </w:pPr>
+            <w:r>
+              <w:rPr>
+                <w:b w:val="false"/>
+                <w:bCs w:val="false"/>
+                <w:sz w:val="17"/>
+                <w:szCs w:val="17"/>
+              </w:rPr>
+              <w:t xml:space="preserve">Concluído; retomável. A carga numa máquina leva horas na primeira vez</w:t>
+            </w:r>
+          </w:p>
+        </w:tc>
+      </w:tr>
+      <w:tr>
+        <w:trPr>
+          <w:cantSplit/>
+        </w:trPr>
+        <w:tc>
+          <w:tcPr>
+            <w:tcW w:type="dxa" w:w="5200"/>
+            <w:shd w:fill="FFFFFF" w:val="clear"/>
+            <w:tcMar>
+              <w:top w:type="dxa" w:w="70"/>
+              <w:left w:type="dxa" w:w="110"/>
+              <w:bottom w:type="dxa" w:w="70"/>
+              <w:right w:type="dxa" w:w="110"/>
+            </w:tcMar>
+            <w:vAlign w:val="center"/>
+          </w:tcPr>
+          <w:p>
+            <w:pPr>
+              <w:spacing w:after="0"/>
+            </w:pPr>
+            <w:r>
+              <w:rPr>
+                <w:b w:val="false"/>
+                <w:bCs w:val="false"/>
+                <w:sz w:val="17"/>
+                <w:szCs w:val="17"/>
+              </w:rPr>
+              <w:t xml:space="preserve">Carga, publicação e portal na nuvem, sem custo (ADR-026)</w:t>
+            </w:r>
+          </w:p>
+        </w:tc>
+        <w:tc>
+          <w:tcPr>
+            <w:tcW w:type="dxa" w:w="4400"/>
+            <w:shd w:fill="FFFFFF" w:val="clear"/>
+            <w:tcMar>
+              <w:top w:type="dxa" w:w="70"/>
+              <w:left w:type="dxa" w:w="110"/>
+              <w:bottom w:type="dxa" w:w="70"/>
+              <w:right w:type="dxa" w:w="110"/>
+            </w:tcMar>
+            <w:vAlign w:val="center"/>
+          </w:tcPr>
+          <w:p>
+            <w:pPr>
+              <w:spacing w:after="0"/>
+            </w:pPr>
+            <w:r>
+              <w:rPr>
+                <w:b w:val="false"/>
+                <w:bCs w:val="false"/>
+                <w:sz w:val="17"/>
+                <w:szCs w:val="17"/>
+              </w:rPr>
+              <w:t xml:space="preserve">Implementado e testado: publicação no R2 só do que mudou, carga retomável no GitHub Actions, portal no Cloudflare Pages. Faltam as contas e os segredos</w:t>
+            </w:r>
+          </w:p>
+        </w:tc>
+      </w:tr>
+      <w:tr>
+        <w:trPr>
+          <w:cantSplit/>
+        </w:trPr>
+        <w:tc>
+          <w:tcPr>
+            <w:tcW w:type="dxa" w:w="5200"/>
+            <w:shd w:fill="F2F2F2" w:val="clear"/>
+            <w:tcMar>
+              <w:top w:type="dxa" w:w="70"/>
+              <w:left w:type="dxa" w:w="110"/>
+              <w:bottom w:type="dxa" w:w="70"/>
+              <w:right w:type="dxa" w:w="110"/>
+            </w:tcMar>
+            <w:vAlign w:val="center"/>
+          </w:tcPr>
+          <w:p>
+            <w:pPr>
+              <w:spacing w:after="0"/>
+            </w:pPr>
+            <w:r>
+              <w:rPr>
+                <w:b w:val="false"/>
+                <w:bCs w:val="false"/>
+                <w:sz w:val="17"/>
+                <w:szCs w:val="17"/>
+              </w:rPr>
+              <w:t xml:space="preserve">Portal estático: mapa interativo, candidatos, panorama, evolução, busca, modo TV</w:t>
+            </w:r>
+          </w:p>
+        </w:tc>
+        <w:tc>
+          <w:tcPr>
+            <w:tcW w:type="dxa" w:w="4400"/>
+            <w:shd w:fill="F2F2F2" w:val="clear"/>
+            <w:tcMar>
+              <w:top w:type="dxa" w:w="70"/>
+              <w:left w:type="dxa" w:w="110"/>
+              <w:bottom w:type="dxa" w:w="70"/>
+              <w:right w:type="dxa" w:w="110"/>
+            </w:tcMar>
+            <w:vAlign w:val="center"/>
+          </w:tcPr>
+          <w:p>
+            <w:pPr>
+              <w:spacing w:after="0"/>
+            </w:pPr>
+            <w:r>
+              <w:rPr>
+                <w:b w:val="false"/>
+                <w:bCs w:val="false"/>
+                <w:sz w:val="17"/>
+                <w:szCs w:val="17"/>
+              </w:rPr>
+              <w:t xml:space="preserve">Concluído; mapa e cadastro de municípios vêm com o Lumen</w:t>
+            </w:r>
+          </w:p>
+        </w:tc>
+      </w:tr>
+      <w:tr>
+        <w:trPr>
+          <w:cantSplit/>
+        </w:trPr>
+        <w:tc>
+          <w:tcPr>
+            <w:tcW w:type="dxa" w:w="5200"/>
+            <w:shd w:fill="FFFFFF" w:val="clear"/>
+            <w:tcMar>
+              <w:top w:type="dxa" w:w="70"/>
+              <w:left w:type="dxa" w:w="110"/>
+              <w:bottom w:type="dxa" w:w="70"/>
+              <w:right w:type="dxa" w:w="110"/>
+            </w:tcMar>
+            <w:vAlign w:val="center"/>
+          </w:tcPr>
+          <w:p>
+            <w:pPr>
+              <w:spacing w:after="0"/>
+            </w:pPr>
+            <w:r>
+              <w:rPr>
+                <w:b w:val="false"/>
+                <w:bCs w:val="false"/>
+                <w:sz w:val="17"/>
+                <w:szCs w:val="17"/>
+              </w:rPr>
+              <w:t xml:space="preserve">Domínio próprio para o portal e os feeds</w:t>
+            </w:r>
+          </w:p>
+        </w:tc>
+        <w:tc>
+          <w:tcPr>
+            <w:tcW w:type="dxa" w:w="4400"/>
+            <w:shd w:fill="FFFFFF" w:val="clear"/>
+            <w:tcMar>
+              <w:top w:type="dxa" w:w="70"/>
+              <w:left w:type="dxa" w:w="110"/>
+              <w:bottom w:type="dxa" w:w="70"/>
+              <w:right w:type="dxa" w:w="110"/>
+            </w:tcMar>
+            <w:vAlign w:val="center"/>
+          </w:tcPr>
+          <w:p>
+            <w:pPr>
+              <w:spacing w:after="0"/>
+            </w:pPr>
+            <w:r>
+              <w:rPr>
+                <w:b w:val="false"/>
+                <w:bCs w:val="false"/>
+                <w:sz w:val="17"/>
+                <w:szCs w:val="17"/>
+              </w:rPr>
+              <w:t xml:space="preserve">Pendente: depende do nome definitivo (seção 7)</w:t>
+            </w:r>
+          </w:p>
+        </w:tc>
+      </w:tr>
+      <w:tr>
+        <w:trPr>
+          <w:cantSplit/>
+        </w:trPr>
+        <w:tc>
+          <w:tcPr>
+            <w:tcW w:type="dxa" w:w="5200"/>
+            <w:shd w:fill="F2F2F2" w:val="clear"/>
+            <w:tcMar>
+              <w:top w:type="dxa" w:w="70"/>
+              <w:left w:type="dxa" w:w="110"/>
+              <w:bottom w:type="dxa" w:w="70"/>
+              <w:right w:type="dxa" w:w="110"/>
+            </w:tcMar>
+            <w:vAlign w:val="center"/>
+          </w:tcPr>
+          <w:p>
+            <w:pPr>
+              <w:spacing w:after="0"/>
+            </w:pPr>
+            <w:r>
+              <w:rPr>
+                <w:b w:val="false"/>
+                <w:bCs w:val="false"/>
+                <w:sz w:val="17"/>
+                <w:szCs w:val="17"/>
+              </w:rPr>
+              <w:t xml:space="preserve">Ensaio em infraestrutura real antes do 2º turno de 2026</w:t>
+            </w:r>
+          </w:p>
+        </w:tc>
+        <w:tc>
+          <w:tcPr>
+            <w:tcW w:type="dxa" w:w="4400"/>
+            <w:shd w:fill="F2F2F2" w:val="clear"/>
+            <w:tcMar>
+              <w:top w:type="dxa" w:w="70"/>
+              <w:left w:type="dxa" w:w="110"/>
+              <w:bottom w:type="dxa" w:w="70"/>
+              <w:right w:type="dxa" w:w="110"/>
+            </w:tcMar>
+            <w:vAlign w:val="center"/>
+          </w:tcPr>
+          <w:p>
+            <w:pPr>
+              <w:spacing w:after="0"/>
+            </w:pPr>
+            <w:r>
+              <w:rPr>
+                <w:b w:val="false"/>
+                <w:bCs w:val="false"/>
+                <w:sz w:val="17"/>
+                <w:szCs w:val="17"/>
+              </w:rPr>
+              <w:t xml:space="preserve">Pendente</w:t>
+            </w:r>
+          </w:p>
+        </w:tc>
+      </w:tr>
+      <w:tr>
+        <w:trPr>
+          <w:cantSplit/>
+        </w:trPr>
+        <w:tc>
+          <w:tcPr>
+            <w:tcW w:type="dxa" w:w="5200"/>
+            <w:shd w:fill="FFFFFF" w:val="clear"/>
+            <w:tcMar>
+              <w:top w:type="dxa" w:w="70"/>
+              <w:left w:type="dxa" w:w="110"/>
+              <w:bottom w:type="dxa" w:w="70"/>
+              <w:right w:type="dxa" w:w="110"/>
+            </w:tcMar>
+            <w:vAlign w:val="center"/>
+          </w:tcPr>
+          <w:p>
+            <w:pPr>
+              <w:spacing w:after="0"/>
+            </w:pPr>
+            <w:r>
+              <w:rPr>
+                <w:b w:val="false"/>
+                <w:bCs w:val="false"/>
+                <w:sz w:val="17"/>
+                <w:szCs w:val="17"/>
+              </w:rPr>
+              <w:t xml:space="preserve">Contexto eleitoral nas telas de contratação (família K)</w:t>
+            </w:r>
+          </w:p>
+        </w:tc>
+        <w:tc>
+          <w:tcPr>
+            <w:tcW w:type="dxa" w:w="4400"/>
+            <w:shd w:fill="FFFFFF" w:val="clear"/>
+            <w:tcMar>
+              <w:top w:type="dxa" w:w="70"/>
+              <w:left w:type="dxa" w:w="110"/>
+              <w:bottom w:type="dxa" w:w="70"/>
+              <w:right w:type="dxa" w:w="110"/>
+            </w:tcMar>
+            <w:vAlign w:val="center"/>
+          </w:tcPr>
+          <w:p>
+            <w:pPr>
+              <w:spacing w:after="0"/>
+            </w:pPr>
+            <w:r>
+              <w:rPr>
+                <w:b w:val="false"/>
+                <w:bCs w:val="false"/>
+                <w:sz w:val="17"/>
+                <w:szCs w:val="17"/>
+              </w:rPr>
+              <w:t xml:space="preserve">Fase 2 em diante</w:t>
+            </w:r>
+          </w:p>
+        </w:tc>
+      </w:tr>
+    </w:tbl>
+    <w:p>
+      <w:pPr>
+        <w:pStyle w:val="Heading2"/>
+        <w:keepNext/>
+        <w:keepLines/>
+        <w:spacing w:after="120" w:before="280"/>
+      </w:pPr>
+      <w:r>
+        <w:t xml:space="preserve">9.4 Efeito no cronograma</w:t>
+      </w:r>
+    </w:p>
+    <w:p>
+      <w:pPr>
+        <w:spacing w:after="120"/>
+      </w:pPr>
+      <w:r>
+        <w:rPr>
+          <w:b w:val="false"/>
+          <w:bCs w:val="false"/>
+          <w:i w:val="false"/>
+          <w:iCs w:val="false"/>
+        </w:rPr>
+        <w:t xml:space="preserve">Os entregáveis pendentes da Fase 1 (CGU, Receita, grupos de pares e painel) são os de menor risco técnico: fontes com documentação estável ou arquivos completos. O risco de prazo estava no critério de saída, que exige infraestrutura para a carga histórica. A ADR-026 resolve a hospedagem sem custo; o que resta é trabalho técnico (levar a coleta de contratações para o GitHub Actions, como a das eleições) e criar as contas. A decisão não técnica que sobra é o domínio, que depende do nome definitivo (seção 7).</w:t>
+      </w:r>
+    </w:p>
+    <w:p>
+      <w:pPr>
+        <w:pStyle w:val="Heading2"/>
+        <w:keepNext/>
+        <w:keepLines/>
+        <w:spacing w:after="120" w:before="280"/>
+      </w:pPr>
+      <w:r>
+        <w:t xml:space="preserve">9.5 Hospedagem sem custo (ADR-026)</w:t>
+      </w:r>
+    </w:p>
+    <w:p>
+      <w:pPr>
+        <w:spacing w:after="120"/>
+      </w:pPr>
+      <w:r>
+        <w:rPr>
+          <w:b w:val="false"/>
+          <w:bCs w:val="false"/>
+          <w:i w:val="false"/>
+          <w:iCs w:val="false"/>
+        </w:rPr>
+        <w:t xml:space="preserve">Nenhum banco gratuito comporta o Lumen inteiro: só as eleições por município passam de 500 MB em linhas de banco, e a base de CNPJ da Receita tem dezenas de GB. Por isso cada tipo de dado vai para o serviço gratuito que lhe serve. Limites verificados em 7 de outubro de 2026.</w:t>
+      </w:r>
+    </w:p>
+    <w:tbl>
+      <w:tblPr>
+        <w:tblW w:type="dxa" w:w="9600"/>
+        <w:tblBorders>
+          <w:top w:val="single" w:color="BFBFBF" w:sz="4"/>
+          <w:left w:val="single" w:color="BFBFBF" w:sz="4"/>
+          <w:bottom w:val="single" w:color="BFBFBF" w:sz="4"/>
+          <w:right w:val="single" w:color="BFBFBF" w:sz="4"/>
+          <w:insideH w:val="single" w:color="D9D9D9" w:sz="2"/>
+          <w:insideV w:val="single" w:color="D9D9D9" w:sz="2"/>
+        </w:tblBorders>
+      </w:tblPr>
+      <w:tblGrid>
+        <w:gridCol w:w="1900"/>
+        <w:gridCol w:w="3200"/>
+        <w:gridCol w:w="2400"/>
+        <w:gridCol w:w="2100"/>
+      </w:tblGrid>
+      <w:tr>
+        <w:trPr>
+          <w:tblHeader/>
+        </w:trPr>
+        <w:tc>
+          <w:tcPr>
+            <w:tcW w:type="dxa" w:w="1900"/>
+            <w:shd w:fill="1F3864" w:val="clear"/>
+            <w:tcMar>
+              <w:top w:type="dxa" w:w="80"/>
+              <w:left w:type="dxa" w:w="110"/>
+              <w:bottom w:type="dxa" w:w="80"/>
+              <w:right w:type="dxa" w:w="110"/>
+            </w:tcMar>
+            <w:vAlign w:val="center"/>
+          </w:tcPr>
+          <w:p>
+            <w:pPr>
+              <w:spacing w:after="0"/>
+            </w:pPr>
+            <w:r>
+              <w:rPr>
+                <w:b/>
+                <w:bCs/>
+                <w:color w:val="FFFFFF"/>
+                <w:sz w:val="19"/>
+                <w:szCs w:val="19"/>
+              </w:rPr>
+              <w:t xml:space="preserve">Serviço</w:t>
+            </w:r>
+          </w:p>
+        </w:tc>
+        <w:tc>
+          <w:tcPr>
+            <w:tcW w:type="dxa" w:w="3200"/>
+            <w:shd w:fill="1F3864" w:val="clear"/>
+            <w:tcMar>
+              <w:top w:type="dxa" w:w="80"/>
+              <w:left w:type="dxa" w:w="110"/>
+              <w:bottom w:type="dxa" w:w="80"/>
+              <w:right w:type="dxa" w:w="110"/>
+            </w:tcMar>
+            <w:vAlign w:val="center"/>
+          </w:tcPr>
+          <w:p>
+            <w:pPr>
+              <w:spacing w:after="0"/>
+            </w:pPr>
+            <w:r>
+              <w:rPr>
+                <w:b/>
+                <w:bCs/>
+                <w:color w:val="FFFFFF"/>
+                <w:sz w:val="19"/>
+                <w:szCs w:val="19"/>
+              </w:rPr>
+              <w:t xml:space="preserve">O que guarda ou executa</w:t>
+            </w:r>
+          </w:p>
+        </w:tc>
+        <w:tc>
+          <w:tcPr>
+            <w:tcW w:type="dxa" w:w="2400"/>
+            <w:shd w:fill="1F3864" w:val="clear"/>
+            <w:tcMar>
+              <w:top w:type="dxa" w:w="80"/>
+              <w:left w:type="dxa" w:w="110"/>
+              <w:bottom w:type="dxa" w:w="80"/>
+              <w:right w:type="dxa" w:w="110"/>
+            </w:tcMar>
+            <w:vAlign w:val="center"/>
+          </w:tcPr>
+          <w:p>
+            <w:pPr>
+              <w:spacing w:after="0"/>
+            </w:pPr>
+            <w:r>
+              <w:rPr>
+                <w:b/>
+                <w:bCs/>
+                <w:color w:val="FFFFFF"/>
+                <w:sz w:val="19"/>
+                <w:szCs w:val="19"/>
+              </w:rPr>
+              <w:t xml:space="preserve">Limite gratuito</w:t>
+            </w:r>
+          </w:p>
+        </w:tc>
+        <w:tc>
+          <w:tcPr>
+            <w:tcW w:type="dxa" w:w="2100"/>
+            <w:shd w:fill="1F3864" w:val="clear"/>
+            <w:tcMar>
+              <w:top w:type="dxa" w:w="80"/>
+              <w:left w:type="dxa" w:w="110"/>
+              <w:bottom w:type="dxa" w:w="80"/>
+              <w:right w:type="dxa" w:w="110"/>
+            </w:tcMar>
+            <w:vAlign w:val="center"/>
+          </w:tcPr>
+          <w:p>
+            <w:pPr>
+              <w:spacing w:after="0"/>
+            </w:pPr>
+            <w:r>
+              <w:rPr>
+                <w:b/>
+                <w:bCs/>
+                <w:color w:val="FFFFFF"/>
+                <w:sz w:val="19"/>
+                <w:szCs w:val="19"/>
+              </w:rPr>
+              <w:t xml:space="preserve">Sinal para a primeira despesa</w:t>
+            </w:r>
+          </w:p>
+        </w:tc>
+      </w:tr>
+      <w:tr>
+        <w:trPr>
+          <w:cantSplit/>
+        </w:trPr>
+        <w:tc>
+          <w:tcPr>
+            <w:tcW w:type="dxa" w:w="1900"/>
+            <w:shd w:fill="FFFFFF" w:val="clear"/>
+            <w:tcMar>
+              <w:top w:type="dxa" w:w="70"/>
+              <w:left w:type="dxa" w:w="110"/>
+              <w:bottom w:type="dxa" w:w="70"/>
+              <w:right w:type="dxa" w:w="110"/>
+            </w:tcMar>
+            <w:vAlign w:val="center"/>
+          </w:tcPr>
+          <w:p>
+            <w:pPr>
+              <w:spacing w:after="0"/>
+            </w:pPr>
+            <w:r>
+              <w:rPr>
+                <w:b w:val="false"/>
+                <w:bCs w:val="false"/>
+                <w:sz w:val="16"/>
+                <w:szCs w:val="16"/>
+              </w:rPr>
+              <w:t xml:space="preserve">Cloudflare R2</w:t>
+            </w:r>
+          </w:p>
+        </w:tc>
+        <w:tc>
+          <w:tcPr>
+            <w:tcW w:type="dxa" w:w="3200"/>
+            <w:shd w:fill="FFFFFF" w:val="clear"/>
+            <w:tcMar>
+              <w:top w:type="dxa" w:w="70"/>
+              <w:left w:type="dxa" w:w="110"/>
+              <w:bottom w:type="dxa" w:w="70"/>
+              <w:right w:type="dxa" w:w="110"/>
+            </w:tcMar>
+            <w:vAlign w:val="center"/>
+          </w:tcPr>
+          <w:p>
+            <w:pPr>
+              <w:spacing w:after="0"/>
+            </w:pPr>
+            <w:r>
+              <w:rPr>
+                <w:b w:val="false"/>
+                <w:bCs w:val="false"/>
+                <w:sz w:val="16"/>
+                <w:szCs w:val="16"/>
+              </w:rPr>
+              <w:t xml:space="preserve">Feeds das eleições (bucket público), estado das cargas (privado); depois, Parquet das contratações e a prova com trava de bucket</w:t>
+            </w:r>
+          </w:p>
+        </w:tc>
+        <w:tc>
+          <w:tcPr>
+            <w:tcW w:type="dxa" w:w="2400"/>
+            <w:shd w:fill="FFFFFF" w:val="clear"/>
+            <w:tcMar>
+              <w:top w:type="dxa" w:w="70"/>
+              <w:left w:type="dxa" w:w="110"/>
+              <w:bottom w:type="dxa" w:w="70"/>
+              <w:right w:type="dxa" w:w="110"/>
+            </w:tcMar>
+            <w:vAlign w:val="center"/>
+          </w:tcPr>
+          <w:p>
+            <w:pPr>
+              <w:spacing w:after="0"/>
+            </w:pPr>
+            <w:r>
+              <w:rPr>
+                <w:b w:val="false"/>
+                <w:bCs w:val="false"/>
+                <w:sz w:val="16"/>
+                <w:szCs w:val="16"/>
+              </w:rPr>
+              <w:t xml:space="preserve">10 GB-mês, 1 milhão de escritas e 10 milhões de leituras por mês; saída grátis</w:t>
+            </w:r>
+          </w:p>
+        </w:tc>
+        <w:tc>
+          <w:tcPr>
+            <w:tcW w:type="dxa" w:w="2100"/>
+            <w:shd w:fill="FFFFFF" w:val="clear"/>
+            <w:tcMar>
+              <w:top w:type="dxa" w:w="70"/>
+              <w:left w:type="dxa" w:w="110"/>
+              <w:bottom w:type="dxa" w:w="70"/>
+              <w:right w:type="dxa" w:w="110"/>
+            </w:tcMar>
+            <w:vAlign w:val="center"/>
+          </w:tcPr>
+          <w:p>
+            <w:pPr>
+              <w:spacing w:after="0"/>
+            </w:pPr>
+            <w:r>
+              <w:rPr>
+                <w:b w:val="false"/>
+                <w:bCs w:val="false"/>
+                <w:sz w:val="16"/>
+                <w:szCs w:val="16"/>
+              </w:rPr>
+              <w:t xml:space="preserve">Passar de 10 GB: US$ 0,015 por GB-mês</w:t>
+            </w:r>
+          </w:p>
+        </w:tc>
+      </w:tr>
+      <w:tr>
+        <w:trPr>
+          <w:cantSplit/>
+        </w:trPr>
+        <w:tc>
+          <w:tcPr>
+            <w:tcW w:type="dxa" w:w="1900"/>
+            <w:shd w:fill="F2F2F2" w:val="clear"/>
+            <w:tcMar>
+              <w:top w:type="dxa" w:w="70"/>
+              <w:left w:type="dxa" w:w="110"/>
+              <w:bottom w:type="dxa" w:w="70"/>
+              <w:right w:type="dxa" w:w="110"/>
+            </w:tcMar>
+            <w:vAlign w:val="center"/>
+          </w:tcPr>
+          <w:p>
+            <w:pPr>
+              <w:spacing w:after="0"/>
+            </w:pPr>
+            <w:r>
+              <w:rPr>
+                <w:b w:val="false"/>
+                <w:bCs w:val="false"/>
+                <w:sz w:val="16"/>
+                <w:szCs w:val="16"/>
+              </w:rPr>
+              <w:t xml:space="preserve">Cloudflare Pages</w:t>
+            </w:r>
+          </w:p>
+        </w:tc>
+        <w:tc>
+          <w:tcPr>
+            <w:tcW w:type="dxa" w:w="3200"/>
+            <w:shd w:fill="F2F2F2" w:val="clear"/>
+            <w:tcMar>
+              <w:top w:type="dxa" w:w="70"/>
+              <w:left w:type="dxa" w:w="110"/>
+              <w:bottom w:type="dxa" w:w="70"/>
+              <w:right w:type="dxa" w:w="110"/>
+            </w:tcMar>
+            <w:vAlign w:val="center"/>
+          </w:tcPr>
+          <w:p>
+            <w:pPr>
+              <w:spacing w:after="0"/>
+            </w:pPr>
+            <w:r>
+              <w:rPr>
+                <w:b w:val="false"/>
+                <w:bCs w:val="false"/>
+                <w:sz w:val="16"/>
+                <w:szCs w:val="16"/>
+              </w:rPr>
+              <w:t xml:space="preserve">Portal estático (os feeds ficam no R2)</w:t>
+            </w:r>
+          </w:p>
+        </w:tc>
+        <w:tc>
+          <w:tcPr>
+            <w:tcW w:type="dxa" w:w="2400"/>
+            <w:shd w:fill="F2F2F2" w:val="clear"/>
+            <w:tcMar>
+              <w:top w:type="dxa" w:w="70"/>
+              <w:left w:type="dxa" w:w="110"/>
+              <w:bottom w:type="dxa" w:w="70"/>
+              <w:right w:type="dxa" w:w="110"/>
+            </w:tcMar>
+            <w:vAlign w:val="center"/>
+          </w:tcPr>
+          <w:p>
+            <w:pPr>
+              <w:spacing w:after="0"/>
+            </w:pPr>
+            <w:r>
+              <w:rPr>
+                <w:b w:val="false"/>
+                <w:bCs w:val="false"/>
+                <w:sz w:val="16"/>
+                <w:szCs w:val="16"/>
+              </w:rPr>
+              <w:t xml:space="preserve">Até 20.000 arquivos por site e 25 MiB por arquivo</w:t>
+            </w:r>
+          </w:p>
+        </w:tc>
+        <w:tc>
+          <w:tcPr>
+            <w:tcW w:type="dxa" w:w="2100"/>
+            <w:shd w:fill="F2F2F2" w:val="clear"/>
+            <w:tcMar>
+              <w:top w:type="dxa" w:w="70"/>
+              <w:left w:type="dxa" w:w="110"/>
+              <w:bottom w:type="dxa" w:w="70"/>
+              <w:right w:type="dxa" w:w="110"/>
+            </w:tcMar>
+            <w:vAlign w:val="center"/>
+          </w:tcPr>
+          <w:p>
+            <w:pPr>
+              <w:spacing w:after="0"/>
+            </w:pPr>
+            <w:r>
+              <w:rPr>
+                <w:b w:val="false"/>
+                <w:bCs w:val="false"/>
+                <w:sz w:val="16"/>
+                <w:szCs w:val="16"/>
+              </w:rPr>
+              <w:t xml:space="preserve">Domínio próprio (registro pago à parte)</w:t>
+            </w:r>
+          </w:p>
+        </w:tc>
+      </w:tr>
+      <w:tr>
+        <w:trPr>
+          <w:cantSplit/>
+        </w:trPr>
+        <w:tc>
+          <w:tcPr>
+            <w:tcW w:type="dxa" w:w="1900"/>
+            <w:shd w:fill="FFFFFF" w:val="clear"/>
+            <w:tcMar>
+              <w:top w:type="dxa" w:w="70"/>
+              <w:left w:type="dxa" w:w="110"/>
+              <w:bottom w:type="dxa" w:w="70"/>
+              <w:right w:type="dxa" w:w="110"/>
+            </w:tcMar>
+            <w:vAlign w:val="center"/>
+          </w:tcPr>
+          <w:p>
+            <w:pPr>
+              <w:spacing w:after="0"/>
+            </w:pPr>
+            <w:r>
+              <w:rPr>
+                <w:b w:val="false"/>
+                <w:bCs w:val="false"/>
+                <w:sz w:val="16"/>
+                <w:szCs w:val="16"/>
+              </w:rPr>
+              <w:t xml:space="preserve">GitHub Actions</w:t>
+            </w:r>
+          </w:p>
+        </w:tc>
+        <w:tc>
+          <w:tcPr>
+            <w:tcW w:type="dxa" w:w="3200"/>
+            <w:shd w:fill="FFFFFF" w:val="clear"/>
+            <w:tcMar>
+              <w:top w:type="dxa" w:w="70"/>
+              <w:left w:type="dxa" w:w="110"/>
+              <w:bottom w:type="dxa" w:w="70"/>
+              <w:right w:type="dxa" w:w="110"/>
+            </w:tcMar>
+            <w:vAlign w:val="center"/>
+          </w:tcPr>
+          <w:p>
+            <w:pPr>
+              <w:spacing w:after="0"/>
+            </w:pPr>
+            <w:r>
+              <w:rPr>
+                <w:b w:val="false"/>
+                <w:bCs w:val="false"/>
+                <w:sz w:val="16"/>
+                <w:szCs w:val="16"/>
+              </w:rPr>
+              <w:t xml:space="preserve">Cargas agendadas e retomáveis</w:t>
+            </w:r>
+          </w:p>
+        </w:tc>
+        <w:tc>
+          <w:tcPr>
+            <w:tcW w:type="dxa" w:w="2400"/>
+            <w:shd w:fill="FFFFFF" w:val="clear"/>
+            <w:tcMar>
+              <w:top w:type="dxa" w:w="70"/>
+              <w:left w:type="dxa" w:w="110"/>
+              <w:bottom w:type="dxa" w:w="70"/>
+              <w:right w:type="dxa" w:w="110"/>
+            </w:tcMar>
+            <w:vAlign w:val="center"/>
+          </w:tcPr>
+          <w:p>
+            <w:pPr>
+              <w:spacing w:after="0"/>
+            </w:pPr>
+            <w:r>
+              <w:rPr>
+                <w:b w:val="false"/>
+                <w:bCs w:val="false"/>
+                <w:sz w:val="16"/>
+                <w:szCs w:val="16"/>
+              </w:rPr>
+              <w:t xml:space="preserve">2.000 minutos por mês em repositório privado; 6 horas por execução</w:t>
+            </w:r>
+          </w:p>
+        </w:tc>
+        <w:tc>
+          <w:tcPr>
+            <w:tcW w:type="dxa" w:w="2100"/>
+            <w:shd w:fill="FFFFFF" w:val="clear"/>
+            <w:tcMar>
+              <w:top w:type="dxa" w:w="70"/>
+              <w:left w:type="dxa" w:w="110"/>
+              <w:bottom w:type="dxa" w:w="70"/>
+              <w:right w:type="dxa" w:w="110"/>
+            </w:tcMar>
+            <w:vAlign w:val="center"/>
+          </w:tcPr>
+          <w:p>
+            <w:pPr>
+              <w:spacing w:after="0"/>
+            </w:pPr>
+            <w:r>
+              <w:rPr>
+                <w:b w:val="false"/>
+                <w:bCs w:val="false"/>
+                <w:sz w:val="16"/>
+                <w:szCs w:val="16"/>
+              </w:rPr>
+              <w:t xml:space="preserve">Cargas diárias longas de várias fontes</w:t>
+            </w:r>
+          </w:p>
+        </w:tc>
+      </w:tr>
+      <w:tr>
+        <w:trPr>
+          <w:cantSplit/>
+        </w:trPr>
+        <w:tc>
+          <w:tcPr>
+            <w:tcW w:type="dxa" w:w="1900"/>
+            <w:shd w:fill="F2F2F2" w:val="clear"/>
+            <w:tcMar>
+              <w:top w:type="dxa" w:w="70"/>
+              <w:left w:type="dxa" w:w="110"/>
+              <w:bottom w:type="dxa" w:w="70"/>
+              <w:right w:type="dxa" w:w="110"/>
+            </w:tcMar>
+            <w:vAlign w:val="center"/>
+          </w:tcPr>
+          <w:p>
+            <w:pPr>
+              <w:spacing w:after="0"/>
+            </w:pPr>
+            <w:r>
+              <w:rPr>
+                <w:b w:val="false"/>
+                <w:bCs w:val="false"/>
+                <w:sz w:val="16"/>
+                <w:szCs w:val="16"/>
+              </w:rPr>
+              <w:t xml:space="preserve">Supabase Free</w:t>
+            </w:r>
+          </w:p>
+        </w:tc>
+        <w:tc>
+          <w:tcPr>
+            <w:tcW w:type="dxa" w:w="3200"/>
+            <w:shd w:fill="F2F2F2" w:val="clear"/>
+            <w:tcMar>
+              <w:top w:type="dxa" w:w="70"/>
+              <w:left w:type="dxa" w:w="110"/>
+              <w:bottom w:type="dxa" w:w="70"/>
+              <w:right w:type="dxa" w:w="110"/>
+            </w:tcMar>
+            <w:vAlign w:val="center"/>
+          </w:tcPr>
+          <w:p>
+            <w:pPr>
+              <w:spacing w:after="0"/>
+            </w:pPr>
+            <w:r>
+              <w:rPr>
+                <w:b w:val="false"/>
+                <w:bCs w:val="false"/>
+                <w:sz w:val="16"/>
+                <w:szCs w:val="16"/>
+              </w:rPr>
+              <w:t xml:space="preserve">Núcleo transacional: entes, fontes, indícios, evidências, revisão e contestação (migração 0001)</w:t>
+            </w:r>
+          </w:p>
+        </w:tc>
+        <w:tc>
+          <w:tcPr>
+            <w:tcW w:type="dxa" w:w="2400"/>
+            <w:shd w:fill="F2F2F2" w:val="clear"/>
+            <w:tcMar>
+              <w:top w:type="dxa" w:w="70"/>
+              <w:left w:type="dxa" w:w="110"/>
+              <w:bottom w:type="dxa" w:w="70"/>
+              <w:right w:type="dxa" w:w="110"/>
+            </w:tcMar>
+            <w:vAlign w:val="center"/>
+          </w:tcPr>
+          <w:p>
+            <w:pPr>
+              <w:spacing w:after="0"/>
+            </w:pPr>
+            <w:r>
+              <w:rPr>
+                <w:b w:val="false"/>
+                <w:bCs w:val="false"/>
+                <w:sz w:val="16"/>
+                <w:szCs w:val="16"/>
+              </w:rPr>
+              <w:t xml:space="preserve">500 MB de banco; pausa após 1 semana sem uso</w:t>
+            </w:r>
+          </w:p>
+        </w:tc>
+        <w:tc>
+          <w:tcPr>
+            <w:tcW w:type="dxa" w:w="2100"/>
+            <w:shd w:fill="F2F2F2" w:val="clear"/>
+            <w:tcMar>
+              <w:top w:type="dxa" w:w="70"/>
+              <w:left w:type="dxa" w:w="110"/>
+              <w:bottom w:type="dxa" w:w="70"/>
+              <w:right w:type="dxa" w:w="110"/>
+            </w:tcMar>
+            <w:vAlign w:val="center"/>
+          </w:tcPr>
+          <w:p>
+            <w:pPr>
+              <w:spacing w:after="0"/>
+            </w:pPr>
+            <w:r>
+              <w:rPr>
+                <w:b w:val="false"/>
+                <w:bCs w:val="false"/>
+                <w:sz w:val="16"/>
+                <w:szCs w:val="16"/>
+              </w:rPr>
+              <w:t xml:space="preserve">Passar de 500 MB: plano Pro</w:t>
+            </w:r>
+          </w:p>
+        </w:tc>
+      </w:tr>
+    </w:tbl>
+    <w:p>
+      <w:pPr>
+        <w:spacing w:after="80"/>
+      </w:pPr>
+    </w:p>
+    <w:p>
+      <w:pPr>
+        <w:spacing w:after="120"/>
+      </w:pPr>
+      <w:r>
+        <w:rPr>
+          <w:b w:val="false"/>
+          <w:bCs w:val="false"/>
+          <w:i w:val="false"/>
+          <w:iCs w:val="false"/>
+        </w:rPr>
+        <w:t xml:space="preserve">O projeto do Supabase fica numa organização própria do Lumen, nunca na de uma empresa que o mantenedor atende. Os dados volumosos e só de leitura ficam em Parquet no R2, consultados com DuckDB; entra no banco o que uma revisão de indício precisa consultar com transação.</w:t>
+      </w:r>
+    </w:p>
     <w:sectPr>
-      <w:headerReference w:type="default" r:id="rId7"/>
-      <w:footerReference w:type="default" r:id="rId8"/>
+      <w:headerReference w:type="default" r:id="rId6"/>
+      <w:footerReference w:type="default" r:id="rId7"/>
       <w:pgSz w:w="11906" w:h="16838" w:orient="portrait"/>
       <w:pgMar w:top="1140" w:right="1134" w:bottom="1140" w:left="1134" w:header="708" w:footer="708" w:gutter="0"/>
       <w:pgNumType/>
@@ -6064,10 +8926,6 @@
     </w:sectPr>
   </w:body>
 </w:document>
-</file>
-
-<file path=word/comments.xml><?xml version="1.0" encoding="utf-8"?>
-<w:comments xmlns:cx="http://schemas.microsoft.com/office/drawing/2014/chartex" xmlns:cx1="http://schemas.microsoft.com/office/drawing/2015/9/8/chartex" xmlns:cx2="http://schemas.microsoft.com/office/drawing/2015/10/21/chartex" xmlns:cx3="http://schemas.microsoft.com/office/drawing/2016/5/9/chartex" xmlns:cx4="http://schemas.microsoft.com/office/drawing/2016/5/10/chartex" xmlns:cx5="http://schemas.microsoft.com/office/drawing/2016/5/11/chartex" xmlns:cx6="http://schemas.microsoft.com/office/drawing/2016/5/12/chartex" xmlns:cx7="http://schemas.microsoft.com/office/drawing/2016/5/13/chartex" xmlns:cx8="http://schemas.microsoft.com/office/drawing/2016/5/14/chartex" xmlns:mc="http://schemas.openxmlformats.org/markup-compatibility/2006" xmlns:aink="http://schemas.microsoft.com/office/drawing/2016/ink" xmlns:am3d="http://schemas.microsoft.com/office/drawing/2017/model3d" xmlns:o="urn:schemas-microsoft-com:office:office" xmlns:r="http://schemas.openxmlformats.org/officeDocument/2006/relationships" xmlns:m="http://schemas.openxmlformats.org/officeDocument/2006/math" xmlns:v="urn:schemas-microsoft-com:vml" xmlns:wp14="http://schemas.microsoft.com/office/word/2010/wordprocessingDrawing" xmlns:wp="http://schemas.openxmlformats.org/drawingml/2006/wordprocessingDrawing" xmlns:w10="urn:schemas-microsoft-com:office:word" xmlns:w="http://schemas.openxmlformats.org/wordprocessingml/2006/main" xmlns:w14="http://schemas.microsoft.com/office/word/2010/wordml" xmlns:w15="http://schemas.microsoft.com/office/word/2012/wordml" xmlns:w16cex="http://schemas.microsoft.com/office/word/2018/wordml/cex" xmlns:w16cid="http://schemas.microsoft.com/office/word/2016/wordml/cid" xmlns:w16="http://schemas.microsoft.com/office/word/2018/wordml" xmlns:w16sdtdh="http://schemas.microsoft.com/office/word/2020/wordml/sdtdatahash" xmlns:w16se="http://schemas.microsoft.com/office/word/2015/wordml/symex" xmlns:wpg="http://schemas.microsoft.com/office/word/2010/wordprocessingGroup" xmlns:wpi="http://schemas.microsoft.com/office/word/2010/wordprocessingInk" xmlns:wne="http://schemas.microsoft.com/office/word/2006/wordml" xmlns:wps="http://schemas.microsoft.com/office/word/2010/wordprocessingShape"/>
 </file>
 
 <file path=word/endnotes.xml><?xml version="1.0" encoding="utf-8"?>
@@ -6216,7 +9074,7 @@
 <w:numbering xmlns:wpc="http://schemas.microsoft.com/office/word/2010/wordprocessingCanvas" xmlns:mc="http://schemas.openxmlformats.org/markup-compatibility/2006" xmlns:o="urn:schemas-microsoft-com:office:office" xmlns:r="http://schemas.openxmlformats.org/officeDocument/2006/relationships" xmlns:m="http://schemas.openxmlformats.org/officeDocument/2006/math" xmlns:v="urn:schemas-microsoft-com:vml" xmlns:wp14="http://schemas.microsoft.com/office/word/2010/wordprocessingDrawing" xmlns:wp="http://schemas.openxmlformats.org/drawingml/2006/wordprocessingDrawing" xmlns:w10="urn:schemas-microsoft-com:office:word" xmlns:w="http://schemas.openxmlformats.org/wordprocessingml/2006/main" xmlns:w14="http://schemas.microsoft.com/office/word/2010/wordml" xmlns:w15="http://schemas.microsoft.com/office/word/2012/wordml" xmlns:wpg="http://schemas.microsoft.com/office/word/2010/wordprocessingGroup" xmlns:wpi="http://schemas.microsoft.com/office/word/2010/wordprocessingInk" xmlns:wne="http://schemas.microsoft.com/office/word/2006/wordml" xmlns:wps="http://schemas.microsoft.com/office/word/2010/wordprocessingShape" mc:Ignorable="w14 w15 wp14">
   <w:abstractNum w:abstractNumId="1" w15:restartNumberingAfterBreak="0">
     <w:multiLevelType w:val="hybridMultilevel"/>
-    <w:lvl w:ilvl="0" w15:tentative="1">
+    <w:lvl w:ilvl="0" w:tentative="1">
       <w:start w:val="1"/>
       <w:numFmt w:val="bullet"/>
       <w:lvlText w:val="●"/>
@@ -6225,7 +9083,7 @@
         <w:ind w:left="720" w:hanging="360"/>
       </w:pPr>
     </w:lvl>
-    <w:lvl w:ilvl="1" w15:tentative="1">
+    <w:lvl w:ilvl="1" w:tentative="1">
       <w:start w:val="1"/>
       <w:numFmt w:val="bullet"/>
       <w:lvlText w:val="○"/>
@@ -6234,7 +9092,7 @@
         <w:ind w:left="1440" w:hanging="360"/>
       </w:pPr>
     </w:lvl>
-    <w:lvl w:ilvl="2" w15:tentative="1">
+    <w:lvl w:ilvl="2" w:tentative="1">
       <w:start w:val="1"/>
       <w:numFmt w:val="bullet"/>
       <w:lvlText w:val="■"/>
@@ -6243,7 +9101,7 @@
         <w:ind w:left="2160" w:hanging="360"/>
       </w:pPr>
     </w:lvl>
-    <w:lvl w:ilvl="3" w15:tentative="1">
+    <w:lvl w:ilvl="3" w:tentative="1">
       <w:start w:val="1"/>
       <w:numFmt w:val="bullet"/>
       <w:lvlText w:val="●"/>
@@ -6252,7 +9110,7 @@
         <w:ind w:left="2880" w:hanging="360"/>
       </w:pPr>
     </w:lvl>
-    <w:lvl w:ilvl="4" w15:tentative="1">
+    <w:lvl w:ilvl="4" w:tentative="1">
       <w:start w:val="1"/>
       <w:numFmt w:val="bullet"/>
       <w:lvlText w:val="○"/>
@@ -6261,7 +9119,7 @@
         <w:ind w:left="3600" w:hanging="360"/>
       </w:pPr>
     </w:lvl>
-    <w:lvl w:ilvl="5" w15:tentative="1">
+    <w:lvl w:ilvl="5" w:tentative="1">
       <w:start w:val="1"/>
       <w:numFmt w:val="bullet"/>
       <w:lvlText w:val="■"/>
@@ -6270,7 +9128,7 @@
         <w:ind w:left="4320" w:hanging="360"/>
       </w:pPr>
     </w:lvl>
-    <w:lvl w:ilvl="6" w15:tentative="1">
+    <w:lvl w:ilvl="6" w:tentative="1">
       <w:start w:val="1"/>
       <w:numFmt w:val="bullet"/>
       <w:lvlText w:val="●"/>
@@ -6279,7 +9137,7 @@
         <w:ind w:left="5040" w:hanging="360"/>
       </w:pPr>
     </w:lvl>
-    <w:lvl w:ilvl="7" w15:tentative="1">
+    <w:lvl w:ilvl="7" w:tentative="1">
       <w:start w:val="1"/>
       <w:numFmt w:val="bullet"/>
       <w:lvlText w:val="●"/>
@@ -6288,7 +9146,7 @@
         <w:ind w:left="5760" w:hanging="360"/>
       </w:pPr>
     </w:lvl>
-    <w:lvl w:ilvl="8" w15:tentative="1">
+    <w:lvl w:ilvl="8" w:tentative="1">
       <w:start w:val="1"/>
       <w:numFmt w:val="bullet"/>
       <w:lvlText w:val="●"/>
@@ -6300,7 +9158,7 @@
   </w:abstractNum>
   <w:abstractNum w:abstractNumId="2" w15:restartNumberingAfterBreak="0">
     <w:multiLevelType w:val="hybridMultilevel"/>
-    <w:lvl w:ilvl="0" w15:tentative="1">
+    <w:lvl w:ilvl="0" w:tentative="1">
       <w:start w:val="1"/>
       <w:numFmt w:val="bullet"/>
       <w:lvlText w:val="•"/>
@@ -6309,7 +9167,7 @@
         <w:ind w:left="420" w:hanging="250"/>
       </w:pPr>
     </w:lvl>
-    <w:lvl w:ilvl="1" w15:tentative="1">
+    <w:lvl w:ilvl="1" w:tentative="1">
       <w:start w:val="1"/>
       <w:numFmt w:val="bullet"/>
       <w:lvlText w:val="◦"/>
@@ -6318,7 +9176,7 @@
         <w:ind w:left="840" w:hanging="250"/>
       </w:pPr>
     </w:lvl>
-    <w:lvl w:ilvl="2" w15:tentative="1">
+    <w:lvl w:ilvl="2" w:tentative="1">
       <w:start w:val="1"/>
       <w:numFmt w:val="bullet"/>
       <w:lvlText w:val="▪"/>
@@ -6330,7 +9188,7 @@
   </w:abstractNum>
   <w:abstractNum w:abstractNumId="3" w15:restartNumberingAfterBreak="0">
     <w:multiLevelType w:val="hybridMultilevel"/>
-    <w:lvl w:ilvl="0" w15:tentative="1">
+    <w:lvl w:ilvl="0" w:tentative="1">
       <w:start w:val="1"/>
       <w:numFmt w:val="decimal"/>
       <w:lvlText w:val="%1."/>
@@ -6339,7 +9197,7 @@
         <w:ind w:left="440" w:hanging="280"/>
       </w:pPr>
     </w:lvl>
-    <w:lvl w:ilvl="1" w15:tentative="1">
+    <w:lvl w:ilvl="1" w:tentative="1">
       <w:start w:val="1"/>
       <w:numFmt w:val="lowerLetter"/>
       <w:lvlText w:val="%2)"/>
@@ -6380,6 +9238,10 @@
       </w:pPr>
     </w:pPrDefault>
   </w:docDefaults>
+  <w:style w:type="paragraph" w:styleId="Normal" w:default="1">
+    <w:name w:val="Normal"/>
+    <w:qFormat/>
+  </w:style>
   <w:style w:type="paragraph" w:styleId="Title">
     <w:name w:val="Title"/>
     <w:basedOn w:val="Normal"/>
@@ -6570,4 +9432,294 @@
     </w:rPr>
   </w:style>
 </w:styles>
+</file>
+
+<file path=word/theme/theme1.xml><?xml version="1.0" encoding="utf-8"?>
+<a:theme xmlns:a="http://schemas.openxmlformats.org/drawingml/2006/main" name="Office Theme">
+  <a:themeElements>
+    <a:clrScheme name="Office">
+      <a:dk1>
+        <a:sysClr val="windowText" lastClr="000000"/>
+      </a:dk1>
+      <a:lt1>
+        <a:sysClr val="window" lastClr="FFFFFF"/>
+      </a:lt1>
+      <a:dk2>
+        <a:srgbClr val="44546A"/>
+      </a:dk2>
+      <a:lt2>
+        <a:srgbClr val="E7E6E6"/>
+      </a:lt2>
+      <a:accent1>
+        <a:srgbClr val="4472C4"/>
+      </a:accent1>
+      <a:accent2>
+        <a:srgbClr val="ED7D31"/>
+      </a:accent2>
+      <a:accent3>
+        <a:srgbClr val="A5A5A5"/>
+      </a:accent3>
+      <a:accent4>
+        <a:srgbClr val="FFC000"/>
+      </a:accent4>
+      <a:accent5>
+        <a:srgbClr val="5B9BD5"/>
+      </a:accent5>
+      <a:accent6>
+        <a:srgbClr val="70AD47"/>
+      </a:accent6>
+      <a:hlink>
+        <a:srgbClr val="0563C1"/>
+      </a:hlink>
+      <a:folHlink>
+        <a:srgbClr val="954F72"/>
+      </a:folHlink>
+    </a:clrScheme>
+    <a:fontScheme name="Office">
+      <a:majorFont>
+        <a:latin typeface="Calibri Light" panose="020F0302020204030204"/>
+        <a:ea typeface=""/>
+        <a:cs typeface=""/>
+        <a:font script="Jpan" typeface="游ゴシック Light"/>
+        <a:font script="Hang" typeface="맑은 고딕"/>
+        <a:font script="Hans" typeface="等线 Light"/>
+        <a:font script="Hant" typeface="新細明體"/>
+        <a:font script="Arab" typeface="Times New Roman"/>
+        <a:font script="Hebr" typeface="Times New Roman"/>
+        <a:font script="Thai" typeface="Angsana New"/>
+        <a:font script="Ethi" typeface="Nyala"/>
+        <a:font script="Beng" typeface="Vrinda"/>
+        <a:font script="Gujr" typeface="Shruti"/>
+        <a:font script="Khmr" typeface="MoolBoran"/>
+        <a:font script="Knda" typeface="Tunga"/>
+        <a:font script="Guru" typeface="Raavi"/>
+        <a:font script="Cans" typeface="Euphemia"/>
+        <a:font script="Cher" typeface="Plantagenet Cherokee"/>
+        <a:font script="Yiii" typeface="Microsoft Yi Baiti"/>
+        <a:font script="Tibt" typeface="Microsoft Himalaya"/>
+        <a:font script="Thaa" typeface="MV Boli"/>
+        <a:font script="Deva" typeface="Mangal"/>
+        <a:font script="Telu" typeface="Gautami"/>
+        <a:font script="Taml" typeface="Latha"/>
+        <a:font script="Syrc" typeface="Estrangelo Edessa"/>
+        <a:font script="Orya" typeface="Kalinga"/>
+        <a:font script="Mlym" typeface="Kartika"/>
+        <a:font script="Laoo" typeface="DokChampa"/>
+        <a:font script="Sinh" typeface="Iskoola Pota"/>
+        <a:font script="Mong" typeface="Mongolian Baiti"/>
+        <a:font script="Viet" typeface="Times New Roman"/>
+        <a:font script="Uigh" typeface="Microsoft Uighur"/>
+        <a:font script="Geor" typeface="Sylfaen"/>
+        <a:font script="Armn" typeface="Arial"/>
+        <a:font script="Bugi" typeface="Leelawadee UI"/>
+        <a:font script="Bopo" typeface="Microsoft JhengHei"/>
+        <a:font script="Java" typeface="Javanese Text"/>
+        <a:font script="Lisu" typeface="Segoe UI"/>
+        <a:font script="Mymr" typeface="Myanmar Text"/>
+        <a:font script="Nkoo" typeface="Ebrima"/>
+        <a:font script="Olck" typeface="Nirmala UI"/>
+        <a:font script="Osma" typeface="Ebrima"/>
+        <a:font script="Phag" typeface="Phagspa"/>
+        <a:font script="Syrn" typeface="Estrangelo Edessa"/>
+        <a:font script="Syrj" typeface="Estrangelo Edessa"/>
+        <a:font script="Syre" typeface="Estrangelo Edessa"/>
+        <a:font script="Sora" typeface="Nirmala UI"/>
+        <a:font script="Tale" typeface="Microsoft Tai Le"/>
+        <a:font script="Talu" typeface="Microsoft New Tai Lue"/>
+        <a:font script="Tfng" typeface="Ebrima"/>
+      </a:majorFont>
+      <a:minorFont>
+        <a:latin typeface="Calibri" panose="020F0502020204030204"/>
+        <a:ea typeface=""/>
+        <a:cs typeface=""/>
+        <a:font script="Jpan" typeface="游明朝"/>
+        <a:font script="Hang" typeface="맑은 고딕"/>
+        <a:font script="Hans" typeface="等线"/>
+        <a:font script="Hant" typeface="新細明體"/>
+        <a:font script="Arab" typeface="Arial"/>
+        <a:font script="Hebr" typeface="Arial"/>
+        <a:font script="Thai" typeface="Cordia New"/>
+        <a:font script="Ethi" typeface="Nyala"/>
+        <a:font script="Beng" typeface="Vrinda"/>
+        <a:font script="Gujr" typeface="Shruti"/>
+        <a:font script="Khmr" typeface="DaunPenh"/>
+        <a:font script="Knda" typeface="Tunga"/>
+        <a:font script="Guru" typeface="Raavi"/>
+        <a:font script="Cans" typeface="Euphemia"/>
+        <a:font script="Cher" typeface="Plantagenet Cherokee"/>
+        <a:font script="Yiii" typeface="Microsoft Yi Baiti"/>
+        <a:font script="Tibt" typeface="Microsoft Himalaya"/>
+        <a:font script="Thaa" typeface="MV Boli"/>
+        <a:font script="Deva" typeface="Mangal"/>
+        <a:font script="Telu" typeface="Gautami"/>
+        <a:font script="Taml" typeface="Latha"/>
+        <a:font script="Syrc" typeface="Estrangelo Edessa"/>
+        <a:font script="Orya" typeface="Kalinga"/>
+        <a:font script="Mlym" typeface="Kartika"/>
+        <a:font script="Laoo" typeface="DokChampa"/>
+        <a:font script="Sinh" typeface="Iskoola Pota"/>
+        <a:font script="Mong" typeface="Mongolian Baiti"/>
+        <a:font script="Viet" typeface="Arial"/>
+        <a:font script="Uigh" typeface="Microsoft Uighur"/>
+        <a:font script="Geor" typeface="Sylfaen"/>
+        <a:font script="Armn" typeface="Arial"/>
+        <a:font script="Bugi" typeface="Leelawadee UI"/>
+        <a:font script="Bopo" typeface="Microsoft JhengHei"/>
+        <a:font script="Java" typeface="Javanese Text"/>
+        <a:font script="Lisu" typeface="Segoe UI"/>
+        <a:font script="Mymr" typeface="Myanmar Text"/>
+        <a:font script="Nkoo" typeface="Ebrima"/>
+        <a:font script="Olck" typeface="Nirmala UI"/>
+        <a:font script="Osma" typeface="Ebrima"/>
+        <a:font script="Phag" typeface="Phagspa"/>
+        <a:font script="Syrn" typeface="Estrangelo Edessa"/>
+        <a:font script="Syrj" typeface="Estrangelo Edessa"/>
+        <a:font script="Syre" typeface="Estrangelo Edessa"/>
+        <a:font script="Sora" typeface="Nirmala UI"/>
+        <a:font script="Tale" typeface="Microsoft Tai Le"/>
+        <a:font script="Talu" typeface="Microsoft New Tai Lue"/>
+        <a:font script="Tfng" typeface="Ebrima"/>
+      </a:minorFont>
+    </a:fontScheme>
+    <a:fmtScheme name="Office">
+      <a:fillStyleLst>
+        <a:solidFill>
+          <a:schemeClr val="phClr"/>
+        </a:solidFill>
+        <a:gradFill rotWithShape="true">
+          <a:gsLst>
+            <a:gs pos="0">
+              <a:schemeClr val="phClr">
+                <a:lumMod val="110000"/>
+                <a:satMod val="105000"/>
+                <a:tint val="67000"/>
+              </a:schemeClr>
+            </a:gs>
+            <a:gs pos="50000">
+              <a:schemeClr val="phClr">
+                <a:lumMod val="105000"/>
+                <a:satMod val="103000"/>
+                <a:tint val="73000"/>
+              </a:schemeClr>
+            </a:gs>
+            <a:gs pos="100000">
+              <a:schemeClr val="phClr">
+                <a:lumMod val="105000"/>
+                <a:satMod val="109000"/>
+                <a:tint val="81000"/>
+              </a:schemeClr>
+            </a:gs>
+          </a:gsLst>
+          <a:lin ang="5400000" scaled="false"/>
+        </a:gradFill>
+        <a:gradFill rotWithShape="true">
+          <a:gsLst>
+            <a:gs pos="0">
+              <a:schemeClr val="phClr">
+                <a:satMod val="103000"/>
+                <a:lumMod val="102000"/>
+                <a:tint val="94000"/>
+              </a:schemeClr>
+            </a:gs>
+            <a:gs pos="50000">
+              <a:schemeClr val="phClr">
+                <a:satMod val="110000"/>
+                <a:lumMod val="100000"/>
+                <a:shade val="100000"/>
+              </a:schemeClr>
+            </a:gs>
+            <a:gs pos="100000">
+              <a:schemeClr val="phClr">
+                <a:lumMod val="99000"/>
+                <a:satMod val="120000"/>
+                <a:shade val="78000"/>
+              </a:schemeClr>
+            </a:gs>
+          </a:gsLst>
+          <a:lin ang="5400000" scaled="false"/>
+        </a:gradFill>
+      </a:fillStyleLst>
+      <a:lnStyleLst>
+        <a:ln w="6350" cap="flat" cmpd="sng" algn="ctr">
+          <a:solidFill>
+            <a:schemeClr val="phClr"/>
+          </a:solidFill>
+          <a:prstDash val="solid"/>
+          <a:miter lim="800000"/>
+        </a:ln>
+        <a:ln w="12700" cap="flat" cmpd="sng" algn="ctr">
+          <a:solidFill>
+            <a:schemeClr val="phClr"/>
+          </a:solidFill>
+          <a:prstDash val="solid"/>
+          <a:miter lim="800000"/>
+        </a:ln>
+        <a:ln w="19050" cap="flat" cmpd="sng" algn="ctr">
+          <a:solidFill>
+            <a:schemeClr val="phClr"/>
+          </a:solidFill>
+          <a:prstDash val="solid"/>
+          <a:miter lim="800000"/>
+        </a:ln>
+      </a:lnStyleLst>
+      <a:effectStyleLst>
+        <a:effectStyle>
+          <a:effectLst/>
+        </a:effectStyle>
+        <a:effectStyle>
+          <a:effectLst/>
+        </a:effectStyle>
+        <a:effectStyle>
+          <a:effectLst>
+            <a:outerShdw blurRad="57150" dist="19050" dir="5400000" algn="ctr" rotWithShape="false">
+              <a:srgbClr val="000000">
+                <a:alpha val="63000"/>
+              </a:srgbClr>
+            </a:outerShdw>
+          </a:effectLst>
+        </a:effectStyle>
+      </a:effectStyleLst>
+      <a:bgFillStyleLst>
+        <a:solidFill>
+          <a:schemeClr val="phClr"/>
+        </a:solidFill>
+        <a:solidFill>
+          <a:schemeClr val="phClr">
+            <a:tint val="95000"/>
+            <a:satMod val="170000"/>
+          </a:schemeClr>
+        </a:solidFill>
+        <a:gradFill rotWithShape="true">
+          <a:gsLst>
+            <a:gs pos="0">
+              <a:schemeClr val="phClr">
+                <a:tint val="93000"/>
+                <a:satMod val="150000"/>
+                <a:shade val="98000"/>
+                <a:lumMod val="102000"/>
+              </a:schemeClr>
+            </a:gs>
+            <a:gs pos="50000">
+              <a:schemeClr val="phClr">
+                <a:tint val="98000"/>
+                <a:satMod val="130000"/>
+                <a:shade val="90000"/>
+                <a:lumMod val="103000"/>
+              </a:schemeClr>
+            </a:gs>
+            <a:gs pos="100000">
+              <a:schemeClr val="phClr">
+                <a:shade val="63000"/>
+                <a:satMod val="120000"/>
+              </a:schemeClr>
+            </a:gs>
+          </a:gsLst>
+          <a:lin ang="5400000" scaled="false"/>
+        </a:gradFill>
+      </a:bgFillStyleLst>
+    </a:fmtScheme>
+  </a:themeElements>
+  <a:objectDefaults/>
+  <a:extraClrSchemeLst/>
+</a:theme>
 </file>
--- a/docs/DOC-10_Roadmap.docx
+++ b/docs/DOC-10_Roadmap.docx
@@ -267,7 +267,7 @@
                 <w:sz w:val="19"/>
                 <w:szCs w:val="19"/>
               </w:rPr>
-              <w:t xml:space="preserve">1.3</w:t>
+              <w:t xml:space="preserve">1.4</w:t>
             </w:r>
           </w:p>
         </w:tc>
@@ -326,7 +326,7 @@
                 <w:sz w:val="19"/>
                 <w:szCs w:val="19"/>
               </w:rPr>
-              <w:t xml:space="preserve">7 de outubro de 2026</w:t>
+              <w:t xml:space="preserve">9 de outubro de 2026</w:t>
             </w:r>
           </w:p>
         </w:tc>
@@ -6360,7 +6360,7 @@
         <w:spacing w:after="160" w:before="380"/>
       </w:pPr>
       <w:r>
-        <w:t xml:space="preserve">9. Situação em 7 de outubro de 2026</w:t>
+        <w:t xml:space="preserve">9. Situação em 9 de outubro de 2026</w:t>
       </w:r>
     </w:p>
     <w:p>
@@ -7494,6 +7494,124 @@
                 <w:szCs w:val="17"/>
               </w:rPr>
               <w:t xml:space="preserve">Concluído além do previsto: limites de dispensa de 2021 a 2026, fator do § 2º e acréscimos do art. 125, conferidos no Planalto</w:t>
+            </w:r>
+          </w:p>
+        </w:tc>
+      </w:tr>
+      <w:tr>
+        <w:trPr>
+          <w:cantSplit/>
+        </w:trPr>
+        <w:tc>
+          <w:tcPr>
+            <w:tcW w:type="dxa" w:w="5200"/>
+            <w:shd w:fill="F2F2F2" w:val="clear"/>
+            <w:tcMar>
+              <w:top w:type="dxa" w:w="70"/>
+              <w:left w:type="dxa" w:w="110"/>
+              <w:bottom w:type="dxa" w:w="70"/>
+              <w:right w:type="dxa" w:w="110"/>
+            </w:tcMar>
+            <w:vAlign w:val="center"/>
+          </w:tcPr>
+          <w:p>
+            <w:pPr>
+              <w:spacing w:after="0"/>
+            </w:pPr>
+            <w:r>
+              <w:rPr>
+                <w:b w:val="false"/>
+                <w:bCs w:val="false"/>
+                <w:sz w:val="17"/>
+                <w:szCs w:val="17"/>
+              </w:rPr>
+              <w:t xml:space="preserve">Itens e resultados do PNCP no pipeline</w:t>
+            </w:r>
+          </w:p>
+        </w:tc>
+        <w:tc>
+          <w:tcPr>
+            <w:tcW w:type="dxa" w:w="4400"/>
+            <w:shd w:fill="F2F2F2" w:val="clear"/>
+            <w:tcMar>
+              <w:top w:type="dxa" w:w="70"/>
+              <w:left w:type="dxa" w:w="110"/>
+              <w:bottom w:type="dxa" w:w="70"/>
+              <w:right w:type="dxa" w:w="110"/>
+            </w:tcMar>
+            <w:vAlign w:val="center"/>
+          </w:tcPr>
+          <w:p>
+            <w:pPr>
+              <w:spacing w:after="0"/>
+            </w:pPr>
+            <w:r>
+              <w:rPr>
+                <w:b w:val="false"/>
+                <w:bCs w:val="false"/>
+                <w:sz w:val="17"/>
+                <w:szCs w:val="17"/>
+              </w:rPr>
+              <w:t xml:space="preserve">Concluído: coleta sob demanda dos processos da silver por objeto (lumen coletar pncp_itens)</w:t>
+            </w:r>
+          </w:p>
+        </w:tc>
+      </w:tr>
+      <w:tr>
+        <w:trPr>
+          <w:cantSplit/>
+        </w:trPr>
+        <w:tc>
+          <w:tcPr>
+            <w:tcW w:type="dxa" w:w="5200"/>
+            <w:shd w:fill="FFFFFF" w:val="clear"/>
+            <w:tcMar>
+              <w:top w:type="dxa" w:w="70"/>
+              <w:left w:type="dxa" w:w="110"/>
+              <w:bottom w:type="dxa" w:w="70"/>
+              <w:right w:type="dxa" w:w="110"/>
+            </w:tcMar>
+            <w:vAlign w:val="center"/>
+          </w:tcPr>
+          <w:p>
+            <w:pPr>
+              <w:spacing w:after="0"/>
+            </w:pPr>
+            <w:r>
+              <w:rPr>
+                <w:b w:val="false"/>
+                <w:bCs w:val="false"/>
+                <w:sz w:val="17"/>
+                <w:szCs w:val="17"/>
+              </w:rPr>
+              <w:t xml:space="preserve">Regra A-05: preço comparado com o mercado de fora do governo (antecipada da Fase 2)</w:t>
+            </w:r>
+          </w:p>
+        </w:tc>
+        <w:tc>
+          <w:tcPr>
+            <w:tcW w:type="dxa" w:w="4400"/>
+            <w:shd w:fill="FFFFFF" w:val="clear"/>
+            <w:tcMar>
+              <w:top w:type="dxa" w:w="70"/>
+              <w:left w:type="dxa" w:w="110"/>
+              <w:bottom w:type="dxa" w:w="70"/>
+              <w:right w:type="dxa" w:w="110"/>
+            </w:tcMar>
+            <w:vAlign w:val="center"/>
+          </w:tcPr>
+          <w:p>
+            <w:pPr>
+              <w:spacing w:after="0"/>
+            </w:pPr>
+            <w:r>
+              <w:rPr>
+                <w:b w:val="false"/>
+                <w:bCs w:val="false"/>
+                <w:sz w:val="17"/>
+                <w:szCs w:val="17"/>
+              </w:rPr>
+              <w:t xml:space="preserve">Em modo silencioso (ADR-027): combustível contra a série da ANP; informática contra o varejo pela API oficial, a validar; limiares não calibrados</w:t>
             </w:r>
           </w:p>
         </w:tc>

--- a/docs/DOC-10_Roadmap.docx
+++ b/docs/DOC-10_Roadmap.docx
@@ -267,7 +267,7 @@
                 <w:sz w:val="19"/>
                 <w:szCs w:val="19"/>
               </w:rPr>
-              <w:t xml:space="preserve">1.4</w:t>
+              <w:t xml:space="preserve">1.5</w:t>
             </w:r>
           </w:p>
         </w:tc>
@@ -326,7 +326,7 @@
                 <w:sz w:val="19"/>
                 <w:szCs w:val="19"/>
               </w:rPr>
-              <w:t xml:space="preserve">9 de outubro de 2026</w:t>
+              <w:t xml:space="preserve">16 de outubro de 2026</w:t>
             </w:r>
           </w:p>
         </w:tc>
@@ -7139,7 +7139,7 @@
                 <w:sz w:val="17"/>
                 <w:szCs w:val="17"/>
               </w:rPr>
-              <w:t xml:space="preserve">Pendente (exige token)</w:t>
+              <w:t xml:space="preserve">Cadastros de sanções concluídos: coleta diária pelos arquivos de dados abertos, sem chave, e normalização com CPF mascarado (ADR-030); demais conjuntos da CGU (despesas, convênios, emendas) pendentes</w:t>
             </w:r>
           </w:p>
         </w:tc>

--- a/docs/DOC-10_Roadmap.docx
+++ b/docs/DOC-10_Roadmap.docx
@@ -7435,6 +7435,124 @@
                 <w:szCs w:val="17"/>
               </w:rPr>
               <w:t xml:space="preserve">Pendente</w:t>
+            </w:r>
+          </w:p>
+        </w:tc>
+      </w:tr>
+      <w:tr>
+        <w:trPr>
+          <w:cantSplit/>
+        </w:trPr>
+        <w:tc>
+          <w:tcPr>
+            <w:tcW w:type="dxa" w:w="5200"/>
+            <w:shd w:fill="FFFFFF" w:val="clear"/>
+            <w:tcMar>
+              <w:top w:type="dxa" w:w="70"/>
+              <w:left w:type="dxa" w:w="110"/>
+              <w:bottom w:type="dxa" w:w="70"/>
+              <w:right w:type="dxa" w:w="110"/>
+            </w:tcMar>
+            <w:vAlign w:val="center"/>
+          </w:tcPr>
+          <w:p>
+            <w:pPr>
+              <w:spacing w:after="0"/>
+            </w:pPr>
+            <w:r>
+              <w:rPr>
+                <w:b w:val="false"/>
+                <w:bCs w:val="false"/>
+                <w:sz w:val="17"/>
+                <w:szCs w:val="17"/>
+              </w:rPr>
+              <w:t xml:space="preserve">Cadastro dos portais de transparência (ADR-028)</w:t>
+            </w:r>
+          </w:p>
+        </w:tc>
+        <w:tc>
+          <w:tcPr>
+            <w:tcW w:type="dxa" w:w="4400"/>
+            <w:shd w:fill="FFFFFF" w:val="clear"/>
+            <w:tcMar>
+              <w:top w:type="dxa" w:w="70"/>
+              <w:left w:type="dxa" w:w="110"/>
+              <w:bottom w:type="dxa" w:w="70"/>
+              <w:right w:type="dxa" w:w="110"/>
+            </w:tcMar>
+            <w:vAlign w:val="center"/>
+          </w:tcPr>
+          <w:p>
+            <w:pPr>
+              <w:spacing w:after="0"/>
+            </w:pPr>
+            <w:r>
+              <w:rPr>
+                <w:b w:val="false"/>
+                <w:bCs w:val="false"/>
+                <w:sz w:val="17"/>
+                <w:szCs w:val="17"/>
+              </w:rPr>
+              <w:t xml:space="preserve">Concluído pelo PNTP (ADR-032): 11.697 entidades com endereço do portal e nível de transparência; leitura dos portais pendente</w:t>
+            </w:r>
+          </w:p>
+        </w:tc>
+      </w:tr>
+      <w:tr>
+        <w:trPr>
+          <w:cantSplit/>
+        </w:trPr>
+        <w:tc>
+          <w:tcPr>
+            <w:tcW w:type="dxa" w:w="5200"/>
+            <w:shd w:fill="F2F2F2" w:val="clear"/>
+            <w:tcMar>
+              <w:top w:type="dxa" w:w="70"/>
+              <w:left w:type="dxa" w:w="110"/>
+              <w:bottom w:type="dxa" w:w="70"/>
+              <w:right w:type="dxa" w:w="110"/>
+            </w:tcMar>
+            <w:vAlign w:val="center"/>
+          </w:tcPr>
+          <w:p>
+            <w:pPr>
+              <w:spacing w:after="0"/>
+            </w:pPr>
+            <w:r>
+              <w:rPr>
+                <w:b w:val="false"/>
+                <w:bCs w:val="false"/>
+                <w:sz w:val="17"/>
+                <w:szCs w:val="17"/>
+              </w:rPr>
+              <w:t xml:space="preserve">Regra J-01: contratação de sancionado (antecipada da Fase 2)</w:t>
+            </w:r>
+          </w:p>
+        </w:tc>
+        <w:tc>
+          <w:tcPr>
+            <w:tcW w:type="dxa" w:w="4400"/>
+            <w:shd w:fill="F2F2F2" w:val="clear"/>
+            <w:tcMar>
+              <w:top w:type="dxa" w:w="70"/>
+              <w:left w:type="dxa" w:w="110"/>
+              <w:bottom w:type="dxa" w:w="70"/>
+              <w:right w:type="dxa" w:w="110"/>
+            </w:tcMar>
+            <w:vAlign w:val="center"/>
+          </w:tcPr>
+          <w:p>
+            <w:pPr>
+              <w:spacing w:after="0"/>
+            </w:pPr>
+            <w:r>
+              <w:rPr>
+                <w:b w:val="false"/>
+                <w:bCs w:val="false"/>
+                <w:sz w:val="17"/>
+                <w:szCs w:val="17"/>
+              </w:rPr>
+              <w:t xml:space="preserve">Em modo silencioso (ADR-031), a cada carga do painel; calibração e revisão pendentes</w:t>
             </w:r>
           </w:p>
         </w:tc>

--- a/docs/DOC-10_Roadmap.docx
+++ b/docs/DOC-10_Roadmap.docx
@@ -267,7 +267,7 @@
                 <w:sz w:val="19"/>
                 <w:szCs w:val="19"/>
               </w:rPr>
-              <w:t xml:space="preserve">1.5</w:t>
+              <w:t xml:space="preserve">1.6</w:t>
             </w:r>
           </w:p>
         </w:tc>
@@ -326,7 +326,7 @@
                 <w:sz w:val="19"/>
                 <w:szCs w:val="19"/>
               </w:rPr>
-              <w:t xml:space="preserve">16 de outubro de 2026</w:t>
+              <w:t xml:space="preserve">19 de outubro de 2026</w:t>
             </w:r>
           </w:p>
         </w:tc>
@@ -425,9 +425,11 @@
         <w:keepLines/>
         <w:spacing w:after="160" w:before="380"/>
       </w:pPr>
+      <w:bookmarkStart w:name="_Toc1" w:id="1"/>
       <w:r>
         <w:t xml:space="preserve">Sumário</w:t>
       </w:r>
+      <w:bookmarkEnd w:id="1"/>
     </w:p>
     <w:p>
       <w:pPr>
@@ -452,11 +454,666 @@
       </w:sdtPr>
       <w:sdtContent>
         <w:p>
+          <w:pPr>
+            <w:pStyle w:val="TOC1"/>
+            <w:tabs>
+              <w:tab w:val="right" w:pos="9638" w:leader="dot"/>
+            </w:tabs>
+          </w:pPr>
           <w:r>
             <w:fldChar w:fldCharType="begin" w:dirty="true"/>
             <w:instrText xml:space="preserve">TOC \h \o "1-3"</w:instrText>
             <w:fldChar w:fldCharType="separate"/>
           </w:r>
+          <w:hyperlink w:history="1" w:anchor="_Toc1">
+            <w:r>
+              <w:t xml:space="preserve">Sumário</w:t>
+            </w:r>
+            <w:r>
+              <w:tab/>
+            </w:r>
+            <w:r>
+              <w:fldChar w:fldCharType="begin" w:dirty="true"/>
+              <w:instrText xml:space="preserve">PAGEREF _Toc1 \h</w:instrText>
+              <w:fldChar w:fldCharType="separate"/>
+              <w:fldChar w:fldCharType="end"/>
+            </w:r>
+          </w:hyperlink>
+        </w:p>
+        <w:p>
+          <w:pPr>
+            <w:pStyle w:val="TOC1"/>
+            <w:tabs>
+              <w:tab w:val="right" w:pos="9638" w:leader="dot"/>
+            </w:tabs>
+          </w:pPr>
+          <w:hyperlink w:history="1" w:anchor="_Toc2">
+            <w:r>
+              <w:t xml:space="preserve">1. Estratégia do plano</w:t>
+            </w:r>
+            <w:r>
+              <w:tab/>
+            </w:r>
+            <w:r>
+              <w:fldChar w:fldCharType="begin" w:dirty="true"/>
+              <w:instrText xml:space="preserve">PAGEREF _Toc2 \h</w:instrText>
+              <w:fldChar w:fldCharType="separate"/>
+              <w:fldChar w:fldCharType="end"/>
+            </w:r>
+          </w:hyperlink>
+        </w:p>
+        <w:p>
+          <w:pPr>
+            <w:pStyle w:val="TOC1"/>
+            <w:tabs>
+              <w:tab w:val="right" w:pos="9638" w:leader="dot"/>
+            </w:tabs>
+          </w:pPr>
+          <w:hyperlink w:history="1" w:anchor="_Toc3">
+            <w:r>
+              <w:t xml:space="preserve">2. Visão geral do cronograma</w:t>
+            </w:r>
+            <w:r>
+              <w:tab/>
+            </w:r>
+            <w:r>
+              <w:fldChar w:fldCharType="begin" w:dirty="true"/>
+              <w:instrText xml:space="preserve">PAGEREF _Toc3 \h</w:instrText>
+              <w:fldChar w:fldCharType="separate"/>
+              <w:fldChar w:fldCharType="end"/>
+            </w:r>
+          </w:hyperlink>
+        </w:p>
+        <w:p>
+          <w:pPr>
+            <w:pStyle w:val="TOC1"/>
+            <w:tabs>
+              <w:tab w:val="right" w:pos="9638" w:leader="dot"/>
+            </w:tabs>
+          </w:pPr>
+          <w:hyperlink w:history="1" w:anchor="_Toc4">
+            <w:r>
+              <w:t xml:space="preserve">3. Fases detalhadas</w:t>
+            </w:r>
+            <w:r>
+              <w:tab/>
+            </w:r>
+            <w:r>
+              <w:fldChar w:fldCharType="begin" w:dirty="true"/>
+              <w:instrText xml:space="preserve">PAGEREF _Toc4 \h</w:instrText>
+              <w:fldChar w:fldCharType="separate"/>
+              <w:fldChar w:fldCharType="end"/>
+            </w:r>
+          </w:hyperlink>
+        </w:p>
+        <w:p>
+          <w:pPr>
+            <w:pStyle w:val="TOC2"/>
+            <w:tabs>
+              <w:tab w:val="right" w:pos="9638" w:leader="dot"/>
+            </w:tabs>
+            <w:ind w:left="220"/>
+          </w:pPr>
+          <w:hyperlink w:history="1" w:anchor="_Toc5">
+            <w:r>
+              <w:t xml:space="preserve">Fase 0 — Fundação</w:t>
+            </w:r>
+            <w:r>
+              <w:tab/>
+            </w:r>
+            <w:r>
+              <w:fldChar w:fldCharType="begin" w:dirty="true"/>
+              <w:instrText xml:space="preserve">PAGEREF _Toc5 \h</w:instrText>
+              <w:fldChar w:fldCharType="separate"/>
+              <w:fldChar w:fldCharType="end"/>
+            </w:r>
+          </w:hyperlink>
+        </w:p>
+        <w:p>
+          <w:pPr>
+            <w:pStyle w:val="TOC3"/>
+            <w:tabs>
+              <w:tab w:val="right" w:pos="9638" w:leader="dot"/>
+            </w:tabs>
+            <w:ind w:left="440"/>
+          </w:pPr>
+          <w:hyperlink w:history="1" w:anchor="_Toc6">
+            <w:r>
+              <w:t xml:space="preserve">Entregáveis</w:t>
+            </w:r>
+            <w:r>
+              <w:tab/>
+            </w:r>
+            <w:r>
+              <w:fldChar w:fldCharType="begin" w:dirty="true"/>
+              <w:instrText xml:space="preserve">PAGEREF _Toc6 \h</w:instrText>
+              <w:fldChar w:fldCharType="separate"/>
+              <w:fldChar w:fldCharType="end"/>
+            </w:r>
+          </w:hyperlink>
+        </w:p>
+        <w:p>
+          <w:pPr>
+            <w:pStyle w:val="TOC2"/>
+            <w:tabs>
+              <w:tab w:val="right" w:pos="9638" w:leader="dot"/>
+            </w:tabs>
+            <w:ind w:left="220"/>
+          </w:pPr>
+          <w:hyperlink w:history="1" w:anchor="_Toc7">
+            <w:r>
+              <w:t xml:space="preserve">Fase 1 — Espinha dorsal nacional</w:t>
+            </w:r>
+            <w:r>
+              <w:tab/>
+            </w:r>
+            <w:r>
+              <w:fldChar w:fldCharType="begin" w:dirty="true"/>
+              <w:instrText xml:space="preserve">PAGEREF _Toc7 \h</w:instrText>
+              <w:fldChar w:fldCharType="separate"/>
+              <w:fldChar w:fldCharType="end"/>
+            </w:r>
+          </w:hyperlink>
+        </w:p>
+        <w:p>
+          <w:pPr>
+            <w:pStyle w:val="TOC3"/>
+            <w:tabs>
+              <w:tab w:val="right" w:pos="9638" w:leader="dot"/>
+            </w:tabs>
+            <w:ind w:left="440"/>
+          </w:pPr>
+          <w:hyperlink w:history="1" w:anchor="_Toc8">
+            <w:r>
+              <w:t xml:space="preserve">Entregáveis</w:t>
+            </w:r>
+            <w:r>
+              <w:tab/>
+            </w:r>
+            <w:r>
+              <w:fldChar w:fldCharType="begin" w:dirty="true"/>
+              <w:instrText xml:space="preserve">PAGEREF _Toc8 \h</w:instrText>
+              <w:fldChar w:fldCharType="separate"/>
+              <w:fldChar w:fldCharType="end"/>
+            </w:r>
+          </w:hyperlink>
+        </w:p>
+        <w:p>
+          <w:pPr>
+            <w:pStyle w:val="TOC2"/>
+            <w:tabs>
+              <w:tab w:val="right" w:pos="9638" w:leader="dot"/>
+            </w:tabs>
+            <w:ind w:left="220"/>
+          </w:pPr>
+          <w:hyperlink w:history="1" w:anchor="_Toc9">
+            <w:r>
+              <w:t xml:space="preserve">Fase 2 — Motor de detecção</w:t>
+            </w:r>
+            <w:r>
+              <w:tab/>
+            </w:r>
+            <w:r>
+              <w:fldChar w:fldCharType="begin" w:dirty="true"/>
+              <w:instrText xml:space="preserve">PAGEREF _Toc9 \h</w:instrText>
+              <w:fldChar w:fldCharType="separate"/>
+              <w:fldChar w:fldCharType="end"/>
+            </w:r>
+          </w:hyperlink>
+        </w:p>
+        <w:p>
+          <w:pPr>
+            <w:pStyle w:val="TOC3"/>
+            <w:tabs>
+              <w:tab w:val="right" w:pos="9638" w:leader="dot"/>
+            </w:tabs>
+            <w:ind w:left="440"/>
+          </w:pPr>
+          <w:hyperlink w:history="1" w:anchor="_Toc10">
+            <w:r>
+              <w:t xml:space="preserve">Entregáveis</w:t>
+            </w:r>
+            <w:r>
+              <w:tab/>
+            </w:r>
+            <w:r>
+              <w:fldChar w:fldCharType="begin" w:dirty="true"/>
+              <w:instrText xml:space="preserve">PAGEREF _Toc10 \h</w:instrText>
+              <w:fldChar w:fldCharType="separate"/>
+              <w:fldChar w:fldCharType="end"/>
+            </w:r>
+          </w:hyperlink>
+        </w:p>
+        <w:p>
+          <w:pPr>
+            <w:pStyle w:val="TOC2"/>
+            <w:tabs>
+              <w:tab w:val="right" w:pos="9638" w:leader="dot"/>
+            </w:tabs>
+            <w:ind w:left="220"/>
+          </w:pPr>
+          <w:hyperlink w:history="1" w:anchor="_Toc11">
+            <w:r>
+              <w:t xml:space="preserve">Fase 3 — Camada estadual</w:t>
+            </w:r>
+            <w:r>
+              <w:tab/>
+            </w:r>
+            <w:r>
+              <w:fldChar w:fldCharType="begin" w:dirty="true"/>
+              <w:instrText xml:space="preserve">PAGEREF _Toc11 \h</w:instrText>
+              <w:fldChar w:fldCharType="separate"/>
+              <w:fldChar w:fldCharType="end"/>
+            </w:r>
+          </w:hyperlink>
+        </w:p>
+        <w:p>
+          <w:pPr>
+            <w:pStyle w:val="TOC3"/>
+            <w:tabs>
+              <w:tab w:val="right" w:pos="9638" w:leader="dot"/>
+            </w:tabs>
+            <w:ind w:left="440"/>
+          </w:pPr>
+          <w:hyperlink w:history="1" w:anchor="_Toc12">
+            <w:r>
+              <w:t xml:space="preserve">Entregáveis</w:t>
+            </w:r>
+            <w:r>
+              <w:tab/>
+            </w:r>
+            <w:r>
+              <w:fldChar w:fldCharType="begin" w:dirty="true"/>
+              <w:instrText xml:space="preserve">PAGEREF _Toc12 \h</w:instrText>
+              <w:fldChar w:fldCharType="separate"/>
+              <w:fldChar w:fldCharType="end"/>
+            </w:r>
+          </w:hyperlink>
+        </w:p>
+        <w:p>
+          <w:pPr>
+            <w:pStyle w:val="TOC2"/>
+            <w:tabs>
+              <w:tab w:val="right" w:pos="9638" w:leader="dot"/>
+            </w:tabs>
+            <w:ind w:left="220"/>
+          </w:pPr>
+          <w:hyperlink w:history="1" w:anchor="_Toc13">
+            <w:r>
+              <w:t xml:space="preserve">Fase 4 — Cauda longa municipal</w:t>
+            </w:r>
+            <w:r>
+              <w:tab/>
+            </w:r>
+            <w:r>
+              <w:fldChar w:fldCharType="begin" w:dirty="true"/>
+              <w:instrText xml:space="preserve">PAGEREF _Toc13 \h</w:instrText>
+              <w:fldChar w:fldCharType="separate"/>
+              <w:fldChar w:fldCharType="end"/>
+            </w:r>
+          </w:hyperlink>
+        </w:p>
+        <w:p>
+          <w:pPr>
+            <w:pStyle w:val="TOC3"/>
+            <w:tabs>
+              <w:tab w:val="right" w:pos="9638" w:leader="dot"/>
+            </w:tabs>
+            <w:ind w:left="440"/>
+          </w:pPr>
+          <w:hyperlink w:history="1" w:anchor="_Toc14">
+            <w:r>
+              <w:t xml:space="preserve">Entregáveis</w:t>
+            </w:r>
+            <w:r>
+              <w:tab/>
+            </w:r>
+            <w:r>
+              <w:fldChar w:fldCharType="begin" w:dirty="true"/>
+              <w:instrText xml:space="preserve">PAGEREF _Toc14 \h</w:instrText>
+              <w:fldChar w:fldCharType="separate"/>
+              <w:fldChar w:fldCharType="end"/>
+            </w:r>
+          </w:hyperlink>
+        </w:p>
+        <w:p>
+          <w:pPr>
+            <w:pStyle w:val="TOC2"/>
+            <w:tabs>
+              <w:tab w:val="right" w:pos="9638" w:leader="dot"/>
+            </w:tabs>
+            <w:ind w:left="220"/>
+          </w:pPr>
+          <w:hyperlink w:history="1" w:anchor="_Toc15">
+            <w:r>
+              <w:t xml:space="preserve">Fase 5 — Publicação</w:t>
+            </w:r>
+            <w:r>
+              <w:tab/>
+            </w:r>
+            <w:r>
+              <w:fldChar w:fldCharType="begin" w:dirty="true"/>
+              <w:instrText xml:space="preserve">PAGEREF _Toc15 \h</w:instrText>
+              <w:fldChar w:fldCharType="separate"/>
+              <w:fldChar w:fldCharType="end"/>
+            </w:r>
+          </w:hyperlink>
+        </w:p>
+        <w:p>
+          <w:pPr>
+            <w:pStyle w:val="TOC3"/>
+            <w:tabs>
+              <w:tab w:val="right" w:pos="9638" w:leader="dot"/>
+            </w:tabs>
+            <w:ind w:left="440"/>
+          </w:pPr>
+          <w:hyperlink w:history="1" w:anchor="_Toc16">
+            <w:r>
+              <w:t xml:space="preserve">Entregáveis</w:t>
+            </w:r>
+            <w:r>
+              <w:tab/>
+            </w:r>
+            <w:r>
+              <w:fldChar w:fldCharType="begin" w:dirty="true"/>
+              <w:instrText xml:space="preserve">PAGEREF _Toc16 \h</w:instrText>
+              <w:fldChar w:fldCharType="separate"/>
+              <w:fldChar w:fldCharType="end"/>
+            </w:r>
+          </w:hyperlink>
+        </w:p>
+        <w:p>
+          <w:pPr>
+            <w:pStyle w:val="TOC2"/>
+            <w:tabs>
+              <w:tab w:val="right" w:pos="9638" w:leader="dot"/>
+            </w:tabs>
+            <w:ind w:left="220"/>
+          </w:pPr>
+          <w:hyperlink w:history="1" w:anchor="_Toc17">
+            <w:r>
+              <w:t xml:space="preserve">Fase 6 — Consolidação</w:t>
+            </w:r>
+            <w:r>
+              <w:tab/>
+            </w:r>
+            <w:r>
+              <w:fldChar w:fldCharType="begin" w:dirty="true"/>
+              <w:instrText xml:space="preserve">PAGEREF _Toc17 \h</w:instrText>
+              <w:fldChar w:fldCharType="separate"/>
+              <w:fldChar w:fldCharType="end"/>
+            </w:r>
+          </w:hyperlink>
+        </w:p>
+        <w:p>
+          <w:pPr>
+            <w:pStyle w:val="TOC3"/>
+            <w:tabs>
+              <w:tab w:val="right" w:pos="9638" w:leader="dot"/>
+            </w:tabs>
+            <w:ind w:left="440"/>
+          </w:pPr>
+          <w:hyperlink w:history="1" w:anchor="_Toc18">
+            <w:r>
+              <w:t xml:space="preserve">Entregáveis</w:t>
+            </w:r>
+            <w:r>
+              <w:tab/>
+            </w:r>
+            <w:r>
+              <w:fldChar w:fldCharType="begin" w:dirty="true"/>
+              <w:instrText xml:space="preserve">PAGEREF _Toc18 \h</w:instrText>
+              <w:fldChar w:fldCharType="separate"/>
+              <w:fldChar w:fldCharType="end"/>
+            </w:r>
+          </w:hyperlink>
+        </w:p>
+        <w:p>
+          <w:pPr>
+            <w:pStyle w:val="TOC1"/>
+            <w:tabs>
+              <w:tab w:val="right" w:pos="9638" w:leader="dot"/>
+            </w:tabs>
+          </w:pPr>
+          <w:hyperlink w:history="1" w:anchor="_Toc19">
+            <w:r>
+              <w:t xml:space="preserve">4. Marcos</w:t>
+            </w:r>
+            <w:r>
+              <w:tab/>
+            </w:r>
+            <w:r>
+              <w:fldChar w:fldCharType="begin" w:dirty="true"/>
+              <w:instrText xml:space="preserve">PAGEREF _Toc19 \h</w:instrText>
+              <w:fldChar w:fldCharType="separate"/>
+              <w:fldChar w:fldCharType="end"/>
+            </w:r>
+          </w:hyperlink>
+        </w:p>
+        <w:p>
+          <w:pPr>
+            <w:pStyle w:val="TOC1"/>
+            <w:tabs>
+              <w:tab w:val="right" w:pos="9638" w:leader="dot"/>
+            </w:tabs>
+          </w:pPr>
+          <w:hyperlink w:history="1" w:anchor="_Toc20">
+            <w:r>
+              <w:t xml:space="preserve">5. Esforço estimado</w:t>
+            </w:r>
+            <w:r>
+              <w:tab/>
+            </w:r>
+            <w:r>
+              <w:fldChar w:fldCharType="begin" w:dirty="true"/>
+              <w:instrText xml:space="preserve">PAGEREF _Toc20 \h</w:instrText>
+              <w:fldChar w:fldCharType="separate"/>
+              <w:fldChar w:fldCharType="end"/>
+            </w:r>
+          </w:hyperlink>
+        </w:p>
+        <w:p>
+          <w:pPr>
+            <w:pStyle w:val="TOC1"/>
+            <w:tabs>
+              <w:tab w:val="right" w:pos="9638" w:leader="dot"/>
+            </w:tabs>
+          </w:pPr>
+          <w:hyperlink w:history="1" w:anchor="_Toc21">
+            <w:r>
+              <w:t xml:space="preserve">6. Custos recorrentes estimados</w:t>
+            </w:r>
+            <w:r>
+              <w:tab/>
+            </w:r>
+            <w:r>
+              <w:fldChar w:fldCharType="begin" w:dirty="true"/>
+              <w:instrText xml:space="preserve">PAGEREF _Toc21 \h</w:instrText>
+              <w:fldChar w:fldCharType="separate"/>
+              <w:fldChar w:fldCharType="end"/>
+            </w:r>
+          </w:hyperlink>
+        </w:p>
+        <w:p>
+          <w:pPr>
+            <w:pStyle w:val="TOC1"/>
+            <w:tabs>
+              <w:tab w:val="right" w:pos="9638" w:leader="dot"/>
+            </w:tabs>
+          </w:pPr>
+          <w:hyperlink w:history="1" w:anchor="_Toc22">
+            <w:r>
+              <w:t xml:space="preserve">7. Decisões que precisam ser tomadas antes de começar</w:t>
+            </w:r>
+            <w:r>
+              <w:tab/>
+            </w:r>
+            <w:r>
+              <w:fldChar w:fldCharType="begin" w:dirty="true"/>
+              <w:instrText xml:space="preserve">PAGEREF _Toc22 \h</w:instrText>
+              <w:fldChar w:fldCharType="separate"/>
+              <w:fldChar w:fldCharType="end"/>
+            </w:r>
+          </w:hyperlink>
+        </w:p>
+        <w:p>
+          <w:pPr>
+            <w:pStyle w:val="TOC1"/>
+            <w:tabs>
+              <w:tab w:val="right" w:pos="9638" w:leader="dot"/>
+            </w:tabs>
+          </w:pPr>
+          <w:hyperlink w:history="1" w:anchor="_Toc23">
+            <w:r>
+              <w:t xml:space="preserve">8. Critérios de replanejamento</w:t>
+            </w:r>
+            <w:r>
+              <w:tab/>
+            </w:r>
+            <w:r>
+              <w:fldChar w:fldCharType="begin" w:dirty="true"/>
+              <w:instrText xml:space="preserve">PAGEREF _Toc23 \h</w:instrText>
+              <w:fldChar w:fldCharType="separate"/>
+              <w:fldChar w:fldCharType="end"/>
+            </w:r>
+          </w:hyperlink>
+        </w:p>
+        <w:p>
+          <w:pPr>
+            <w:pStyle w:val="TOC1"/>
+            <w:tabs>
+              <w:tab w:val="right" w:pos="9638" w:leader="dot"/>
+            </w:tabs>
+          </w:pPr>
+          <w:hyperlink w:history="1" w:anchor="_Toc24">
+            <w:r>
+              <w:t xml:space="preserve">9. Situação em 19 de outubro de 2026</w:t>
+            </w:r>
+            <w:r>
+              <w:tab/>
+            </w:r>
+            <w:r>
+              <w:fldChar w:fldCharType="begin" w:dirty="true"/>
+              <w:instrText xml:space="preserve">PAGEREF _Toc24 \h</w:instrText>
+              <w:fldChar w:fldCharType="separate"/>
+              <w:fldChar w:fldCharType="end"/>
+            </w:r>
+          </w:hyperlink>
+        </w:p>
+        <w:p>
+          <w:pPr>
+            <w:pStyle w:val="TOC2"/>
+            <w:tabs>
+              <w:tab w:val="right" w:pos="9638" w:leader="dot"/>
+            </w:tabs>
+            <w:ind w:left="220"/>
+          </w:pPr>
+          <w:hyperlink w:history="1" w:anchor="_Toc25">
+            <w:r>
+              <w:t xml:space="preserve">9.1 Fase 0 — Fundação: concluída</w:t>
+            </w:r>
+            <w:r>
+              <w:tab/>
+            </w:r>
+            <w:r>
+              <w:fldChar w:fldCharType="begin" w:dirty="true"/>
+              <w:instrText xml:space="preserve">PAGEREF _Toc25 \h</w:instrText>
+              <w:fldChar w:fldCharType="separate"/>
+              <w:fldChar w:fldCharType="end"/>
+            </w:r>
+          </w:hyperlink>
+        </w:p>
+        <w:p>
+          <w:pPr>
+            <w:pStyle w:val="TOC2"/>
+            <w:tabs>
+              <w:tab w:val="right" w:pos="9638" w:leader="dot"/>
+            </w:tabs>
+            <w:ind w:left="220"/>
+          </w:pPr>
+          <w:hyperlink w:history="1" w:anchor="_Toc26">
+            <w:r>
+              <w:t xml:space="preserve">9.2 Fase 1 — Espinha dorsal nacional: núcleo pronto</w:t>
+            </w:r>
+            <w:r>
+              <w:tab/>
+            </w:r>
+            <w:r>
+              <w:fldChar w:fldCharType="begin" w:dirty="true"/>
+              <w:instrText xml:space="preserve">PAGEREF _Toc26 \h</w:instrText>
+              <w:fldChar w:fldCharType="separate"/>
+              <w:fldChar w:fldCharType="end"/>
+            </w:r>
+          </w:hyperlink>
+        </w:p>
+        <w:p>
+          <w:pPr>
+            <w:pStyle w:val="TOC2"/>
+            <w:tabs>
+              <w:tab w:val="right" w:pos="9638" w:leader="dot"/>
+            </w:tabs>
+            <w:ind w:left="220"/>
+          </w:pPr>
+          <w:hyperlink w:history="1" w:anchor="_Toc27">
+            <w:r>
+              <w:t xml:space="preserve">9.3 Trilha paralela: aba Eleições</w:t>
+            </w:r>
+            <w:r>
+              <w:tab/>
+            </w:r>
+            <w:r>
+              <w:fldChar w:fldCharType="begin" w:dirty="true"/>
+              <w:instrText xml:space="preserve">PAGEREF _Toc27 \h</w:instrText>
+              <w:fldChar w:fldCharType="separate"/>
+              <w:fldChar w:fldCharType="end"/>
+            </w:r>
+          </w:hyperlink>
+        </w:p>
+        <w:p>
+          <w:pPr>
+            <w:pStyle w:val="TOC2"/>
+            <w:tabs>
+              <w:tab w:val="right" w:pos="9638" w:leader="dot"/>
+            </w:tabs>
+            <w:ind w:left="220"/>
+          </w:pPr>
+          <w:hyperlink w:history="1" w:anchor="_Toc28">
+            <w:r>
+              <w:t xml:space="preserve">9.4 Efeito no cronograma</w:t>
+            </w:r>
+            <w:r>
+              <w:tab/>
+            </w:r>
+            <w:r>
+              <w:fldChar w:fldCharType="begin" w:dirty="true"/>
+              <w:instrText xml:space="preserve">PAGEREF _Toc28 \h</w:instrText>
+              <w:fldChar w:fldCharType="separate"/>
+              <w:fldChar w:fldCharType="end"/>
+            </w:r>
+          </w:hyperlink>
+        </w:p>
+        <w:p>
+          <w:pPr>
+            <w:pStyle w:val="TOC2"/>
+            <w:tabs>
+              <w:tab w:val="right" w:pos="9638" w:leader="dot"/>
+            </w:tabs>
+            <w:ind w:left="220"/>
+          </w:pPr>
+          <w:hyperlink w:history="1" w:anchor="_Toc29">
+            <w:r>
+              <w:t xml:space="preserve">9.5 Hospedagem sem custo (ADR-026)</w:t>
+            </w:r>
+            <w:r>
+              <w:tab/>
+            </w:r>
+            <w:r>
+              <w:fldChar w:fldCharType="begin" w:dirty="true"/>
+              <w:instrText xml:space="preserve">PAGEREF _Toc29 \h</w:instrText>
+              <w:fldChar w:fldCharType="separate"/>
+              <w:fldChar w:fldCharType="end"/>
+            </w:r>
+          </w:hyperlink>
         </w:p>
         <w:p>
           <w:r>
@@ -477,9 +1134,11 @@
         <w:keepLines/>
         <w:spacing w:after="160" w:before="380"/>
       </w:pPr>
+      <w:bookmarkStart w:name="_Toc2" w:id="2"/>
       <w:r>
         <w:t xml:space="preserve">1. Estratégia do plano</w:t>
       </w:r>
+      <w:bookmarkEnd w:id="2"/>
     </w:p>
     <w:p>
       <w:pPr>
@@ -624,9 +1283,11 @@
         <w:keepLines/>
         <w:spacing w:after="160" w:before="380"/>
       </w:pPr>
+      <w:bookmarkStart w:name="_Toc3" w:id="3"/>
       <w:r>
         <w:t xml:space="preserve">2. Visão geral do cronograma</w:t>
       </w:r>
+      <w:bookmarkEnd w:id="3"/>
     </w:p>
     <w:p>
       <w:pPr>
@@ -702,9 +1363,11 @@
         <w:keepLines/>
         <w:spacing w:after="160" w:before="380"/>
       </w:pPr>
+      <w:bookmarkStart w:name="_Toc4" w:id="4"/>
       <w:r>
         <w:t xml:space="preserve">3. Fases detalhadas</w:t>
       </w:r>
+      <w:bookmarkEnd w:id="4"/>
     </w:p>
     <w:p>
       <w:pPr>
@@ -713,9 +1376,11 @@
         <w:keepLines/>
         <w:spacing w:after="120" w:before="280"/>
       </w:pPr>
+      <w:bookmarkStart w:name="_Toc5" w:id="5"/>
       <w:r>
         <w:t xml:space="preserve">Fase 0 — Fundação</w:t>
       </w:r>
+      <w:bookmarkEnd w:id="5"/>
     </w:p>
     <w:tbl>
       <w:tblPr>
@@ -977,9 +1642,11 @@
         <w:keepLines/>
         <w:spacing w:after="100" w:before="220"/>
       </w:pPr>
+      <w:bookmarkStart w:name="_Toc6" w:id="6"/>
       <w:r>
         <w:t xml:space="preserve">Entregáveis</w:t>
       </w:r>
+      <w:bookmarkEnd w:id="6"/>
     </w:p>
     <w:p>
       <w:pPr>
@@ -1071,9 +1738,11 @@
         <w:keepLines/>
         <w:spacing w:after="120" w:before="280"/>
       </w:pPr>
+      <w:bookmarkStart w:name="_Toc7" w:id="7"/>
       <w:r>
         <w:t xml:space="preserve">Fase 1 — Espinha dorsal nacional</w:t>
       </w:r>
+      <w:bookmarkEnd w:id="7"/>
     </w:p>
     <w:tbl>
       <w:tblPr>
@@ -1335,9 +2004,11 @@
         <w:keepLines/>
         <w:spacing w:after="100" w:before="220"/>
       </w:pPr>
+      <w:bookmarkStart w:name="_Toc8" w:id="8"/>
       <w:r>
         <w:t xml:space="preserve">Entregáveis</w:t>
       </w:r>
+      <w:bookmarkEnd w:id="8"/>
     </w:p>
     <w:p>
       <w:pPr>
@@ -1455,9 +2126,11 @@
         <w:keepLines/>
         <w:spacing w:after="120" w:before="280"/>
       </w:pPr>
+      <w:bookmarkStart w:name="_Toc9" w:id="9"/>
       <w:r>
         <w:t xml:space="preserve">Fase 2 — Motor de detecção</w:t>
       </w:r>
+      <w:bookmarkEnd w:id="9"/>
     </w:p>
     <w:tbl>
       <w:tblPr>
@@ -1719,9 +2392,11 @@
         <w:keepLines/>
         <w:spacing w:after="100" w:before="220"/>
       </w:pPr>
+      <w:bookmarkStart w:name="_Toc10" w:id="10"/>
       <w:r>
         <w:t xml:space="preserve">Entregáveis</w:t>
       </w:r>
+      <w:bookmarkEnd w:id="10"/>
     </w:p>
     <w:p>
       <w:pPr>
@@ -1839,9 +2514,11 @@
         <w:keepLines/>
         <w:spacing w:after="120" w:before="280"/>
       </w:pPr>
+      <w:bookmarkStart w:name="_Toc11" w:id="11"/>
       <w:r>
         <w:t xml:space="preserve">Fase 3 — Camada estadual</w:t>
       </w:r>
+      <w:bookmarkEnd w:id="11"/>
     </w:p>
     <w:tbl>
       <w:tblPr>
@@ -2103,9 +2780,11 @@
         <w:keepLines/>
         <w:spacing w:after="100" w:before="220"/>
       </w:pPr>
+      <w:bookmarkStart w:name="_Toc12" w:id="12"/>
       <w:r>
         <w:t xml:space="preserve">Entregáveis</w:t>
       </w:r>
+      <w:bookmarkEnd w:id="12"/>
     </w:p>
     <w:p>
       <w:pPr>
@@ -2184,9 +2863,11 @@
         <w:keepLines/>
         <w:spacing w:after="120" w:before="280"/>
       </w:pPr>
+      <w:bookmarkStart w:name="_Toc13" w:id="13"/>
       <w:r>
         <w:t xml:space="preserve">Fase 4 — Cauda longa municipal</w:t>
       </w:r>
+      <w:bookmarkEnd w:id="13"/>
     </w:p>
     <w:tbl>
       <w:tblPr>
@@ -2448,9 +3129,11 @@
         <w:keepLines/>
         <w:spacing w:after="100" w:before="220"/>
       </w:pPr>
+      <w:bookmarkStart w:name="_Toc14" w:id="14"/>
       <w:r>
         <w:t xml:space="preserve">Entregáveis</w:t>
       </w:r>
+      <w:bookmarkEnd w:id="14"/>
     </w:p>
     <w:p>
       <w:pPr>
@@ -2529,9 +3212,11 @@
         <w:keepLines/>
         <w:spacing w:after="120" w:before="280"/>
       </w:pPr>
+      <w:bookmarkStart w:name="_Toc15" w:id="15"/>
       <w:r>
         <w:t xml:space="preserve">Fase 5 — Publicação</w:t>
       </w:r>
+      <w:bookmarkEnd w:id="15"/>
     </w:p>
     <w:tbl>
       <w:tblPr>
@@ -2793,9 +3478,11 @@
         <w:keepLines/>
         <w:spacing w:after="100" w:before="220"/>
       </w:pPr>
+      <w:bookmarkStart w:name="_Toc16" w:id="16"/>
       <w:r>
         <w:t xml:space="preserve">Entregáveis</w:t>
       </w:r>
+      <w:bookmarkEnd w:id="16"/>
     </w:p>
     <w:p>
       <w:pPr>
@@ -2900,9 +3587,11 @@
         <w:keepLines/>
         <w:spacing w:after="120" w:before="280"/>
       </w:pPr>
+      <w:bookmarkStart w:name="_Toc17" w:id="17"/>
       <w:r>
         <w:t xml:space="preserve">Fase 6 — Consolidação</w:t>
       </w:r>
+      <w:bookmarkEnd w:id="17"/>
     </w:p>
     <w:tbl>
       <w:tblPr>
@@ -3164,9 +3853,11 @@
         <w:keepLines/>
         <w:spacing w:after="100" w:before="220"/>
       </w:pPr>
+      <w:bookmarkStart w:name="_Toc18" w:id="18"/>
       <w:r>
         <w:t xml:space="preserve">Entregáveis</w:t>
       </w:r>
+      <w:bookmarkEnd w:id="18"/>
     </w:p>
     <w:p>
       <w:pPr>
@@ -3250,9 +3941,11 @@
         <w:keepLines/>
         <w:spacing w:after="160" w:before="380"/>
       </w:pPr>
+      <w:bookmarkStart w:name="_Toc19" w:id="19"/>
       <w:r>
         <w:t xml:space="preserve">4. Marcos</w:t>
       </w:r>
+      <w:bookmarkEnd w:id="19"/>
     </w:p>
     <w:tbl>
       <w:tblPr>
@@ -3884,9 +4577,11 @@
         <w:keepLines/>
         <w:spacing w:after="160" w:before="380"/>
       </w:pPr>
+      <w:bookmarkStart w:name="_Toc20" w:id="20"/>
       <w:r>
         <w:t xml:space="preserve">5. Esforço estimado</w:t>
       </w:r>
+      <w:bookmarkEnd w:id="20"/>
     </w:p>
     <w:p>
       <w:pPr>
@@ -4758,9 +5453,11 @@
         <w:keepLines/>
         <w:spacing w:after="160" w:before="380"/>
       </w:pPr>
+      <w:bookmarkStart w:name="_Toc21" w:id="21"/>
       <w:r>
         <w:t xml:space="preserve">6. Custos recorrentes estimados</w:t>
       </w:r>
+      <w:bookmarkEnd w:id="21"/>
     </w:p>
     <w:p>
       <w:pPr>
@@ -5743,9 +6440,11 @@
         <w:keepLines/>
         <w:spacing w:after="160" w:before="380"/>
       </w:pPr>
+      <w:bookmarkStart w:name="_Toc22" w:id="22"/>
       <w:r>
         <w:t xml:space="preserve">7. Decisões que precisam ser tomadas antes de começar</w:t>
       </w:r>
+      <w:bookmarkEnd w:id="22"/>
     </w:p>
     <w:p>
       <w:pPr>
@@ -6219,9 +6918,11 @@
         <w:keepLines/>
         <w:spacing w:after="160" w:before="380"/>
       </w:pPr>
+      <w:bookmarkStart w:name="_Toc23" w:id="23"/>
       <w:r>
         <w:t xml:space="preserve">8. Critérios de replanejamento</w:t>
       </w:r>
+      <w:bookmarkEnd w:id="23"/>
     </w:p>
     <w:p>
       <w:pPr>
@@ -6359,9 +7060,11 @@
         <w:pageBreakBefore/>
         <w:spacing w:after="160" w:before="380"/>
       </w:pPr>
-      <w:r>
-        <w:t xml:space="preserve">9. Situação em 9 de outubro de 2026</w:t>
-      </w:r>
+      <w:bookmarkStart w:name="_Toc24" w:id="24"/>
+      <w:r>
+        <w:t xml:space="preserve">9. Situação em 19 de outubro de 2026</w:t>
+      </w:r>
+      <w:bookmarkEnd w:id="24"/>
     </w:p>
     <w:p>
       <w:pPr>
@@ -6384,9 +7087,11 @@
         <w:keepLines/>
         <w:spacing w:after="120" w:before="280"/>
       </w:pPr>
+      <w:bookmarkStart w:name="_Toc25" w:id="25"/>
       <w:r>
         <w:t xml:space="preserve">9.1 Fase 0 — Fundação: concluída</w:t>
       </w:r>
+      <w:bookmarkEnd w:id="25"/>
     </w:p>
     <w:tbl>
       <w:tblPr>
@@ -6886,9 +7591,11 @@
         <w:keepLines/>
         <w:spacing w:after="120" w:before="280"/>
       </w:pPr>
+      <w:bookmarkStart w:name="_Toc26" w:id="26"/>
       <w:r>
         <w:t xml:space="preserve">9.2 Fase 1 — Espinha dorsal nacional: núcleo pronto</w:t>
       </w:r>
+      <w:bookmarkEnd w:id="26"/>
     </w:p>
     <w:tbl>
       <w:tblPr>
@@ -7375,7 +8082,7 @@
                 <w:sz w:val="17"/>
                 <w:szCs w:val="17"/>
               </w:rPr>
-              <w:t xml:space="preserve">Pendente</w:t>
+              <w:t xml:space="preserve">Cálculo inicial concluído (ADR-038): municípios por porte e região, com recuo para o porte no país abaixo de 15 entes; estados e DF num grupo; 33 grupos sobre o cadastro de outubro de 2026. Comparação publicada na conformidade de cada ente. A receita corrente líquida entra com a normalização do RREO</w:t>
             </w:r>
           </w:p>
         </w:tc>
@@ -7868,9 +8575,11 @@
         <w:keepLines/>
         <w:spacing w:after="120" w:before="280"/>
       </w:pPr>
+      <w:bookmarkStart w:name="_Toc27" w:id="27"/>
       <w:r>
         <w:t xml:space="preserve">9.3 Trilha paralela: aba Eleições</w:t>
       </w:r>
+      <w:bookmarkEnd w:id="27"/>
     </w:p>
     <w:p>
       <w:pPr>
@@ -8253,7 +8962,7 @@
                 <w:sz w:val="17"/>
                 <w:szCs w:val="17"/>
               </w:rPr>
-              <w:t xml:space="preserve">Implementado e testado: publicação no R2 só do que mudou, carga retomável no GitHub Actions, portal no Cloudflare Pages. Faltam as contas e os segredos</w:t>
+              <w:t xml:space="preserve">Em produção desde 14/10/2026: feeds no Supabase Storage, carga diária e retomável no GitHub Actions, portal na Vercel</w:t>
             </w:r>
           </w:p>
         </w:tc>
@@ -8430,7 +9139,7 @@
                 <w:sz w:val="17"/>
                 <w:szCs w:val="17"/>
               </w:rPr>
-              <w:t xml:space="preserve">Pendente</w:t>
+              <w:t xml:space="preserve">Feito com o 1º turno (16 e 17/10/2026), que achou a parada sem a marca de finalizada do TSE, já corrigida. O 2º turno está agendado no eleicoes-ao-vivo (adendo do ADR-026)</w:t>
             </w:r>
           </w:p>
         </w:tc>
@@ -8502,9 +9211,11 @@
         <w:keepLines/>
         <w:spacing w:after="120" w:before="280"/>
       </w:pPr>
+      <w:bookmarkStart w:name="_Toc28" w:id="28"/>
       <w:r>
         <w:t xml:space="preserve">9.4 Efeito no cronograma</w:t>
       </w:r>
+      <w:bookmarkEnd w:id="28"/>
     </w:p>
     <w:p>
       <w:pPr>
@@ -8527,9 +9238,11 @@
         <w:keepLines/>
         <w:spacing w:after="120" w:before="280"/>
       </w:pPr>
+      <w:bookmarkStart w:name="_Toc29" w:id="29"/>
       <w:r>
         <w:t xml:space="preserve">9.5 Hospedagem sem custo (ADR-026)</w:t>
       </w:r>
+      <w:bookmarkEnd w:id="29"/>
     </w:p>
     <w:p>
       <w:pPr>
@@ -9477,6 +10190,21 @@
   <w:style w:type="paragraph" w:styleId="Normal" w:default="1">
     <w:name w:val="Normal"/>
     <w:qFormat/>
+  </w:style>
+  <w:style w:type="table" w:styleId="TableNormal" w:default="true">
+    <w:name w:val="Normal Table"/>
+    <w:uiPriority w:val="99"/>
+    <w:semiHidden/>
+    <w:unhideWhenUsed/>
+    <w:tblPr>
+      <w:tblInd w:type="dxa" w:w="0"/>
+      <w:tblCellMar>
+        <w:top w:type="dxa" w:w="0"/>
+        <w:left w:type="dxa" w:w="108"/>
+        <w:bottom w:type="dxa" w:w="0"/>
+        <w:right w:type="dxa" w:w="108"/>
+      </w:tblCellMar>
+    </w:tblPr>
   </w:style>
   <w:style w:type="paragraph" w:styleId="Title">
     <w:name w:val="Title"/>

--- a/docs/DOC-10_Roadmap.docx
+++ b/docs/DOC-10_Roadmap.docx
@@ -267,7 +267,7 @@
                 <w:sz w:val="19"/>
                 <w:szCs w:val="19"/>
               </w:rPr>
-              <w:t xml:space="preserve">1.6</w:t>
+              <w:t xml:space="preserve">1.7</w:t>
             </w:r>
           </w:p>
         </w:tc>
@@ -326,7 +326,7 @@
                 <w:sz w:val="19"/>
                 <w:szCs w:val="19"/>
               </w:rPr>
-              <w:t xml:space="preserve">19 de outubro de 2026</w:t>
+              <w:t xml:space="preserve">20 de outubro de 2026</w:t>
             </w:r>
           </w:p>
         </w:tc>
@@ -987,7 +987,7 @@
           </w:pPr>
           <w:hyperlink w:history="1" w:anchor="_Toc24">
             <w:r>
-              <w:t xml:space="preserve">9. Situação em 19 de outubro de 2026</w:t>
+              <w:t xml:space="preserve">9. Situação em 20 de outubro de 2026</w:t>
             </w:r>
             <w:r>
               <w:tab/>
@@ -7062,7 +7062,7 @@
       </w:pPr>
       <w:bookmarkStart w:name="_Toc24" w:id="24"/>
       <w:r>
-        <w:t xml:space="preserve">9. Situação em 19 de outubro de 2026</w:t>
+        <w:t xml:space="preserve">9. Situação em 20 de outubro de 2026</w:t>
       </w:r>
       <w:bookmarkEnd w:id="24"/>
     </w:p>
@@ -8141,7 +8141,7 @@
                 <w:sz w:val="17"/>
                 <w:szCs w:val="17"/>
               </w:rPr>
-              <w:t xml:space="preserve">Pendente</w:t>
+              <w:t xml:space="preserve">Concluído (ADR-039): página pública "Situação das coletas" com as execuções dos fluxos, o volume diário do PNCP contra o usual (alarme de queda, sem falso positivo em 172 dias úteis de 2026) e a coleta da conformidade; limiares iniciais</w:t>
             </w:r>
           </w:p>
         </w:tc>

--- a/docs/DOC-10_Roadmap.docx
+++ b/docs/DOC-10_Roadmap.docx
@@ -267,7 +267,7 @@
                 <w:sz w:val="19"/>
                 <w:szCs w:val="19"/>
               </w:rPr>
-              <w:t xml:space="preserve">1.7</w:t>
+              <w:t xml:space="preserve">1.8</w:t>
             </w:r>
           </w:p>
         </w:tc>
@@ -7787,7 +7787,7 @@
                 <w:sz w:val="17"/>
                 <w:szCs w:val="17"/>
               </w:rPr>
-              <w:t xml:space="preserve">Entes e extrato de entregas concluídos, com a avaliação da LRF; RREO, RGF e DCA com conector pronto e normalização pendente</w:t>
+              <w:t xml:space="preserve">Entes e extrato de entregas concluídos, com a avaliação da LRF; RREO, RGF e DCA com conector e normalização prontos (LinhaDemonstrativo), e a RCL de todos os entes coletada para os grupos de pares</w:t>
             </w:r>
           </w:p>
         </w:tc>
@@ -8082,7 +8082,7 @@
                 <w:sz w:val="17"/>
                 <w:szCs w:val="17"/>
               </w:rPr>
-              <w:t xml:space="preserve">Cálculo inicial concluído (ADR-038): municípios por porte e região, com recuo para o porte no país abaixo de 15 entes; estados e DF num grupo; 33 grupos sobre o cadastro de outubro de 2026. Comparação publicada na conformidade de cada ente. A receita corrente líquida entra com a normalização do RREO</w:t>
+              <w:t xml:space="preserve">Concluído (ADR-038): municípios por porte e região, com recuo para o porte no país abaixo de 15 entes; estados e DF num grupo; versão 2 com a receita corrente líquida por habitante (todo grupo com 30 entes com RCL publicada se divide na mediana). Comparação publicada na conformidade de cada ente</w:t>
             </w:r>
           </w:p>
         </w:tc>

--- a/docs/DOC-10_Roadmap.docx
+++ b/docs/DOC-10_Roadmap.docx
@@ -267,7 +267,7 @@
                 <w:sz w:val="19"/>
                 <w:szCs w:val="19"/>
               </w:rPr>
-              <w:t xml:space="preserve">1.8</w:t>
+              <w:t xml:space="preserve">1.9</w:t>
             </w:r>
           </w:p>
         </w:tc>
@@ -7787,7 +7787,7 @@
                 <w:sz w:val="17"/>
                 <w:szCs w:val="17"/>
               </w:rPr>
-              <w:t xml:space="preserve">Entes e extrato de entregas concluídos, com a avaliação da LRF; RREO, RGF e DCA com conector e normalização prontos (LinhaDemonstrativo), e a RCL de todos os entes coletada para os grupos de pares</w:t>
+              <w:t xml:space="preserve">Entes e extrato de entregas concluídos, com a avaliação da LRF; RREO, RGF e DCA com conector e normalização prontos (LinhaDemonstrativo), e a RCL e a despesa por função de todos os entes coletadas para os grupos de pares (ADR-038 e ADR-041)</w:t>
             </w:r>
           </w:p>
         </w:tc>

--- a/docs/DOC-10_Roadmap.docx
+++ b/docs/DOC-10_Roadmap.docx
@@ -267,7 +267,7 @@
                 <w:sz w:val="19"/>
                 <w:szCs w:val="19"/>
               </w:rPr>
-              <w:t xml:space="preserve">1.9</w:t>
+              <w:t xml:space="preserve">2.0</w:t>
             </w:r>
           </w:p>
         </w:tc>
@@ -7787,7 +7787,7 @@
                 <w:sz w:val="17"/>
                 <w:szCs w:val="17"/>
               </w:rPr>
-              <w:t xml:space="preserve">Entes e extrato de entregas concluídos, com a avaliação da LRF; RREO, RGF e DCA com conector e normalização prontos (LinhaDemonstrativo), e a RCL e a despesa por função de todos os entes coletadas para os grupos de pares (ADR-038 e ADR-041)</w:t>
+              <w:t xml:space="preserve">Entes e extrato de entregas concluídos, com a avaliação da LRF; RREO, RGF e DCA com conector e normalização prontos (LinhaDemonstrativo), e a RCL, a despesa por função e a despesa com pessoal de todos os entes coletadas para os grupos de pares (ADR-038, ADR-041 e ADR-042)</w:t>
             </w:r>
           </w:p>
         </w:tc>

--- a/docs/DOC-10_Roadmap.docx
+++ b/docs/DOC-10_Roadmap.docx
@@ -149,7 +149,7 @@
                 <w:sz w:val="19"/>
                 <w:szCs w:val="19"/>
               </w:rPr>
-              <w:t xml:space="preserve">Lumen (nome de trabalho, sujeito a verificação de disponibilidade)</w:t>
+              <w:t xml:space="preserve">Lumen</w:t>
             </w:r>
           </w:p>
         </w:tc>
@@ -267,7 +267,7 @@
                 <w:sz w:val="19"/>
                 <w:szCs w:val="19"/>
               </w:rPr>
-              <w:t xml:space="preserve">2.0</w:t>
+              <w:t xml:space="preserve">2.1</w:t>
             </w:r>
           </w:p>
         </w:tc>
@@ -326,7 +326,7 @@
                 <w:sz w:val="19"/>
                 <w:szCs w:val="19"/>
               </w:rPr>
-              <w:t xml:space="preserve">20 de outubro de 2026</w:t>
+              <w:t xml:space="preserve">21 de outubro de 2026</w:t>
             </w:r>
           </w:p>
         </w:tc>
@@ -6647,7 +6647,7 @@
                 <w:sz w:val="19"/>
                 <w:szCs w:val="19"/>
               </w:rPr>
-              <w:t xml:space="preserve">Lumen é nome de trabalho e precisa passar pela mesma verificação de disponibilidade de marca e domínio já feita para a marca da empresa</w:t>
+              <w:t xml:space="preserve">Decidido em 21/10/2026: o nome fica Lumen (ADR-043). O domínio próprio continua pendente, como decisão de custo</w:t>
             </w:r>
           </w:p>
         </w:tc>
@@ -9080,7 +9080,7 @@
                 <w:sz w:val="17"/>
                 <w:szCs w:val="17"/>
               </w:rPr>
-              <w:t xml:space="preserve">Pendente: depende do nome definitivo (seção 7)</w:t>
+              <w:t xml:space="preserve">Pendente: o nome está decidido (Lumen, ADR-043); falta registrar o domínio, que tem custo</w:t>
             </w:r>
           </w:p>
         </w:tc>
@@ -9228,7 +9228,7 @@
           <w:i w:val="false"/>
           <w:iCs w:val="false"/>
         </w:rPr>
-        <w:t xml:space="preserve">Os entregáveis pendentes da Fase 1 (CGU, Receita, grupos de pares e painel) são os de menor risco técnico: fontes com documentação estável ou arquivos completos. O risco de prazo estava no critério de saída, que exige infraestrutura para a carga histórica. A ADR-026 resolve a hospedagem sem custo; o que resta é trabalho técnico (levar a coleta de contratações para o GitHub Actions, como a das eleições) e criar as contas. A decisão não técnica que sobra é o domínio, que depende do nome definitivo (seção 7).</w:t>
+        <w:t xml:space="preserve">Os entregáveis pendentes da Fase 1 (CGU, Receita, grupos de pares e painel) são os de menor risco técnico: fontes com documentação estável ou arquivos completos. O risco de prazo estava no critério de saída, que exige infraestrutura para a carga histórica. A ADR-026 resolve a hospedagem sem custo; o que resta é trabalho técnico (levar a coleta de contratações para o GitHub Actions, como a das eleições) e criar as contas. A decisão não técnica que sobra é o domínio: o nome ficou Lumen (ADR-043), e falta registrá-lo.</w:t>
       </w:r>
     </w:p>
     <w:p>

--- a/docs/DOC-10_Roadmap.docx
+++ b/docs/DOC-10_Roadmap.docx
@@ -7846,7 +7846,7 @@
                 <w:sz w:val="17"/>
                 <w:szCs w:val="17"/>
               </w:rPr>
-              <w:t xml:space="preserve">Cadastros de sanções concluídos: coleta diária pelos arquivos de dados abertos, sem chave, e normalização com CPF mascarado (ADR-030); demais conjuntos da CGU (despesas, convênios, emendas) pendentes</w:t>
+              <w:t xml:space="preserve">Cadastros de sanções concluídos: coleta diária pelos arquivos de dados abertos, sem chave, e normalização com CPF mascarado (ADR-030); emendas parlamentares pelo arquivo de dados abertos, sem chave (ADR-044); convênios e despesas pendentes, pelo mesmo caminho</w:t>
             </w:r>
           </w:p>
         </w:tc>
@@ -7905,7 +7905,7 @@
                 <w:sz w:val="17"/>
                 <w:szCs w:val="17"/>
               </w:rPr>
-              <w:t xml:space="preserve">Pendente</w:t>
+              <w:t xml:space="preserve">Concluído para os fornecedores dos contratos (ADR-043): cadastro, Simples e quadro societário, semanal, no fornecedor de Contratações</w:t>
             </w:r>
           </w:p>
         </w:tc>

--- a/docs/DOC-10_Roadmap.docx
+++ b/docs/DOC-10_Roadmap.docx
@@ -7846,7 +7846,7 @@
                 <w:sz w:val="17"/>
                 <w:szCs w:val="17"/>
               </w:rPr>
-              <w:t xml:space="preserve">Cadastros de sanções concluídos: coleta diária pelos arquivos de dados abertos, sem chave, e normalização com CPF mascarado (ADR-030); emendas parlamentares pelo arquivo de dados abertos, sem chave (ADR-044); convênios e despesas pendentes, pelo mesmo caminho</w:t>
+              <w:t xml:space="preserve">Cadastros de sanções concluídos: coleta diária pelos arquivos de dados abertos, sem chave, e normalização com CPF mascarado (ADR-030); emendas parlamentares e convênios pelos arquivos de dados abertos, sem chave (ADR-044 e ADR-045); transferências e despesas pendentes, pelo mesmo caminho</w:t>
             </w:r>
           </w:p>
         </w:tc>

--- a/docs/DOC-10_Roadmap.docx
+++ b/docs/DOC-10_Roadmap.docx
@@ -425,11 +425,9 @@
         <w:keepLines/>
         <w:spacing w:after="160" w:before="380"/>
       </w:pPr>
-      <w:bookmarkStart w:name="_Toc1" w:id="1"/>
       <w:r>
         <w:t xml:space="preserve">Sumário</w:t>
       </w:r>
-      <w:bookmarkEnd w:id="1"/>
     </w:p>
     <w:p>
       <w:pPr>
@@ -454,666 +452,11 @@
       </w:sdtPr>
       <w:sdtContent>
         <w:p>
-          <w:pPr>
-            <w:pStyle w:val="TOC1"/>
-            <w:tabs>
-              <w:tab w:val="right" w:pos="9638" w:leader="dot"/>
-            </w:tabs>
-          </w:pPr>
           <w:r>
             <w:fldChar w:fldCharType="begin" w:dirty="true"/>
             <w:instrText xml:space="preserve">TOC \h \o "1-3"</w:instrText>
             <w:fldChar w:fldCharType="separate"/>
           </w:r>
-          <w:hyperlink w:history="1" w:anchor="_Toc1">
-            <w:r>
-              <w:t xml:space="preserve">Sumário</w:t>
-            </w:r>
-            <w:r>
-              <w:tab/>
-            </w:r>
-            <w:r>
-              <w:fldChar w:fldCharType="begin" w:dirty="true"/>
-              <w:instrText xml:space="preserve">PAGEREF _Toc1 \h</w:instrText>
-              <w:fldChar w:fldCharType="separate"/>
-              <w:fldChar w:fldCharType="end"/>
-            </w:r>
-          </w:hyperlink>
-        </w:p>
-        <w:p>
-          <w:pPr>
-            <w:pStyle w:val="TOC1"/>
-            <w:tabs>
-              <w:tab w:val="right" w:pos="9638" w:leader="dot"/>
-            </w:tabs>
-          </w:pPr>
-          <w:hyperlink w:history="1" w:anchor="_Toc2">
-            <w:r>
-              <w:t xml:space="preserve">1. Estratégia do plano</w:t>
-            </w:r>
-            <w:r>
-              <w:tab/>
-            </w:r>
-            <w:r>
-              <w:fldChar w:fldCharType="begin" w:dirty="true"/>
-              <w:instrText xml:space="preserve">PAGEREF _Toc2 \h</w:instrText>
-              <w:fldChar w:fldCharType="separate"/>
-              <w:fldChar w:fldCharType="end"/>
-            </w:r>
-          </w:hyperlink>
-        </w:p>
-        <w:p>
-          <w:pPr>
-            <w:pStyle w:val="TOC1"/>
-            <w:tabs>
-              <w:tab w:val="right" w:pos="9638" w:leader="dot"/>
-            </w:tabs>
-          </w:pPr>
-          <w:hyperlink w:history="1" w:anchor="_Toc3">
-            <w:r>
-              <w:t xml:space="preserve">2. Visão geral do cronograma</w:t>
-            </w:r>
-            <w:r>
-              <w:tab/>
-            </w:r>
-            <w:r>
-              <w:fldChar w:fldCharType="begin" w:dirty="true"/>
-              <w:instrText xml:space="preserve">PAGEREF _Toc3 \h</w:instrText>
-              <w:fldChar w:fldCharType="separate"/>
-              <w:fldChar w:fldCharType="end"/>
-            </w:r>
-          </w:hyperlink>
-        </w:p>
-        <w:p>
-          <w:pPr>
-            <w:pStyle w:val="TOC1"/>
-            <w:tabs>
-              <w:tab w:val="right" w:pos="9638" w:leader="dot"/>
-            </w:tabs>
-          </w:pPr>
-          <w:hyperlink w:history="1" w:anchor="_Toc4">
-            <w:r>
-              <w:t xml:space="preserve">3. Fases detalhadas</w:t>
-            </w:r>
-            <w:r>
-              <w:tab/>
-            </w:r>
-            <w:r>
-              <w:fldChar w:fldCharType="begin" w:dirty="true"/>
-              <w:instrText xml:space="preserve">PAGEREF _Toc4 \h</w:instrText>
-              <w:fldChar w:fldCharType="separate"/>
-              <w:fldChar w:fldCharType="end"/>
-            </w:r>
-          </w:hyperlink>
-        </w:p>
-        <w:p>
-          <w:pPr>
-            <w:pStyle w:val="TOC2"/>
-            <w:tabs>
-              <w:tab w:val="right" w:pos="9638" w:leader="dot"/>
-            </w:tabs>
-            <w:ind w:left="220"/>
-          </w:pPr>
-          <w:hyperlink w:history="1" w:anchor="_Toc5">
-            <w:r>
-              <w:t xml:space="preserve">Fase 0 — Fundação</w:t>
-            </w:r>
-            <w:r>
-              <w:tab/>
-            </w:r>
-            <w:r>
-              <w:fldChar w:fldCharType="begin" w:dirty="true"/>
-              <w:instrText xml:space="preserve">PAGEREF _Toc5 \h</w:instrText>
-              <w:fldChar w:fldCharType="separate"/>
-              <w:fldChar w:fldCharType="end"/>
-            </w:r>
-          </w:hyperlink>
-        </w:p>
-        <w:p>
-          <w:pPr>
-            <w:pStyle w:val="TOC3"/>
-            <w:tabs>
-              <w:tab w:val="right" w:pos="9638" w:leader="dot"/>
-            </w:tabs>
-            <w:ind w:left="440"/>
-          </w:pPr>
-          <w:hyperlink w:history="1" w:anchor="_Toc6">
-            <w:r>
-              <w:t xml:space="preserve">Entregáveis</w:t>
-            </w:r>
-            <w:r>
-              <w:tab/>
-            </w:r>
-            <w:r>
-              <w:fldChar w:fldCharType="begin" w:dirty="true"/>
-              <w:instrText xml:space="preserve">PAGEREF _Toc6 \h</w:instrText>
-              <w:fldChar w:fldCharType="separate"/>
-              <w:fldChar w:fldCharType="end"/>
-            </w:r>
-          </w:hyperlink>
-        </w:p>
-        <w:p>
-          <w:pPr>
-            <w:pStyle w:val="TOC2"/>
-            <w:tabs>
-              <w:tab w:val="right" w:pos="9638" w:leader="dot"/>
-            </w:tabs>
-            <w:ind w:left="220"/>
-          </w:pPr>
-          <w:hyperlink w:history="1" w:anchor="_Toc7">
-            <w:r>
-              <w:t xml:space="preserve">Fase 1 — Espinha dorsal nacional</w:t>
-            </w:r>
-            <w:r>
-              <w:tab/>
-            </w:r>
-            <w:r>
-              <w:fldChar w:fldCharType="begin" w:dirty="true"/>
-              <w:instrText xml:space="preserve">PAGEREF _Toc7 \h</w:instrText>
-              <w:fldChar w:fldCharType="separate"/>
-              <w:fldChar w:fldCharType="end"/>
-            </w:r>
-          </w:hyperlink>
-        </w:p>
-        <w:p>
-          <w:pPr>
-            <w:pStyle w:val="TOC3"/>
-            <w:tabs>
-              <w:tab w:val="right" w:pos="9638" w:leader="dot"/>
-            </w:tabs>
-            <w:ind w:left="440"/>
-          </w:pPr>
-          <w:hyperlink w:history="1" w:anchor="_Toc8">
-            <w:r>
-              <w:t xml:space="preserve">Entregáveis</w:t>
-            </w:r>
-            <w:r>
-              <w:tab/>
-            </w:r>
-            <w:r>
-              <w:fldChar w:fldCharType="begin" w:dirty="true"/>
-              <w:instrText xml:space="preserve">PAGEREF _Toc8 \h</w:instrText>
-              <w:fldChar w:fldCharType="separate"/>
-              <w:fldChar w:fldCharType="end"/>
-            </w:r>
-          </w:hyperlink>
-        </w:p>
-        <w:p>
-          <w:pPr>
-            <w:pStyle w:val="TOC2"/>
-            <w:tabs>
-              <w:tab w:val="right" w:pos="9638" w:leader="dot"/>
-            </w:tabs>
-            <w:ind w:left="220"/>
-          </w:pPr>
-          <w:hyperlink w:history="1" w:anchor="_Toc9">
-            <w:r>
-              <w:t xml:space="preserve">Fase 2 — Motor de detecção</w:t>
-            </w:r>
-            <w:r>
-              <w:tab/>
-            </w:r>
-            <w:r>
-              <w:fldChar w:fldCharType="begin" w:dirty="true"/>
-              <w:instrText xml:space="preserve">PAGEREF _Toc9 \h</w:instrText>
-              <w:fldChar w:fldCharType="separate"/>
-              <w:fldChar w:fldCharType="end"/>
-            </w:r>
-          </w:hyperlink>
-        </w:p>
-        <w:p>
-          <w:pPr>
-            <w:pStyle w:val="TOC3"/>
-            <w:tabs>
-              <w:tab w:val="right" w:pos="9638" w:leader="dot"/>
-            </w:tabs>
-            <w:ind w:left="440"/>
-          </w:pPr>
-          <w:hyperlink w:history="1" w:anchor="_Toc10">
-            <w:r>
-              <w:t xml:space="preserve">Entregáveis</w:t>
-            </w:r>
-            <w:r>
-              <w:tab/>
-            </w:r>
-            <w:r>
-              <w:fldChar w:fldCharType="begin" w:dirty="true"/>
-              <w:instrText xml:space="preserve">PAGEREF _Toc10 \h</w:instrText>
-              <w:fldChar w:fldCharType="separate"/>
-              <w:fldChar w:fldCharType="end"/>
-            </w:r>
-          </w:hyperlink>
-        </w:p>
-        <w:p>
-          <w:pPr>
-            <w:pStyle w:val="TOC2"/>
-            <w:tabs>
-              <w:tab w:val="right" w:pos="9638" w:leader="dot"/>
-            </w:tabs>
-            <w:ind w:left="220"/>
-          </w:pPr>
-          <w:hyperlink w:history="1" w:anchor="_Toc11">
-            <w:r>
-              <w:t xml:space="preserve">Fase 3 — Camada estadual</w:t>
-            </w:r>
-            <w:r>
-              <w:tab/>
-            </w:r>
-            <w:r>
-              <w:fldChar w:fldCharType="begin" w:dirty="true"/>
-              <w:instrText xml:space="preserve">PAGEREF _Toc11 \h</w:instrText>
-              <w:fldChar w:fldCharType="separate"/>
-              <w:fldChar w:fldCharType="end"/>
-            </w:r>
-          </w:hyperlink>
-        </w:p>
-        <w:p>
-          <w:pPr>
-            <w:pStyle w:val="TOC3"/>
-            <w:tabs>
-              <w:tab w:val="right" w:pos="9638" w:leader="dot"/>
-            </w:tabs>
-            <w:ind w:left="440"/>
-          </w:pPr>
-          <w:hyperlink w:history="1" w:anchor="_Toc12">
-            <w:r>
-              <w:t xml:space="preserve">Entregáveis</w:t>
-            </w:r>
-            <w:r>
-              <w:tab/>
-            </w:r>
-            <w:r>
-              <w:fldChar w:fldCharType="begin" w:dirty="true"/>
-              <w:instrText xml:space="preserve">PAGEREF _Toc12 \h</w:instrText>
-              <w:fldChar w:fldCharType="separate"/>
-              <w:fldChar w:fldCharType="end"/>
-            </w:r>
-          </w:hyperlink>
-        </w:p>
-        <w:p>
-          <w:pPr>
-            <w:pStyle w:val="TOC2"/>
-            <w:tabs>
-              <w:tab w:val="right" w:pos="9638" w:leader="dot"/>
-            </w:tabs>
-            <w:ind w:left="220"/>
-          </w:pPr>
-          <w:hyperlink w:history="1" w:anchor="_Toc13">
-            <w:r>
-              <w:t xml:space="preserve">Fase 4 — Cauda longa municipal</w:t>
-            </w:r>
-            <w:r>
-              <w:tab/>
-            </w:r>
-            <w:r>
-              <w:fldChar w:fldCharType="begin" w:dirty="true"/>
-              <w:instrText xml:space="preserve">PAGEREF _Toc13 \h</w:instrText>
-              <w:fldChar w:fldCharType="separate"/>
-              <w:fldChar w:fldCharType="end"/>
-            </w:r>
-          </w:hyperlink>
-        </w:p>
-        <w:p>
-          <w:pPr>
-            <w:pStyle w:val="TOC3"/>
-            <w:tabs>
-              <w:tab w:val="right" w:pos="9638" w:leader="dot"/>
-            </w:tabs>
-            <w:ind w:left="440"/>
-          </w:pPr>
-          <w:hyperlink w:history="1" w:anchor="_Toc14">
-            <w:r>
-              <w:t xml:space="preserve">Entregáveis</w:t>
-            </w:r>
-            <w:r>
-              <w:tab/>
-            </w:r>
-            <w:r>
-              <w:fldChar w:fldCharType="begin" w:dirty="true"/>
-              <w:instrText xml:space="preserve">PAGEREF _Toc14 \h</w:instrText>
-              <w:fldChar w:fldCharType="separate"/>
-              <w:fldChar w:fldCharType="end"/>
-            </w:r>
-          </w:hyperlink>
-        </w:p>
-        <w:p>
-          <w:pPr>
-            <w:pStyle w:val="TOC2"/>
-            <w:tabs>
-              <w:tab w:val="right" w:pos="9638" w:leader="dot"/>
-            </w:tabs>
-            <w:ind w:left="220"/>
-          </w:pPr>
-          <w:hyperlink w:history="1" w:anchor="_Toc15">
-            <w:r>
-              <w:t xml:space="preserve">Fase 5 — Publicação</w:t>
-            </w:r>
-            <w:r>
-              <w:tab/>
-            </w:r>
-            <w:r>
-              <w:fldChar w:fldCharType="begin" w:dirty="true"/>
-              <w:instrText xml:space="preserve">PAGEREF _Toc15 \h</w:instrText>
-              <w:fldChar w:fldCharType="separate"/>
-              <w:fldChar w:fldCharType="end"/>
-            </w:r>
-          </w:hyperlink>
-        </w:p>
-        <w:p>
-          <w:pPr>
-            <w:pStyle w:val="TOC3"/>
-            <w:tabs>
-              <w:tab w:val="right" w:pos="9638" w:leader="dot"/>
-            </w:tabs>
-            <w:ind w:left="440"/>
-          </w:pPr>
-          <w:hyperlink w:history="1" w:anchor="_Toc16">
-            <w:r>
-              <w:t xml:space="preserve">Entregáveis</w:t>
-            </w:r>
-            <w:r>
-              <w:tab/>
-            </w:r>
-            <w:r>
-              <w:fldChar w:fldCharType="begin" w:dirty="true"/>
-              <w:instrText xml:space="preserve">PAGEREF _Toc16 \h</w:instrText>
-              <w:fldChar w:fldCharType="separate"/>
-              <w:fldChar w:fldCharType="end"/>
-            </w:r>
-          </w:hyperlink>
-        </w:p>
-        <w:p>
-          <w:pPr>
-            <w:pStyle w:val="TOC2"/>
-            <w:tabs>
-              <w:tab w:val="right" w:pos="9638" w:leader="dot"/>
-            </w:tabs>
-            <w:ind w:left="220"/>
-          </w:pPr>
-          <w:hyperlink w:history="1" w:anchor="_Toc17">
-            <w:r>
-              <w:t xml:space="preserve">Fase 6 — Consolidação</w:t>
-            </w:r>
-            <w:r>
-              <w:tab/>
-            </w:r>
-            <w:r>
-              <w:fldChar w:fldCharType="begin" w:dirty="true"/>
-              <w:instrText xml:space="preserve">PAGEREF _Toc17 \h</w:instrText>
-              <w:fldChar w:fldCharType="separate"/>
-              <w:fldChar w:fldCharType="end"/>
-            </w:r>
-          </w:hyperlink>
-        </w:p>
-        <w:p>
-          <w:pPr>
-            <w:pStyle w:val="TOC3"/>
-            <w:tabs>
-              <w:tab w:val="right" w:pos="9638" w:leader="dot"/>
-            </w:tabs>
-            <w:ind w:left="440"/>
-          </w:pPr>
-          <w:hyperlink w:history="1" w:anchor="_Toc18">
-            <w:r>
-              <w:t xml:space="preserve">Entregáveis</w:t>
-            </w:r>
-            <w:r>
-              <w:tab/>
-            </w:r>
-            <w:r>
-              <w:fldChar w:fldCharType="begin" w:dirty="true"/>
-              <w:instrText xml:space="preserve">PAGEREF _Toc18 \h</w:instrText>
-              <w:fldChar w:fldCharType="separate"/>
-              <w:fldChar w:fldCharType="end"/>
-            </w:r>
-          </w:hyperlink>
-        </w:p>
-        <w:p>
-          <w:pPr>
-            <w:pStyle w:val="TOC1"/>
-            <w:tabs>
-              <w:tab w:val="right" w:pos="9638" w:leader="dot"/>
-            </w:tabs>
-          </w:pPr>
-          <w:hyperlink w:history="1" w:anchor="_Toc19">
-            <w:r>
-              <w:t xml:space="preserve">4. Marcos</w:t>
-            </w:r>
-            <w:r>
-              <w:tab/>
-            </w:r>
-            <w:r>
-              <w:fldChar w:fldCharType="begin" w:dirty="true"/>
-              <w:instrText xml:space="preserve">PAGEREF _Toc19 \h</w:instrText>
-              <w:fldChar w:fldCharType="separate"/>
-              <w:fldChar w:fldCharType="end"/>
-            </w:r>
-          </w:hyperlink>
-        </w:p>
-        <w:p>
-          <w:pPr>
-            <w:pStyle w:val="TOC1"/>
-            <w:tabs>
-              <w:tab w:val="right" w:pos="9638" w:leader="dot"/>
-            </w:tabs>
-          </w:pPr>
-          <w:hyperlink w:history="1" w:anchor="_Toc20">
-            <w:r>
-              <w:t xml:space="preserve">5. Esforço estimado</w:t>
-            </w:r>
-            <w:r>
-              <w:tab/>
-            </w:r>
-            <w:r>
-              <w:fldChar w:fldCharType="begin" w:dirty="true"/>
-              <w:instrText xml:space="preserve">PAGEREF _Toc20 \h</w:instrText>
-              <w:fldChar w:fldCharType="separate"/>
-              <w:fldChar w:fldCharType="end"/>
-            </w:r>
-          </w:hyperlink>
-        </w:p>
-        <w:p>
-          <w:pPr>
-            <w:pStyle w:val="TOC1"/>
-            <w:tabs>
-              <w:tab w:val="right" w:pos="9638" w:leader="dot"/>
-            </w:tabs>
-          </w:pPr>
-          <w:hyperlink w:history="1" w:anchor="_Toc21">
-            <w:r>
-              <w:t xml:space="preserve">6. Custos recorrentes estimados</w:t>
-            </w:r>
-            <w:r>
-              <w:tab/>
-            </w:r>
-            <w:r>
-              <w:fldChar w:fldCharType="begin" w:dirty="true"/>
-              <w:instrText xml:space="preserve">PAGEREF _Toc21 \h</w:instrText>
-              <w:fldChar w:fldCharType="separate"/>
-              <w:fldChar w:fldCharType="end"/>
-            </w:r>
-          </w:hyperlink>
-        </w:p>
-        <w:p>
-          <w:pPr>
-            <w:pStyle w:val="TOC1"/>
-            <w:tabs>
-              <w:tab w:val="right" w:pos="9638" w:leader="dot"/>
-            </w:tabs>
-          </w:pPr>
-          <w:hyperlink w:history="1" w:anchor="_Toc22">
-            <w:r>
-              <w:t xml:space="preserve">7. Decisões que precisam ser tomadas antes de começar</w:t>
-            </w:r>
-            <w:r>
-              <w:tab/>
-            </w:r>
-            <w:r>
-              <w:fldChar w:fldCharType="begin" w:dirty="true"/>
-              <w:instrText xml:space="preserve">PAGEREF _Toc22 \h</w:instrText>
-              <w:fldChar w:fldCharType="separate"/>
-              <w:fldChar w:fldCharType="end"/>
-            </w:r>
-          </w:hyperlink>
-        </w:p>
-        <w:p>
-          <w:pPr>
-            <w:pStyle w:val="TOC1"/>
-            <w:tabs>
-              <w:tab w:val="right" w:pos="9638" w:leader="dot"/>
-            </w:tabs>
-          </w:pPr>
-          <w:hyperlink w:history="1" w:anchor="_Toc23">
-            <w:r>
-              <w:t xml:space="preserve">8. Critérios de replanejamento</w:t>
-            </w:r>
-            <w:r>
-              <w:tab/>
-            </w:r>
-            <w:r>
-              <w:fldChar w:fldCharType="begin" w:dirty="true"/>
-              <w:instrText xml:space="preserve">PAGEREF _Toc23 \h</w:instrText>
-              <w:fldChar w:fldCharType="separate"/>
-              <w:fldChar w:fldCharType="end"/>
-            </w:r>
-          </w:hyperlink>
-        </w:p>
-        <w:p>
-          <w:pPr>
-            <w:pStyle w:val="TOC1"/>
-            <w:tabs>
-              <w:tab w:val="right" w:pos="9638" w:leader="dot"/>
-            </w:tabs>
-          </w:pPr>
-          <w:hyperlink w:history="1" w:anchor="_Toc24">
-            <w:r>
-              <w:t xml:space="preserve">9. Situação em 20 de outubro de 2026</w:t>
-            </w:r>
-            <w:r>
-              <w:tab/>
-            </w:r>
-            <w:r>
-              <w:fldChar w:fldCharType="begin" w:dirty="true"/>
-              <w:instrText xml:space="preserve">PAGEREF _Toc24 \h</w:instrText>
-              <w:fldChar w:fldCharType="separate"/>
-              <w:fldChar w:fldCharType="end"/>
-            </w:r>
-          </w:hyperlink>
-        </w:p>
-        <w:p>
-          <w:pPr>
-            <w:pStyle w:val="TOC2"/>
-            <w:tabs>
-              <w:tab w:val="right" w:pos="9638" w:leader="dot"/>
-            </w:tabs>
-            <w:ind w:left="220"/>
-          </w:pPr>
-          <w:hyperlink w:history="1" w:anchor="_Toc25">
-            <w:r>
-              <w:t xml:space="preserve">9.1 Fase 0 — Fundação: concluída</w:t>
-            </w:r>
-            <w:r>
-              <w:tab/>
-            </w:r>
-            <w:r>
-              <w:fldChar w:fldCharType="begin" w:dirty="true"/>
-              <w:instrText xml:space="preserve">PAGEREF _Toc25 \h</w:instrText>
-              <w:fldChar w:fldCharType="separate"/>
-              <w:fldChar w:fldCharType="end"/>
-            </w:r>
-          </w:hyperlink>
-        </w:p>
-        <w:p>
-          <w:pPr>
-            <w:pStyle w:val="TOC2"/>
-            <w:tabs>
-              <w:tab w:val="right" w:pos="9638" w:leader="dot"/>
-            </w:tabs>
-            <w:ind w:left="220"/>
-          </w:pPr>
-          <w:hyperlink w:history="1" w:anchor="_Toc26">
-            <w:r>
-              <w:t xml:space="preserve">9.2 Fase 1 — Espinha dorsal nacional: núcleo pronto</w:t>
-            </w:r>
-            <w:r>
-              <w:tab/>
-            </w:r>
-            <w:r>
-              <w:fldChar w:fldCharType="begin" w:dirty="true"/>
-              <w:instrText xml:space="preserve">PAGEREF _Toc26 \h</w:instrText>
-              <w:fldChar w:fldCharType="separate"/>
-              <w:fldChar w:fldCharType="end"/>
-            </w:r>
-          </w:hyperlink>
-        </w:p>
-        <w:p>
-          <w:pPr>
-            <w:pStyle w:val="TOC2"/>
-            <w:tabs>
-              <w:tab w:val="right" w:pos="9638" w:leader="dot"/>
-            </w:tabs>
-            <w:ind w:left="220"/>
-          </w:pPr>
-          <w:hyperlink w:history="1" w:anchor="_Toc27">
-            <w:r>
-              <w:t xml:space="preserve">9.3 Trilha paralela: aba Eleições</w:t>
-            </w:r>
-            <w:r>
-              <w:tab/>
-            </w:r>
-            <w:r>
-              <w:fldChar w:fldCharType="begin" w:dirty="true"/>
-              <w:instrText xml:space="preserve">PAGEREF _Toc27 \h</w:instrText>
-              <w:fldChar w:fldCharType="separate"/>
-              <w:fldChar w:fldCharType="end"/>
-            </w:r>
-          </w:hyperlink>
-        </w:p>
-        <w:p>
-          <w:pPr>
-            <w:pStyle w:val="TOC2"/>
-            <w:tabs>
-              <w:tab w:val="right" w:pos="9638" w:leader="dot"/>
-            </w:tabs>
-            <w:ind w:left="220"/>
-          </w:pPr>
-          <w:hyperlink w:history="1" w:anchor="_Toc28">
-            <w:r>
-              <w:t xml:space="preserve">9.4 Efeito no cronograma</w:t>
-            </w:r>
-            <w:r>
-              <w:tab/>
-            </w:r>
-            <w:r>
-              <w:fldChar w:fldCharType="begin" w:dirty="true"/>
-              <w:instrText xml:space="preserve">PAGEREF _Toc28 \h</w:instrText>
-              <w:fldChar w:fldCharType="separate"/>
-              <w:fldChar w:fldCharType="end"/>
-            </w:r>
-          </w:hyperlink>
-        </w:p>
-        <w:p>
-          <w:pPr>
-            <w:pStyle w:val="TOC2"/>
-            <w:tabs>
-              <w:tab w:val="right" w:pos="9638" w:leader="dot"/>
-            </w:tabs>
-            <w:ind w:left="220"/>
-          </w:pPr>
-          <w:hyperlink w:history="1" w:anchor="_Toc29">
-            <w:r>
-              <w:t xml:space="preserve">9.5 Hospedagem sem custo (ADR-026)</w:t>
-            </w:r>
-            <w:r>
-              <w:tab/>
-            </w:r>
-            <w:r>
-              <w:fldChar w:fldCharType="begin" w:dirty="true"/>
-              <w:instrText xml:space="preserve">PAGEREF _Toc29 \h</w:instrText>
-              <w:fldChar w:fldCharType="separate"/>
-              <w:fldChar w:fldCharType="end"/>
-            </w:r>
-          </w:hyperlink>
         </w:p>
         <w:p>
           <w:r>
@@ -1134,11 +477,9 @@
         <w:keepLines/>
         <w:spacing w:after="160" w:before="380"/>
       </w:pPr>
-      <w:bookmarkStart w:name="_Toc2" w:id="2"/>
       <w:r>
         <w:t xml:space="preserve">1. Estratégia do plano</w:t>
       </w:r>
-      <w:bookmarkEnd w:id="2"/>
     </w:p>
     <w:p>
       <w:pPr>
@@ -1283,11 +624,9 @@
         <w:keepLines/>
         <w:spacing w:after="160" w:before="380"/>
       </w:pPr>
-      <w:bookmarkStart w:name="_Toc3" w:id="3"/>
       <w:r>
         <w:t xml:space="preserve">2. Visão geral do cronograma</w:t>
       </w:r>
-      <w:bookmarkEnd w:id="3"/>
     </w:p>
     <w:p>
       <w:pPr>
@@ -1363,11 +702,9 @@
         <w:keepLines/>
         <w:spacing w:after="160" w:before="380"/>
       </w:pPr>
-      <w:bookmarkStart w:name="_Toc4" w:id="4"/>
       <w:r>
         <w:t xml:space="preserve">3. Fases detalhadas</w:t>
       </w:r>
-      <w:bookmarkEnd w:id="4"/>
     </w:p>
     <w:p>
       <w:pPr>
@@ -1376,11 +713,9 @@
         <w:keepLines/>
         <w:spacing w:after="120" w:before="280"/>
       </w:pPr>
-      <w:bookmarkStart w:name="_Toc5" w:id="5"/>
       <w:r>
         <w:t xml:space="preserve">Fase 0 — Fundação</w:t>
       </w:r>
-      <w:bookmarkEnd w:id="5"/>
     </w:p>
     <w:tbl>
       <w:tblPr>
@@ -1642,11 +977,9 @@
         <w:keepLines/>
         <w:spacing w:after="100" w:before="220"/>
       </w:pPr>
-      <w:bookmarkStart w:name="_Toc6" w:id="6"/>
       <w:r>
         <w:t xml:space="preserve">Entregáveis</w:t>
       </w:r>
-      <w:bookmarkEnd w:id="6"/>
     </w:p>
     <w:p>
       <w:pPr>
@@ -1738,11 +1071,9 @@
         <w:keepLines/>
         <w:spacing w:after="120" w:before="280"/>
       </w:pPr>
-      <w:bookmarkStart w:name="_Toc7" w:id="7"/>
       <w:r>
         <w:t xml:space="preserve">Fase 1 — Espinha dorsal nacional</w:t>
       </w:r>
-      <w:bookmarkEnd w:id="7"/>
     </w:p>
     <w:tbl>
       <w:tblPr>
@@ -2004,11 +1335,9 @@
         <w:keepLines/>
         <w:spacing w:after="100" w:before="220"/>
       </w:pPr>
-      <w:bookmarkStart w:name="_Toc8" w:id="8"/>
       <w:r>
         <w:t xml:space="preserve">Entregáveis</w:t>
       </w:r>
-      <w:bookmarkEnd w:id="8"/>
     </w:p>
     <w:p>
       <w:pPr>
@@ -2126,11 +1455,9 @@
         <w:keepLines/>
         <w:spacing w:after="120" w:before="280"/>
       </w:pPr>
-      <w:bookmarkStart w:name="_Toc9" w:id="9"/>
       <w:r>
         <w:t xml:space="preserve">Fase 2 — Motor de detecção</w:t>
       </w:r>
-      <w:bookmarkEnd w:id="9"/>
     </w:p>
     <w:tbl>
       <w:tblPr>
@@ -2392,11 +1719,9 @@
         <w:keepLines/>
         <w:spacing w:after="100" w:before="220"/>
       </w:pPr>
-      <w:bookmarkStart w:name="_Toc10" w:id="10"/>
       <w:r>
         <w:t xml:space="preserve">Entregáveis</w:t>
       </w:r>
-      <w:bookmarkEnd w:id="10"/>
     </w:p>
     <w:p>
       <w:pPr>
@@ -2514,11 +1839,9 @@
         <w:keepLines/>
         <w:spacing w:after="120" w:before="280"/>
       </w:pPr>
-      <w:bookmarkStart w:name="_Toc11" w:id="11"/>
       <w:r>
         <w:t xml:space="preserve">Fase 3 — Camada estadual</w:t>
       </w:r>
-      <w:bookmarkEnd w:id="11"/>
     </w:p>
     <w:tbl>
       <w:tblPr>
@@ -2780,11 +2103,9 @@
         <w:keepLines/>
         <w:spacing w:after="100" w:before="220"/>
       </w:pPr>
-      <w:bookmarkStart w:name="_Toc12" w:id="12"/>
       <w:r>
         <w:t xml:space="preserve">Entregáveis</w:t>
       </w:r>
-      <w:bookmarkEnd w:id="12"/>
     </w:p>
     <w:p>
       <w:pPr>
@@ -2863,11 +2184,9 @@
         <w:keepLines/>
         <w:spacing w:after="120" w:before="280"/>
       </w:pPr>
-      <w:bookmarkStart w:name="_Toc13" w:id="13"/>
       <w:r>
         <w:t xml:space="preserve">Fase 4 — Cauda longa municipal</w:t>
       </w:r>
-      <w:bookmarkEnd w:id="13"/>
     </w:p>
     <w:tbl>
       <w:tblPr>
@@ -3129,11 +2448,9 @@
         <w:keepLines/>
         <w:spacing w:after="100" w:before="220"/>
       </w:pPr>
-      <w:bookmarkStart w:name="_Toc14" w:id="14"/>
       <w:r>
         <w:t xml:space="preserve">Entregáveis</w:t>
       </w:r>
-      <w:bookmarkEnd w:id="14"/>
     </w:p>
     <w:p>
       <w:pPr>
@@ -3212,11 +2529,9 @@
         <w:keepLines/>
         <w:spacing w:after="120" w:before="280"/>
       </w:pPr>
-      <w:bookmarkStart w:name="_Toc15" w:id="15"/>
       <w:r>
         <w:t xml:space="preserve">Fase 5 — Publicação</w:t>
       </w:r>
-      <w:bookmarkEnd w:id="15"/>
     </w:p>
     <w:tbl>
       <w:tblPr>
@@ -3478,11 +2793,9 @@
         <w:keepLines/>
         <w:spacing w:after="100" w:before="220"/>
       </w:pPr>
-      <w:bookmarkStart w:name="_Toc16" w:id="16"/>
       <w:r>
         <w:t xml:space="preserve">Entregáveis</w:t>
       </w:r>
-      <w:bookmarkEnd w:id="16"/>
     </w:p>
     <w:p>
       <w:pPr>
@@ -3587,11 +2900,9 @@
         <w:keepLines/>
         <w:spacing w:after="120" w:before="280"/>
       </w:pPr>
-      <w:bookmarkStart w:name="_Toc17" w:id="17"/>
       <w:r>
         <w:t xml:space="preserve">Fase 6 — Consolidação</w:t>
       </w:r>
-      <w:bookmarkEnd w:id="17"/>
     </w:p>
     <w:tbl>
       <w:tblPr>
@@ -3853,11 +3164,9 @@
         <w:keepLines/>
         <w:spacing w:after="100" w:before="220"/>
       </w:pPr>
-      <w:bookmarkStart w:name="_Toc18" w:id="18"/>
       <w:r>
         <w:t xml:space="preserve">Entregáveis</w:t>
       </w:r>
-      <w:bookmarkEnd w:id="18"/>
     </w:p>
     <w:p>
       <w:pPr>
@@ -3941,11 +3250,9 @@
         <w:keepLines/>
         <w:spacing w:after="160" w:before="380"/>
       </w:pPr>
-      <w:bookmarkStart w:name="_Toc19" w:id="19"/>
       <w:r>
         <w:t xml:space="preserve">4. Marcos</w:t>
       </w:r>
-      <w:bookmarkEnd w:id="19"/>
     </w:p>
     <w:tbl>
       <w:tblPr>
@@ -4577,11 +3884,9 @@
         <w:keepLines/>
         <w:spacing w:after="160" w:before="380"/>
       </w:pPr>
-      <w:bookmarkStart w:name="_Toc20" w:id="20"/>
       <w:r>
         <w:t xml:space="preserve">5. Esforço estimado</w:t>
       </w:r>
-      <w:bookmarkEnd w:id="20"/>
     </w:p>
     <w:p>
       <w:pPr>
@@ -5453,11 +4758,9 @@
         <w:keepLines/>
         <w:spacing w:after="160" w:before="380"/>
       </w:pPr>
-      <w:bookmarkStart w:name="_Toc21" w:id="21"/>
       <w:r>
         <w:t xml:space="preserve">6. Custos recorrentes estimados</w:t>
       </w:r>
-      <w:bookmarkEnd w:id="21"/>
     </w:p>
     <w:p>
       <w:pPr>
@@ -6440,11 +5743,9 @@
         <w:keepLines/>
         <w:spacing w:after="160" w:before="380"/>
       </w:pPr>
-      <w:bookmarkStart w:name="_Toc22" w:id="22"/>
       <w:r>
         <w:t xml:space="preserve">7. Decisões que precisam ser tomadas antes de começar</w:t>
       </w:r>
-      <w:bookmarkEnd w:id="22"/>
     </w:p>
     <w:p>
       <w:pPr>
@@ -6918,11 +6219,9 @@
         <w:keepLines/>
         <w:spacing w:after="160" w:before="380"/>
       </w:pPr>
-      <w:bookmarkStart w:name="_Toc23" w:id="23"/>
       <w:r>
         <w:t xml:space="preserve">8. Critérios de replanejamento</w:t>
       </w:r>
-      <w:bookmarkEnd w:id="23"/>
     </w:p>
     <w:p>
       <w:pPr>
@@ -7060,11 +6359,9 @@
         <w:pageBreakBefore/>
         <w:spacing w:after="160" w:before="380"/>
       </w:pPr>
-      <w:bookmarkStart w:name="_Toc24" w:id="24"/>
       <w:r>
         <w:t xml:space="preserve">9. Situação em 20 de outubro de 2026</w:t>
       </w:r>
-      <w:bookmarkEnd w:id="24"/>
     </w:p>
     <w:p>
       <w:pPr>
@@ -7087,11 +6384,9 @@
         <w:keepLines/>
         <w:spacing w:after="120" w:before="280"/>
       </w:pPr>
-      <w:bookmarkStart w:name="_Toc25" w:id="25"/>
       <w:r>
         <w:t xml:space="preserve">9.1 Fase 0 — Fundação: concluída</w:t>
       </w:r>
-      <w:bookmarkEnd w:id="25"/>
     </w:p>
     <w:tbl>
       <w:tblPr>
@@ -7591,11 +6886,9 @@
         <w:keepLines/>
         <w:spacing w:after="120" w:before="280"/>
       </w:pPr>
-      <w:bookmarkStart w:name="_Toc26" w:id="26"/>
       <w:r>
         <w:t xml:space="preserve">9.2 Fase 1 — Espinha dorsal nacional: núcleo pronto</w:t>
       </w:r>
-      <w:bookmarkEnd w:id="26"/>
     </w:p>
     <w:tbl>
       <w:tblPr>
@@ -8259,7 +7552,7 @@
                 <w:sz w:val="17"/>
                 <w:szCs w:val="17"/>
               </w:rPr>
-              <w:t xml:space="preserve">Em modo silencioso (ADR-031), a cada carga do painel; calibração e revisão pendentes</w:t>
+              <w:t xml:space="preserve">Publicada como aviso no portal desde 21/10/2026 (ADR-047), a cada carga do painel, com ressalva e contestação; calibração pendente</w:t>
             </w:r>
           </w:p>
         </w:tc>
@@ -8575,11 +7868,9 @@
         <w:keepLines/>
         <w:spacing w:after="120" w:before="280"/>
       </w:pPr>
-      <w:bookmarkStart w:name="_Toc27" w:id="27"/>
       <w:r>
         <w:t xml:space="preserve">9.3 Trilha paralela: aba Eleições</w:t>
       </w:r>
-      <w:bookmarkEnd w:id="27"/>
     </w:p>
     <w:p>
       <w:pPr>
@@ -9211,11 +8502,9 @@
         <w:keepLines/>
         <w:spacing w:after="120" w:before="280"/>
       </w:pPr>
-      <w:bookmarkStart w:name="_Toc28" w:id="28"/>
       <w:r>
         <w:t xml:space="preserve">9.4 Efeito no cronograma</w:t>
       </w:r>
-      <w:bookmarkEnd w:id="28"/>
     </w:p>
     <w:p>
       <w:pPr>
@@ -9238,11 +8527,9 @@
         <w:keepLines/>
         <w:spacing w:after="120" w:before="280"/>
       </w:pPr>
-      <w:bookmarkStart w:name="_Toc29" w:id="29"/>
       <w:r>
         <w:t xml:space="preserve">9.5 Hospedagem sem custo (ADR-026)</w:t>
       </w:r>
-      <w:bookmarkEnd w:id="29"/>
     </w:p>
     <w:p>
       <w:pPr>
@@ -10190,21 +9477,6 @@
   <w:style w:type="paragraph" w:styleId="Normal" w:default="1">
     <w:name w:val="Normal"/>
     <w:qFormat/>
-  </w:style>
-  <w:style w:type="table" w:styleId="TableNormal" w:default="true">
-    <w:name w:val="Normal Table"/>
-    <w:uiPriority w:val="99"/>
-    <w:semiHidden/>
-    <w:unhideWhenUsed/>
-    <w:tblPr>
-      <w:tblInd w:type="dxa" w:w="0"/>
-      <w:tblCellMar>
-        <w:top w:type="dxa" w:w="0"/>
-        <w:left w:type="dxa" w:w="108"/>
-        <w:bottom w:type="dxa" w:w="0"/>
-        <w:right w:type="dxa" w:w="108"/>
-      </w:tblCellMar>
-    </w:tblPr>
   </w:style>
   <w:style w:type="paragraph" w:styleId="Title">
     <w:name w:val="Title"/>

--- a/docs/DOC-10_Roadmap.docx
+++ b/docs/DOC-10_Roadmap.docx
@@ -267,7 +267,7 @@
                 <w:sz w:val="19"/>
                 <w:szCs w:val="19"/>
               </w:rPr>
-              <w:t xml:space="preserve">2.1</w:t>
+              <w:t xml:space="preserve">2.2</w:t>
             </w:r>
           </w:p>
         </w:tc>
@@ -425,9 +425,11 @@
         <w:keepLines/>
         <w:spacing w:after="160" w:before="380"/>
       </w:pPr>
+      <w:bookmarkStart w:name="_Toc1" w:id="1"/>
       <w:r>
         <w:t xml:space="preserve">Sumário</w:t>
       </w:r>
+      <w:bookmarkEnd w:id="1"/>
     </w:p>
     <w:p>
       <w:pPr>
@@ -452,11 +454,666 @@
       </w:sdtPr>
       <w:sdtContent>
         <w:p>
+          <w:pPr>
+            <w:pStyle w:val="TOC1"/>
+            <w:tabs>
+              <w:tab w:val="right" w:pos="9638" w:leader="dot"/>
+            </w:tabs>
+          </w:pPr>
           <w:r>
             <w:fldChar w:fldCharType="begin" w:dirty="true"/>
             <w:instrText xml:space="preserve">TOC \h \o "1-3"</w:instrText>
             <w:fldChar w:fldCharType="separate"/>
           </w:r>
+          <w:hyperlink w:history="1" w:anchor="_Toc1">
+            <w:r>
+              <w:t xml:space="preserve">Sumário</w:t>
+            </w:r>
+            <w:r>
+              <w:tab/>
+            </w:r>
+            <w:r>
+              <w:fldChar w:fldCharType="begin" w:dirty="true"/>
+              <w:instrText xml:space="preserve">PAGEREF _Toc1 \h</w:instrText>
+              <w:fldChar w:fldCharType="separate"/>
+              <w:fldChar w:fldCharType="end"/>
+            </w:r>
+          </w:hyperlink>
+        </w:p>
+        <w:p>
+          <w:pPr>
+            <w:pStyle w:val="TOC1"/>
+            <w:tabs>
+              <w:tab w:val="right" w:pos="9638" w:leader="dot"/>
+            </w:tabs>
+          </w:pPr>
+          <w:hyperlink w:history="1" w:anchor="_Toc2">
+            <w:r>
+              <w:t xml:space="preserve">1. Estratégia do plano</w:t>
+            </w:r>
+            <w:r>
+              <w:tab/>
+            </w:r>
+            <w:r>
+              <w:fldChar w:fldCharType="begin" w:dirty="true"/>
+              <w:instrText xml:space="preserve">PAGEREF _Toc2 \h</w:instrText>
+              <w:fldChar w:fldCharType="separate"/>
+              <w:fldChar w:fldCharType="end"/>
+            </w:r>
+          </w:hyperlink>
+        </w:p>
+        <w:p>
+          <w:pPr>
+            <w:pStyle w:val="TOC1"/>
+            <w:tabs>
+              <w:tab w:val="right" w:pos="9638" w:leader="dot"/>
+            </w:tabs>
+          </w:pPr>
+          <w:hyperlink w:history="1" w:anchor="_Toc3">
+            <w:r>
+              <w:t xml:space="preserve">2. Visão geral do cronograma</w:t>
+            </w:r>
+            <w:r>
+              <w:tab/>
+            </w:r>
+            <w:r>
+              <w:fldChar w:fldCharType="begin" w:dirty="true"/>
+              <w:instrText xml:space="preserve">PAGEREF _Toc3 \h</w:instrText>
+              <w:fldChar w:fldCharType="separate"/>
+              <w:fldChar w:fldCharType="end"/>
+            </w:r>
+          </w:hyperlink>
+        </w:p>
+        <w:p>
+          <w:pPr>
+            <w:pStyle w:val="TOC1"/>
+            <w:tabs>
+              <w:tab w:val="right" w:pos="9638" w:leader="dot"/>
+            </w:tabs>
+          </w:pPr>
+          <w:hyperlink w:history="1" w:anchor="_Toc4">
+            <w:r>
+              <w:t xml:space="preserve">3. Fases detalhadas</w:t>
+            </w:r>
+            <w:r>
+              <w:tab/>
+            </w:r>
+            <w:r>
+              <w:fldChar w:fldCharType="begin" w:dirty="true"/>
+              <w:instrText xml:space="preserve">PAGEREF _Toc4 \h</w:instrText>
+              <w:fldChar w:fldCharType="separate"/>
+              <w:fldChar w:fldCharType="end"/>
+            </w:r>
+          </w:hyperlink>
+        </w:p>
+        <w:p>
+          <w:pPr>
+            <w:pStyle w:val="TOC2"/>
+            <w:tabs>
+              <w:tab w:val="right" w:pos="9638" w:leader="dot"/>
+            </w:tabs>
+            <w:ind w:left="220"/>
+          </w:pPr>
+          <w:hyperlink w:history="1" w:anchor="_Toc5">
+            <w:r>
+              <w:t xml:space="preserve">Fase 0 — Fundação</w:t>
+            </w:r>
+            <w:r>
+              <w:tab/>
+            </w:r>
+            <w:r>
+              <w:fldChar w:fldCharType="begin" w:dirty="true"/>
+              <w:instrText xml:space="preserve">PAGEREF _Toc5 \h</w:instrText>
+              <w:fldChar w:fldCharType="separate"/>
+              <w:fldChar w:fldCharType="end"/>
+            </w:r>
+          </w:hyperlink>
+        </w:p>
+        <w:p>
+          <w:pPr>
+            <w:pStyle w:val="TOC3"/>
+            <w:tabs>
+              <w:tab w:val="right" w:pos="9638" w:leader="dot"/>
+            </w:tabs>
+            <w:ind w:left="440"/>
+          </w:pPr>
+          <w:hyperlink w:history="1" w:anchor="_Toc6">
+            <w:r>
+              <w:t xml:space="preserve">Entregáveis</w:t>
+            </w:r>
+            <w:r>
+              <w:tab/>
+            </w:r>
+            <w:r>
+              <w:fldChar w:fldCharType="begin" w:dirty="true"/>
+              <w:instrText xml:space="preserve">PAGEREF _Toc6 \h</w:instrText>
+              <w:fldChar w:fldCharType="separate"/>
+              <w:fldChar w:fldCharType="end"/>
+            </w:r>
+          </w:hyperlink>
+        </w:p>
+        <w:p>
+          <w:pPr>
+            <w:pStyle w:val="TOC2"/>
+            <w:tabs>
+              <w:tab w:val="right" w:pos="9638" w:leader="dot"/>
+            </w:tabs>
+            <w:ind w:left="220"/>
+          </w:pPr>
+          <w:hyperlink w:history="1" w:anchor="_Toc7">
+            <w:r>
+              <w:t xml:space="preserve">Fase 1 — Espinha dorsal nacional</w:t>
+            </w:r>
+            <w:r>
+              <w:tab/>
+            </w:r>
+            <w:r>
+              <w:fldChar w:fldCharType="begin" w:dirty="true"/>
+              <w:instrText xml:space="preserve">PAGEREF _Toc7 \h</w:instrText>
+              <w:fldChar w:fldCharType="separate"/>
+              <w:fldChar w:fldCharType="end"/>
+            </w:r>
+          </w:hyperlink>
+        </w:p>
+        <w:p>
+          <w:pPr>
+            <w:pStyle w:val="TOC3"/>
+            <w:tabs>
+              <w:tab w:val="right" w:pos="9638" w:leader="dot"/>
+            </w:tabs>
+            <w:ind w:left="440"/>
+          </w:pPr>
+          <w:hyperlink w:history="1" w:anchor="_Toc8">
+            <w:r>
+              <w:t xml:space="preserve">Entregáveis</w:t>
+            </w:r>
+            <w:r>
+              <w:tab/>
+            </w:r>
+            <w:r>
+              <w:fldChar w:fldCharType="begin" w:dirty="true"/>
+              <w:instrText xml:space="preserve">PAGEREF _Toc8 \h</w:instrText>
+              <w:fldChar w:fldCharType="separate"/>
+              <w:fldChar w:fldCharType="end"/>
+            </w:r>
+          </w:hyperlink>
+        </w:p>
+        <w:p>
+          <w:pPr>
+            <w:pStyle w:val="TOC2"/>
+            <w:tabs>
+              <w:tab w:val="right" w:pos="9638" w:leader="dot"/>
+            </w:tabs>
+            <w:ind w:left="220"/>
+          </w:pPr>
+          <w:hyperlink w:history="1" w:anchor="_Toc9">
+            <w:r>
+              <w:t xml:space="preserve">Fase 2 — Motor de detecção</w:t>
+            </w:r>
+            <w:r>
+              <w:tab/>
+            </w:r>
+            <w:r>
+              <w:fldChar w:fldCharType="begin" w:dirty="true"/>
+              <w:instrText xml:space="preserve">PAGEREF _Toc9 \h</w:instrText>
+              <w:fldChar w:fldCharType="separate"/>
+              <w:fldChar w:fldCharType="end"/>
+            </w:r>
+          </w:hyperlink>
+        </w:p>
+        <w:p>
+          <w:pPr>
+            <w:pStyle w:val="TOC3"/>
+            <w:tabs>
+              <w:tab w:val="right" w:pos="9638" w:leader="dot"/>
+            </w:tabs>
+            <w:ind w:left="440"/>
+          </w:pPr>
+          <w:hyperlink w:history="1" w:anchor="_Toc10">
+            <w:r>
+              <w:t xml:space="preserve">Entregáveis</w:t>
+            </w:r>
+            <w:r>
+              <w:tab/>
+            </w:r>
+            <w:r>
+              <w:fldChar w:fldCharType="begin" w:dirty="true"/>
+              <w:instrText xml:space="preserve">PAGEREF _Toc10 \h</w:instrText>
+              <w:fldChar w:fldCharType="separate"/>
+              <w:fldChar w:fldCharType="end"/>
+            </w:r>
+          </w:hyperlink>
+        </w:p>
+        <w:p>
+          <w:pPr>
+            <w:pStyle w:val="TOC2"/>
+            <w:tabs>
+              <w:tab w:val="right" w:pos="9638" w:leader="dot"/>
+            </w:tabs>
+            <w:ind w:left="220"/>
+          </w:pPr>
+          <w:hyperlink w:history="1" w:anchor="_Toc11">
+            <w:r>
+              <w:t xml:space="preserve">Fase 3 — Camada estadual</w:t>
+            </w:r>
+            <w:r>
+              <w:tab/>
+            </w:r>
+            <w:r>
+              <w:fldChar w:fldCharType="begin" w:dirty="true"/>
+              <w:instrText xml:space="preserve">PAGEREF _Toc11 \h</w:instrText>
+              <w:fldChar w:fldCharType="separate"/>
+              <w:fldChar w:fldCharType="end"/>
+            </w:r>
+          </w:hyperlink>
+        </w:p>
+        <w:p>
+          <w:pPr>
+            <w:pStyle w:val="TOC3"/>
+            <w:tabs>
+              <w:tab w:val="right" w:pos="9638" w:leader="dot"/>
+            </w:tabs>
+            <w:ind w:left="440"/>
+          </w:pPr>
+          <w:hyperlink w:history="1" w:anchor="_Toc12">
+            <w:r>
+              <w:t xml:space="preserve">Entregáveis</w:t>
+            </w:r>
+            <w:r>
+              <w:tab/>
+            </w:r>
+            <w:r>
+              <w:fldChar w:fldCharType="begin" w:dirty="true"/>
+              <w:instrText xml:space="preserve">PAGEREF _Toc12 \h</w:instrText>
+              <w:fldChar w:fldCharType="separate"/>
+              <w:fldChar w:fldCharType="end"/>
+            </w:r>
+          </w:hyperlink>
+        </w:p>
+        <w:p>
+          <w:pPr>
+            <w:pStyle w:val="TOC2"/>
+            <w:tabs>
+              <w:tab w:val="right" w:pos="9638" w:leader="dot"/>
+            </w:tabs>
+            <w:ind w:left="220"/>
+          </w:pPr>
+          <w:hyperlink w:history="1" w:anchor="_Toc13">
+            <w:r>
+              <w:t xml:space="preserve">Fase 4 — Cauda longa municipal</w:t>
+            </w:r>
+            <w:r>
+              <w:tab/>
+            </w:r>
+            <w:r>
+              <w:fldChar w:fldCharType="begin" w:dirty="true"/>
+              <w:instrText xml:space="preserve">PAGEREF _Toc13 \h</w:instrText>
+              <w:fldChar w:fldCharType="separate"/>
+              <w:fldChar w:fldCharType="end"/>
+            </w:r>
+          </w:hyperlink>
+        </w:p>
+        <w:p>
+          <w:pPr>
+            <w:pStyle w:val="TOC3"/>
+            <w:tabs>
+              <w:tab w:val="right" w:pos="9638" w:leader="dot"/>
+            </w:tabs>
+            <w:ind w:left="440"/>
+          </w:pPr>
+          <w:hyperlink w:history="1" w:anchor="_Toc14">
+            <w:r>
+              <w:t xml:space="preserve">Entregáveis</w:t>
+            </w:r>
+            <w:r>
+              <w:tab/>
+            </w:r>
+            <w:r>
+              <w:fldChar w:fldCharType="begin" w:dirty="true"/>
+              <w:instrText xml:space="preserve">PAGEREF _Toc14 \h</w:instrText>
+              <w:fldChar w:fldCharType="separate"/>
+              <w:fldChar w:fldCharType="end"/>
+            </w:r>
+          </w:hyperlink>
+        </w:p>
+        <w:p>
+          <w:pPr>
+            <w:pStyle w:val="TOC2"/>
+            <w:tabs>
+              <w:tab w:val="right" w:pos="9638" w:leader="dot"/>
+            </w:tabs>
+            <w:ind w:left="220"/>
+          </w:pPr>
+          <w:hyperlink w:history="1" w:anchor="_Toc15">
+            <w:r>
+              <w:t xml:space="preserve">Fase 5 — Publicação</w:t>
+            </w:r>
+            <w:r>
+              <w:tab/>
+            </w:r>
+            <w:r>
+              <w:fldChar w:fldCharType="begin" w:dirty="true"/>
+              <w:instrText xml:space="preserve">PAGEREF _Toc15 \h</w:instrText>
+              <w:fldChar w:fldCharType="separate"/>
+              <w:fldChar w:fldCharType="end"/>
+            </w:r>
+          </w:hyperlink>
+        </w:p>
+        <w:p>
+          <w:pPr>
+            <w:pStyle w:val="TOC3"/>
+            <w:tabs>
+              <w:tab w:val="right" w:pos="9638" w:leader="dot"/>
+            </w:tabs>
+            <w:ind w:left="440"/>
+          </w:pPr>
+          <w:hyperlink w:history="1" w:anchor="_Toc16">
+            <w:r>
+              <w:t xml:space="preserve">Entregáveis</w:t>
+            </w:r>
+            <w:r>
+              <w:tab/>
+            </w:r>
+            <w:r>
+              <w:fldChar w:fldCharType="begin" w:dirty="true"/>
+              <w:instrText xml:space="preserve">PAGEREF _Toc16 \h</w:instrText>
+              <w:fldChar w:fldCharType="separate"/>
+              <w:fldChar w:fldCharType="end"/>
+            </w:r>
+          </w:hyperlink>
+        </w:p>
+        <w:p>
+          <w:pPr>
+            <w:pStyle w:val="TOC2"/>
+            <w:tabs>
+              <w:tab w:val="right" w:pos="9638" w:leader="dot"/>
+            </w:tabs>
+            <w:ind w:left="220"/>
+          </w:pPr>
+          <w:hyperlink w:history="1" w:anchor="_Toc17">
+            <w:r>
+              <w:t xml:space="preserve">Fase 6 — Consolidação</w:t>
+            </w:r>
+            <w:r>
+              <w:tab/>
+            </w:r>
+            <w:r>
+              <w:fldChar w:fldCharType="begin" w:dirty="true"/>
+              <w:instrText xml:space="preserve">PAGEREF _Toc17 \h</w:instrText>
+              <w:fldChar w:fldCharType="separate"/>
+              <w:fldChar w:fldCharType="end"/>
+            </w:r>
+          </w:hyperlink>
+        </w:p>
+        <w:p>
+          <w:pPr>
+            <w:pStyle w:val="TOC3"/>
+            <w:tabs>
+              <w:tab w:val="right" w:pos="9638" w:leader="dot"/>
+            </w:tabs>
+            <w:ind w:left="440"/>
+          </w:pPr>
+          <w:hyperlink w:history="1" w:anchor="_Toc18">
+            <w:r>
+              <w:t xml:space="preserve">Entregáveis</w:t>
+            </w:r>
+            <w:r>
+              <w:tab/>
+            </w:r>
+            <w:r>
+              <w:fldChar w:fldCharType="begin" w:dirty="true"/>
+              <w:instrText xml:space="preserve">PAGEREF _Toc18 \h</w:instrText>
+              <w:fldChar w:fldCharType="separate"/>
+              <w:fldChar w:fldCharType="end"/>
+            </w:r>
+          </w:hyperlink>
+        </w:p>
+        <w:p>
+          <w:pPr>
+            <w:pStyle w:val="TOC1"/>
+            <w:tabs>
+              <w:tab w:val="right" w:pos="9638" w:leader="dot"/>
+            </w:tabs>
+          </w:pPr>
+          <w:hyperlink w:history="1" w:anchor="_Toc19">
+            <w:r>
+              <w:t xml:space="preserve">4. Marcos</w:t>
+            </w:r>
+            <w:r>
+              <w:tab/>
+            </w:r>
+            <w:r>
+              <w:fldChar w:fldCharType="begin" w:dirty="true"/>
+              <w:instrText xml:space="preserve">PAGEREF _Toc19 \h</w:instrText>
+              <w:fldChar w:fldCharType="separate"/>
+              <w:fldChar w:fldCharType="end"/>
+            </w:r>
+          </w:hyperlink>
+        </w:p>
+        <w:p>
+          <w:pPr>
+            <w:pStyle w:val="TOC1"/>
+            <w:tabs>
+              <w:tab w:val="right" w:pos="9638" w:leader="dot"/>
+            </w:tabs>
+          </w:pPr>
+          <w:hyperlink w:history="1" w:anchor="_Toc20">
+            <w:r>
+              <w:t xml:space="preserve">5. Esforço estimado</w:t>
+            </w:r>
+            <w:r>
+              <w:tab/>
+            </w:r>
+            <w:r>
+              <w:fldChar w:fldCharType="begin" w:dirty="true"/>
+              <w:instrText xml:space="preserve">PAGEREF _Toc20 \h</w:instrText>
+              <w:fldChar w:fldCharType="separate"/>
+              <w:fldChar w:fldCharType="end"/>
+            </w:r>
+          </w:hyperlink>
+        </w:p>
+        <w:p>
+          <w:pPr>
+            <w:pStyle w:val="TOC1"/>
+            <w:tabs>
+              <w:tab w:val="right" w:pos="9638" w:leader="dot"/>
+            </w:tabs>
+          </w:pPr>
+          <w:hyperlink w:history="1" w:anchor="_Toc21">
+            <w:r>
+              <w:t xml:space="preserve">6. Custos recorrentes estimados</w:t>
+            </w:r>
+            <w:r>
+              <w:tab/>
+            </w:r>
+            <w:r>
+              <w:fldChar w:fldCharType="begin" w:dirty="true"/>
+              <w:instrText xml:space="preserve">PAGEREF _Toc21 \h</w:instrText>
+              <w:fldChar w:fldCharType="separate"/>
+              <w:fldChar w:fldCharType="end"/>
+            </w:r>
+          </w:hyperlink>
+        </w:p>
+        <w:p>
+          <w:pPr>
+            <w:pStyle w:val="TOC1"/>
+            <w:tabs>
+              <w:tab w:val="right" w:pos="9638" w:leader="dot"/>
+            </w:tabs>
+          </w:pPr>
+          <w:hyperlink w:history="1" w:anchor="_Toc22">
+            <w:r>
+              <w:t xml:space="preserve">7. Decisões que precisam ser tomadas antes de começar</w:t>
+            </w:r>
+            <w:r>
+              <w:tab/>
+            </w:r>
+            <w:r>
+              <w:fldChar w:fldCharType="begin" w:dirty="true"/>
+              <w:instrText xml:space="preserve">PAGEREF _Toc22 \h</w:instrText>
+              <w:fldChar w:fldCharType="separate"/>
+              <w:fldChar w:fldCharType="end"/>
+            </w:r>
+          </w:hyperlink>
+        </w:p>
+        <w:p>
+          <w:pPr>
+            <w:pStyle w:val="TOC1"/>
+            <w:tabs>
+              <w:tab w:val="right" w:pos="9638" w:leader="dot"/>
+            </w:tabs>
+          </w:pPr>
+          <w:hyperlink w:history="1" w:anchor="_Toc23">
+            <w:r>
+              <w:t xml:space="preserve">8. Critérios de replanejamento</w:t>
+            </w:r>
+            <w:r>
+              <w:tab/>
+            </w:r>
+            <w:r>
+              <w:fldChar w:fldCharType="begin" w:dirty="true"/>
+              <w:instrText xml:space="preserve">PAGEREF _Toc23 \h</w:instrText>
+              <w:fldChar w:fldCharType="separate"/>
+              <w:fldChar w:fldCharType="end"/>
+            </w:r>
+          </w:hyperlink>
+        </w:p>
+        <w:p>
+          <w:pPr>
+            <w:pStyle w:val="TOC1"/>
+            <w:tabs>
+              <w:tab w:val="right" w:pos="9638" w:leader="dot"/>
+            </w:tabs>
+          </w:pPr>
+          <w:hyperlink w:history="1" w:anchor="_Toc24">
+            <w:r>
+              <w:t xml:space="preserve">9. Situação em 20 de outubro de 2026</w:t>
+            </w:r>
+            <w:r>
+              <w:tab/>
+            </w:r>
+            <w:r>
+              <w:fldChar w:fldCharType="begin" w:dirty="true"/>
+              <w:instrText xml:space="preserve">PAGEREF _Toc24 \h</w:instrText>
+              <w:fldChar w:fldCharType="separate"/>
+              <w:fldChar w:fldCharType="end"/>
+            </w:r>
+          </w:hyperlink>
+        </w:p>
+        <w:p>
+          <w:pPr>
+            <w:pStyle w:val="TOC2"/>
+            <w:tabs>
+              <w:tab w:val="right" w:pos="9638" w:leader="dot"/>
+            </w:tabs>
+            <w:ind w:left="220"/>
+          </w:pPr>
+          <w:hyperlink w:history="1" w:anchor="_Toc25">
+            <w:r>
+              <w:t xml:space="preserve">9.1 Fase 0 — Fundação: concluída</w:t>
+            </w:r>
+            <w:r>
+              <w:tab/>
+            </w:r>
+            <w:r>
+              <w:fldChar w:fldCharType="begin" w:dirty="true"/>
+              <w:instrText xml:space="preserve">PAGEREF _Toc25 \h</w:instrText>
+              <w:fldChar w:fldCharType="separate"/>
+              <w:fldChar w:fldCharType="end"/>
+            </w:r>
+          </w:hyperlink>
+        </w:p>
+        <w:p>
+          <w:pPr>
+            <w:pStyle w:val="TOC2"/>
+            <w:tabs>
+              <w:tab w:val="right" w:pos="9638" w:leader="dot"/>
+            </w:tabs>
+            <w:ind w:left="220"/>
+          </w:pPr>
+          <w:hyperlink w:history="1" w:anchor="_Toc26">
+            <w:r>
+              <w:t xml:space="preserve">9.2 Fase 1 — Espinha dorsal nacional: núcleo pronto</w:t>
+            </w:r>
+            <w:r>
+              <w:tab/>
+            </w:r>
+            <w:r>
+              <w:fldChar w:fldCharType="begin" w:dirty="true"/>
+              <w:instrText xml:space="preserve">PAGEREF _Toc26 \h</w:instrText>
+              <w:fldChar w:fldCharType="separate"/>
+              <w:fldChar w:fldCharType="end"/>
+            </w:r>
+          </w:hyperlink>
+        </w:p>
+        <w:p>
+          <w:pPr>
+            <w:pStyle w:val="TOC2"/>
+            <w:tabs>
+              <w:tab w:val="right" w:pos="9638" w:leader="dot"/>
+            </w:tabs>
+            <w:ind w:left="220"/>
+          </w:pPr>
+          <w:hyperlink w:history="1" w:anchor="_Toc27">
+            <w:r>
+              <w:t xml:space="preserve">9.3 Trilha paralela: aba Eleições</w:t>
+            </w:r>
+            <w:r>
+              <w:tab/>
+            </w:r>
+            <w:r>
+              <w:fldChar w:fldCharType="begin" w:dirty="true"/>
+              <w:instrText xml:space="preserve">PAGEREF _Toc27 \h</w:instrText>
+              <w:fldChar w:fldCharType="separate"/>
+              <w:fldChar w:fldCharType="end"/>
+            </w:r>
+          </w:hyperlink>
+        </w:p>
+        <w:p>
+          <w:pPr>
+            <w:pStyle w:val="TOC2"/>
+            <w:tabs>
+              <w:tab w:val="right" w:pos="9638" w:leader="dot"/>
+            </w:tabs>
+            <w:ind w:left="220"/>
+          </w:pPr>
+          <w:hyperlink w:history="1" w:anchor="_Toc28">
+            <w:r>
+              <w:t xml:space="preserve">9.4 Efeito no cronograma</w:t>
+            </w:r>
+            <w:r>
+              <w:tab/>
+            </w:r>
+            <w:r>
+              <w:fldChar w:fldCharType="begin" w:dirty="true"/>
+              <w:instrText xml:space="preserve">PAGEREF _Toc28 \h</w:instrText>
+              <w:fldChar w:fldCharType="separate"/>
+              <w:fldChar w:fldCharType="end"/>
+            </w:r>
+          </w:hyperlink>
+        </w:p>
+        <w:p>
+          <w:pPr>
+            <w:pStyle w:val="TOC2"/>
+            <w:tabs>
+              <w:tab w:val="right" w:pos="9638" w:leader="dot"/>
+            </w:tabs>
+            <w:ind w:left="220"/>
+          </w:pPr>
+          <w:hyperlink w:history="1" w:anchor="_Toc29">
+            <w:r>
+              <w:t xml:space="preserve">9.5 Hospedagem sem custo (ADR-026)</w:t>
+            </w:r>
+            <w:r>
+              <w:tab/>
+            </w:r>
+            <w:r>
+              <w:fldChar w:fldCharType="begin" w:dirty="true"/>
+              <w:instrText xml:space="preserve">PAGEREF _Toc29 \h</w:instrText>
+              <w:fldChar w:fldCharType="separate"/>
+              <w:fldChar w:fldCharType="end"/>
+            </w:r>
+          </w:hyperlink>
         </w:p>
         <w:p>
           <w:r>
@@ -477,9 +1134,11 @@
         <w:keepLines/>
         <w:spacing w:after="160" w:before="380"/>
       </w:pPr>
+      <w:bookmarkStart w:name="_Toc2" w:id="2"/>
       <w:r>
         <w:t xml:space="preserve">1. Estratégia do plano</w:t>
       </w:r>
+      <w:bookmarkEnd w:id="2"/>
     </w:p>
     <w:p>
       <w:pPr>
@@ -624,9 +1283,11 @@
         <w:keepLines/>
         <w:spacing w:after="160" w:before="380"/>
       </w:pPr>
+      <w:bookmarkStart w:name="_Toc3" w:id="3"/>
       <w:r>
         <w:t xml:space="preserve">2. Visão geral do cronograma</w:t>
       </w:r>
+      <w:bookmarkEnd w:id="3"/>
     </w:p>
     <w:p>
       <w:pPr>
@@ -702,9 +1363,11 @@
         <w:keepLines/>
         <w:spacing w:after="160" w:before="380"/>
       </w:pPr>
+      <w:bookmarkStart w:name="_Toc4" w:id="4"/>
       <w:r>
         <w:t xml:space="preserve">3. Fases detalhadas</w:t>
       </w:r>
+      <w:bookmarkEnd w:id="4"/>
     </w:p>
     <w:p>
       <w:pPr>
@@ -713,9 +1376,11 @@
         <w:keepLines/>
         <w:spacing w:after="120" w:before="280"/>
       </w:pPr>
+      <w:bookmarkStart w:name="_Toc5" w:id="5"/>
       <w:r>
         <w:t xml:space="preserve">Fase 0 — Fundação</w:t>
       </w:r>
+      <w:bookmarkEnd w:id="5"/>
     </w:p>
     <w:tbl>
       <w:tblPr>
@@ -977,9 +1642,11 @@
         <w:keepLines/>
         <w:spacing w:after="100" w:before="220"/>
       </w:pPr>
+      <w:bookmarkStart w:name="_Toc6" w:id="6"/>
       <w:r>
         <w:t xml:space="preserve">Entregáveis</w:t>
       </w:r>
+      <w:bookmarkEnd w:id="6"/>
     </w:p>
     <w:p>
       <w:pPr>
@@ -1071,9 +1738,11 @@
         <w:keepLines/>
         <w:spacing w:after="120" w:before="280"/>
       </w:pPr>
+      <w:bookmarkStart w:name="_Toc7" w:id="7"/>
       <w:r>
         <w:t xml:space="preserve">Fase 1 — Espinha dorsal nacional</w:t>
       </w:r>
+      <w:bookmarkEnd w:id="7"/>
     </w:p>
     <w:tbl>
       <w:tblPr>
@@ -1335,9 +2004,11 @@
         <w:keepLines/>
         <w:spacing w:after="100" w:before="220"/>
       </w:pPr>
+      <w:bookmarkStart w:name="_Toc8" w:id="8"/>
       <w:r>
         <w:t xml:space="preserve">Entregáveis</w:t>
       </w:r>
+      <w:bookmarkEnd w:id="8"/>
     </w:p>
     <w:p>
       <w:pPr>
@@ -1455,9 +2126,11 @@
         <w:keepLines/>
         <w:spacing w:after="120" w:before="280"/>
       </w:pPr>
+      <w:bookmarkStart w:name="_Toc9" w:id="9"/>
       <w:r>
         <w:t xml:space="preserve">Fase 2 — Motor de detecção</w:t>
       </w:r>
+      <w:bookmarkEnd w:id="9"/>
     </w:p>
     <w:tbl>
       <w:tblPr>
@@ -1719,9 +2392,11 @@
         <w:keepLines/>
         <w:spacing w:after="100" w:before="220"/>
       </w:pPr>
+      <w:bookmarkStart w:name="_Toc10" w:id="10"/>
       <w:r>
         <w:t xml:space="preserve">Entregáveis</w:t>
       </w:r>
+      <w:bookmarkEnd w:id="10"/>
     </w:p>
     <w:p>
       <w:pPr>
@@ -1839,9 +2514,11 @@
         <w:keepLines/>
         <w:spacing w:after="120" w:before="280"/>
       </w:pPr>
+      <w:bookmarkStart w:name="_Toc11" w:id="11"/>
       <w:r>
         <w:t xml:space="preserve">Fase 3 — Camada estadual</w:t>
       </w:r>
+      <w:bookmarkEnd w:id="11"/>
     </w:p>
     <w:tbl>
       <w:tblPr>
@@ -2103,9 +2780,11 @@
         <w:keepLines/>
         <w:spacing w:after="100" w:before="220"/>
       </w:pPr>
+      <w:bookmarkStart w:name="_Toc12" w:id="12"/>
       <w:r>
         <w:t xml:space="preserve">Entregáveis</w:t>
       </w:r>
+      <w:bookmarkEnd w:id="12"/>
     </w:p>
     <w:p>
       <w:pPr>
@@ -2184,9 +2863,11 @@
         <w:keepLines/>
         <w:spacing w:after="120" w:before="280"/>
       </w:pPr>
+      <w:bookmarkStart w:name="_Toc13" w:id="13"/>
       <w:r>
         <w:t xml:space="preserve">Fase 4 — Cauda longa municipal</w:t>
       </w:r>
+      <w:bookmarkEnd w:id="13"/>
     </w:p>
     <w:tbl>
       <w:tblPr>
@@ -2448,9 +3129,11 @@
         <w:keepLines/>
         <w:spacing w:after="100" w:before="220"/>
       </w:pPr>
+      <w:bookmarkStart w:name="_Toc14" w:id="14"/>
       <w:r>
         <w:t xml:space="preserve">Entregáveis</w:t>
       </w:r>
+      <w:bookmarkEnd w:id="14"/>
     </w:p>
     <w:p>
       <w:pPr>
@@ -2529,9 +3212,11 @@
         <w:keepLines/>
         <w:spacing w:after="120" w:before="280"/>
       </w:pPr>
+      <w:bookmarkStart w:name="_Toc15" w:id="15"/>
       <w:r>
         <w:t xml:space="preserve">Fase 5 — Publicação</w:t>
       </w:r>
+      <w:bookmarkEnd w:id="15"/>
     </w:p>
     <w:tbl>
       <w:tblPr>
@@ -2793,9 +3478,11 @@
         <w:keepLines/>
         <w:spacing w:after="100" w:before="220"/>
       </w:pPr>
+      <w:bookmarkStart w:name="_Toc16" w:id="16"/>
       <w:r>
         <w:t xml:space="preserve">Entregáveis</w:t>
       </w:r>
+      <w:bookmarkEnd w:id="16"/>
     </w:p>
     <w:p>
       <w:pPr>
@@ -2900,9 +3587,11 @@
         <w:keepLines/>
         <w:spacing w:after="120" w:before="280"/>
       </w:pPr>
+      <w:bookmarkStart w:name="_Toc17" w:id="17"/>
       <w:r>
         <w:t xml:space="preserve">Fase 6 — Consolidação</w:t>
       </w:r>
+      <w:bookmarkEnd w:id="17"/>
     </w:p>
     <w:tbl>
       <w:tblPr>
@@ -3164,9 +3853,11 @@
         <w:keepLines/>
         <w:spacing w:after="100" w:before="220"/>
       </w:pPr>
+      <w:bookmarkStart w:name="_Toc18" w:id="18"/>
       <w:r>
         <w:t xml:space="preserve">Entregáveis</w:t>
       </w:r>
+      <w:bookmarkEnd w:id="18"/>
     </w:p>
     <w:p>
       <w:pPr>
@@ -3250,9 +3941,11 @@
         <w:keepLines/>
         <w:spacing w:after="160" w:before="380"/>
       </w:pPr>
+      <w:bookmarkStart w:name="_Toc19" w:id="19"/>
       <w:r>
         <w:t xml:space="preserve">4. Marcos</w:t>
       </w:r>
+      <w:bookmarkEnd w:id="19"/>
     </w:p>
     <w:tbl>
       <w:tblPr>
@@ -3884,9 +4577,11 @@
         <w:keepLines/>
         <w:spacing w:after="160" w:before="380"/>
       </w:pPr>
+      <w:bookmarkStart w:name="_Toc20" w:id="20"/>
       <w:r>
         <w:t xml:space="preserve">5. Esforço estimado</w:t>
       </w:r>
+      <w:bookmarkEnd w:id="20"/>
     </w:p>
     <w:p>
       <w:pPr>
@@ -4758,9 +5453,11 @@
         <w:keepLines/>
         <w:spacing w:after="160" w:before="380"/>
       </w:pPr>
+      <w:bookmarkStart w:name="_Toc21" w:id="21"/>
       <w:r>
         <w:t xml:space="preserve">6. Custos recorrentes estimados</w:t>
       </w:r>
+      <w:bookmarkEnd w:id="21"/>
     </w:p>
     <w:p>
       <w:pPr>
@@ -5743,9 +6440,11 @@
         <w:keepLines/>
         <w:spacing w:after="160" w:before="380"/>
       </w:pPr>
+      <w:bookmarkStart w:name="_Toc22" w:id="22"/>
       <w:r>
         <w:t xml:space="preserve">7. Decisões que precisam ser tomadas antes de começar</w:t>
       </w:r>
+      <w:bookmarkEnd w:id="22"/>
     </w:p>
     <w:p>
       <w:pPr>
@@ -6219,9 +6918,11 @@
         <w:keepLines/>
         <w:spacing w:after="160" w:before="380"/>
       </w:pPr>
+      <w:bookmarkStart w:name="_Toc23" w:id="23"/>
       <w:r>
         <w:t xml:space="preserve">8. Critérios de replanejamento</w:t>
       </w:r>
+      <w:bookmarkEnd w:id="23"/>
     </w:p>
     <w:p>
       <w:pPr>
@@ -6359,9 +7060,11 @@
         <w:pageBreakBefore/>
         <w:spacing w:after="160" w:before="380"/>
       </w:pPr>
+      <w:bookmarkStart w:name="_Toc24" w:id="24"/>
       <w:r>
         <w:t xml:space="preserve">9. Situação em 20 de outubro de 2026</w:t>
       </w:r>
+      <w:bookmarkEnd w:id="24"/>
     </w:p>
     <w:p>
       <w:pPr>
@@ -6384,9 +7087,11 @@
         <w:keepLines/>
         <w:spacing w:after="120" w:before="280"/>
       </w:pPr>
+      <w:bookmarkStart w:name="_Toc25" w:id="25"/>
       <w:r>
         <w:t xml:space="preserve">9.1 Fase 0 — Fundação: concluída</w:t>
       </w:r>
+      <w:bookmarkEnd w:id="25"/>
     </w:p>
     <w:tbl>
       <w:tblPr>
@@ -6886,9 +7591,11 @@
         <w:keepLines/>
         <w:spacing w:after="120" w:before="280"/>
       </w:pPr>
+      <w:bookmarkStart w:name="_Toc26" w:id="26"/>
       <w:r>
         <w:t xml:space="preserve">9.2 Fase 1 — Espinha dorsal nacional: núcleo pronto</w:t>
       </w:r>
+      <w:bookmarkEnd w:id="26"/>
     </w:p>
     <w:tbl>
       <w:tblPr>
@@ -7434,7 +8141,7 @@
                 <w:sz w:val="17"/>
                 <w:szCs w:val="17"/>
               </w:rPr>
-              <w:t xml:space="preserve">Concluído (ADR-039): página pública "Situação das coletas" com as execuções dos fluxos, o volume diário do PNCP contra o usual (alarme de queda, sem falso positivo em 172 dias úteis de 2026) e a coleta da conformidade; limiares iniciais</w:t>
+              <w:t xml:space="preserve">Concluído (ADR-039): página pública "Situação das coletas" com as execuções dos fluxos, o volume diário do PNCP contra o usual (alarme de queda, sem falso positivo em 172 dias úteis de 2026) e a coleta da conformidade e a cobertura por ente e UF (ADR-048); limiares iniciais</w:t>
             </w:r>
           </w:p>
         </w:tc>
@@ -7788,7 +8495,7 @@
                 <w:sz w:val="17"/>
                 <w:szCs w:val="17"/>
               </w:rPr>
-              <w:t xml:space="preserve">Não iniciado. A hospedagem está decidida (ADR-026); faltam o projeto no Supabase e levar a coleta de contratações para a nuvem</w:t>
+              <w:t xml:space="preserve">Em andamento. O relatório de cobertura por ente e UF está publicado na "Situação das coletas" (ADR-048), e a carga das contratações e da conformidade desde 2021 está em curso no GitHub Actions (ADR-046)</w:t>
             </w:r>
           </w:p>
         </w:tc>
@@ -7868,9 +8575,11 @@
         <w:keepLines/>
         <w:spacing w:after="120" w:before="280"/>
       </w:pPr>
+      <w:bookmarkStart w:name="_Toc27" w:id="27"/>
       <w:r>
         <w:t xml:space="preserve">9.3 Trilha paralela: aba Eleições</w:t>
       </w:r>
+      <w:bookmarkEnd w:id="27"/>
     </w:p>
     <w:p>
       <w:pPr>
@@ -8502,9 +9211,11 @@
         <w:keepLines/>
         <w:spacing w:after="120" w:before="280"/>
       </w:pPr>
+      <w:bookmarkStart w:name="_Toc28" w:id="28"/>
       <w:r>
         <w:t xml:space="preserve">9.4 Efeito no cronograma</w:t>
       </w:r>
+      <w:bookmarkEnd w:id="28"/>
     </w:p>
     <w:p>
       <w:pPr>
@@ -8527,9 +9238,11 @@
         <w:keepLines/>
         <w:spacing w:after="120" w:before="280"/>
       </w:pPr>
+      <w:bookmarkStart w:name="_Toc29" w:id="29"/>
       <w:r>
         <w:t xml:space="preserve">9.5 Hospedagem sem custo (ADR-026)</w:t>
       </w:r>
+      <w:bookmarkEnd w:id="29"/>
     </w:p>
     <w:p>
       <w:pPr>
@@ -9477,6 +10190,21 @@
   <w:style w:type="paragraph" w:styleId="Normal" w:default="1">
     <w:name w:val="Normal"/>
     <w:qFormat/>
+  </w:style>
+  <w:style w:type="table" w:styleId="TableNormal" w:default="true">
+    <w:name w:val="Normal Table"/>
+    <w:uiPriority w:val="99"/>
+    <w:semiHidden/>
+    <w:unhideWhenUsed/>
+    <w:tblPr>
+      <w:tblInd w:type="dxa" w:w="0"/>
+      <w:tblCellMar>
+        <w:top w:type="dxa" w:w="0"/>
+        <w:left w:type="dxa" w:w="108"/>
+        <w:bottom w:type="dxa" w:w="0"/>
+        <w:right w:type="dxa" w:w="108"/>
+      </w:tblCellMar>
+    </w:tblPr>
   </w:style>
   <w:style w:type="paragraph" w:styleId="Title">
     <w:name w:val="Title"/>

--- a/docs/DOC-10_Roadmap.docx
+++ b/docs/DOC-10_Roadmap.docx
@@ -267,7 +267,7 @@
                 <w:sz w:val="19"/>
                 <w:szCs w:val="19"/>
               </w:rPr>
-              <w:t xml:space="preserve">2.2</w:t>
+              <w:t xml:space="preserve">2.3</w:t>
             </w:r>
           </w:p>
         </w:tc>
@@ -1056,7 +1056,7 @@
           </w:pPr>
           <w:hyperlink w:history="1" w:anchor="_Toc27">
             <w:r>
-              <w:t xml:space="preserve">9.3 Trilha paralela: aba Eleições</w:t>
+              <w:t xml:space="preserve">9.3 Fase 3 — Camada estadual: iniciada</w:t>
             </w:r>
             <w:r>
               <w:tab/>
@@ -1079,7 +1079,7 @@
           </w:pPr>
           <w:hyperlink w:history="1" w:anchor="_Toc28">
             <w:r>
-              <w:t xml:space="preserve">9.4 Efeito no cronograma</w:t>
+              <w:t xml:space="preserve">9.4 Trilha paralela: aba Eleições</w:t>
             </w:r>
             <w:r>
               <w:tab/>
@@ -1102,7 +1102,7 @@
           </w:pPr>
           <w:hyperlink w:history="1" w:anchor="_Toc29">
             <w:r>
-              <w:t xml:space="preserve">9.5 Hospedagem sem custo (ADR-026)</w:t>
+              <w:t xml:space="preserve">9.5 Efeito no cronograma</w:t>
             </w:r>
             <w:r>
               <w:tab/>
@@ -1110,6 +1110,29 @@
             <w:r>
               <w:fldChar w:fldCharType="begin" w:dirty="true"/>
               <w:instrText xml:space="preserve">PAGEREF _Toc29 \h</w:instrText>
+              <w:fldChar w:fldCharType="separate"/>
+              <w:fldChar w:fldCharType="end"/>
+            </w:r>
+          </w:hyperlink>
+        </w:p>
+        <w:p>
+          <w:pPr>
+            <w:pStyle w:val="TOC2"/>
+            <w:tabs>
+              <w:tab w:val="right" w:pos="9638" w:leader="dot"/>
+            </w:tabs>
+            <w:ind w:left="220"/>
+          </w:pPr>
+          <w:hyperlink w:history="1" w:anchor="_Toc30">
+            <w:r>
+              <w:t xml:space="preserve">9.6 Hospedagem sem custo (ADR-026)</w:t>
+            </w:r>
+            <w:r>
+              <w:tab/>
+            </w:r>
+            <w:r>
+              <w:fldChar w:fldCharType="begin" w:dirty="true"/>
+              <w:instrText xml:space="preserve">PAGEREF _Toc30 \h</w:instrText>
               <w:fldChar w:fldCharType="separate"/>
               <w:fldChar w:fldCharType="end"/>
             </w:r>
@@ -8577,23 +8600,9 @@
       </w:pPr>
       <w:bookmarkStart w:name="_Toc27" w:id="27"/>
       <w:r>
-        <w:t xml:space="preserve">9.3 Trilha paralela: aba Eleições</w:t>
+        <w:t xml:space="preserve">9.3 Fase 3 — Camada estadual: iniciada</w:t>
       </w:r>
       <w:bookmarkEnd w:id="27"/>
-    </w:p>
-    <w:p>
-      <w:pPr>
-        <w:spacing w:after="120"/>
-      </w:pPr>
-      <w:r>
-        <w:rPr>
-          <w:b w:val="false"/>
-          <w:bCs w:val="false"/>
-          <w:i w:val="false"/>
-          <w:iCs w:val="false"/>
-        </w:rPr>
-        <w:t xml:space="preserve">A aba Eleições não estava no plano original. Entrou como trilha paralela porque não disputa o caminho crítico: usa só a camada bronze, a identificação da coleta e o cadastro de entes, e não depende do motor de detecção (ADR-024). O detalhamento está no DOC-12.</w:t>
-      </w:r>
     </w:p>
     <w:tbl>
       <w:tblPr>
@@ -8639,7 +8648,7 @@
                 <w:sz w:val="19"/>
                 <w:szCs w:val="19"/>
               </w:rPr>
-              <w:t xml:space="preserve">Item</w:t>
+              <w:t xml:space="preserve">Entregável</w:t>
             </w:r>
           </w:p>
         </w:tc>
@@ -8699,7 +8708,7 @@
                 <w:sz w:val="17"/>
                 <w:szCs w:val="17"/>
               </w:rPr>
-              <w:t xml:space="preserve">Coleta ao vivo do sistema de resultados do TSE</w:t>
+              <w:t xml:space="preserve">Levantamento das fontes estaduais e dos tribunais de contas</w:t>
             </w:r>
           </w:p>
         </w:tc>
@@ -8726,7 +8735,7 @@
                 <w:sz w:val="17"/>
                 <w:szCs w:val="17"/>
               </w:rPr>
-              <w:t xml:space="preserve">Concluída e ensaiada em apuração simulada</w:t>
+              <w:t xml:space="preserve">Feito para os 32 tribunais que fiscalizam municípios (ADR-050): sete com licitações ou contratos em lote, sem chave; cinco atrás de captcha ou token, com pedido formal a fazer</w:t>
             </w:r>
           </w:p>
         </w:tc>
@@ -8758,7 +8767,7 @@
                 <w:sz w:val="17"/>
                 <w:szCs w:val="17"/>
               </w:rPr>
-              <w:t xml:space="preserve">Eleições passadas pelos dados abertos (1994 a 2024, por município)</w:t>
+              <w:t xml:space="preserve">Conectores dos tribunais</w:t>
             </w:r>
           </w:p>
         </w:tc>
@@ -8785,7 +8794,7 @@
                 <w:sz w:val="17"/>
                 <w:szCs w:val="17"/>
               </w:rPr>
-              <w:t xml:space="preserve">Processamento concluído e testado nos três layouts</w:t>
+              <w:t xml:space="preserve">TCE-RS em uso: contratos de 2016 em diante, no mandato aberto de Governos municipais e na página da empresa. Na fila: TCE-SP, TCE-PR, TCE-PE e TCE-CE</w:t>
             </w:r>
           </w:p>
         </w:tc>
@@ -8817,7 +8826,7 @@
                 <w:sz w:val="17"/>
                 <w:szCs w:val="17"/>
               </w:rPr>
-              <w:t xml:space="preserve">Eleições de 1933 a 1990 (só por UF, como o TSE publica)</w:t>
+              <w:t xml:space="preserve">Motor de conectores declarativos</w:t>
             </w:r>
           </w:p>
         </w:tc>
@@ -8844,7 +8853,112 @@
                 <w:sz w:val="17"/>
                 <w:szCs w:val="17"/>
               </w:rPr>
-              <w:t xml:space="preserve">Concluído: os 19 anos lidos e verificados com os dados reais completos (ADR-025)</w:t>
+              <w:t xml:space="preserve">Não iniciado</w:t>
+            </w:r>
+          </w:p>
+        </w:tc>
+      </w:tr>
+    </w:tbl>
+    <w:p>
+      <w:pPr>
+        <w:pStyle w:val="Heading2"/>
+        <w:keepNext/>
+        <w:keepLines/>
+        <w:spacing w:after="120" w:before="280"/>
+      </w:pPr>
+      <w:bookmarkStart w:name="_Toc28" w:id="28"/>
+      <w:r>
+        <w:t xml:space="preserve">9.4 Trilha paralela: aba Eleições</w:t>
+      </w:r>
+      <w:bookmarkEnd w:id="28"/>
+    </w:p>
+    <w:p>
+      <w:pPr>
+        <w:spacing w:after="120"/>
+      </w:pPr>
+      <w:r>
+        <w:rPr>
+          <w:b w:val="false"/>
+          <w:bCs w:val="false"/>
+          <w:i w:val="false"/>
+          <w:iCs w:val="false"/>
+        </w:rPr>
+        <w:t xml:space="preserve">A aba Eleições não estava no plano original. Entrou como trilha paralela porque não disputa o caminho crítico: usa só a camada bronze, a identificação da coleta e o cadastro de entes, e não depende do motor de detecção (ADR-024). O detalhamento está no DOC-12.</w:t>
+      </w:r>
+    </w:p>
+    <w:tbl>
+      <w:tblPr>
+        <w:tblW w:type="dxa" w:w="9600"/>
+        <w:tblBorders>
+          <w:top w:val="single" w:color="BFBFBF" w:sz="4"/>
+          <w:left w:val="single" w:color="BFBFBF" w:sz="4"/>
+          <w:bottom w:val="single" w:color="BFBFBF" w:sz="4"/>
+          <w:right w:val="single" w:color="BFBFBF" w:sz="4"/>
+          <w:insideH w:val="single" w:color="D9D9D9" w:sz="2"/>
+          <w:insideV w:val="single" w:color="D9D9D9" w:sz="2"/>
+        </w:tblBorders>
+      </w:tblPr>
+      <w:tblGrid>
+        <w:gridCol w:w="5200"/>
+        <w:gridCol w:w="4400"/>
+      </w:tblGrid>
+      <w:tr>
+        <w:trPr>
+          <w:tblHeader/>
+        </w:trPr>
+        <w:tc>
+          <w:tcPr>
+            <w:tcW w:type="dxa" w:w="5200"/>
+            <w:shd w:fill="1F3864" w:val="clear"/>
+            <w:tcMar>
+              <w:top w:type="dxa" w:w="80"/>
+              <w:left w:type="dxa" w:w="110"/>
+              <w:bottom w:type="dxa" w:w="80"/>
+              <w:right w:type="dxa" w:w="110"/>
+            </w:tcMar>
+            <w:vAlign w:val="center"/>
+          </w:tcPr>
+          <w:p>
+            <w:pPr>
+              <w:spacing w:after="0"/>
+            </w:pPr>
+            <w:r>
+              <w:rPr>
+                <w:b/>
+                <w:bCs/>
+                <w:color w:val="FFFFFF"/>
+                <w:sz w:val="19"/>
+                <w:szCs w:val="19"/>
+              </w:rPr>
+              <w:t xml:space="preserve">Item</w:t>
+            </w:r>
+          </w:p>
+        </w:tc>
+        <w:tc>
+          <w:tcPr>
+            <w:tcW w:type="dxa" w:w="4400"/>
+            <w:shd w:fill="1F3864" w:val="clear"/>
+            <w:tcMar>
+              <w:top w:type="dxa" w:w="80"/>
+              <w:left w:type="dxa" w:w="110"/>
+              <w:bottom w:type="dxa" w:w="80"/>
+              <w:right w:type="dxa" w:w="110"/>
+            </w:tcMar>
+            <w:vAlign w:val="center"/>
+          </w:tcPr>
+          <w:p>
+            <w:pPr>
+              <w:spacing w:after="0"/>
+            </w:pPr>
+            <w:r>
+              <w:rPr>
+                <w:b/>
+                <w:bCs/>
+                <w:color w:val="FFFFFF"/>
+                <w:sz w:val="19"/>
+                <w:szCs w:val="19"/>
+              </w:rPr>
+              <w:t xml:space="preserve">Situação</w:t>
             </w:r>
           </w:p>
         </w:tc>
@@ -8856,7 +8970,7 @@
         <w:tc>
           <w:tcPr>
             <w:tcW w:type="dxa" w:w="5200"/>
-            <w:shd w:fill="F2F2F2" w:val="clear"/>
+            <w:shd w:fill="FFFFFF" w:val="clear"/>
             <w:tcMar>
               <w:top w:type="dxa" w:w="70"/>
               <w:left w:type="dxa" w:w="110"/>
@@ -8876,14 +8990,14 @@
                 <w:sz w:val="17"/>
                 <w:szCs w:val="17"/>
               </w:rPr>
-              <w:t xml:space="preserve">Carga completa num comando (lumen eleicoes preparar; preparar.cmd no Windows)</w:t>
+              <w:t xml:space="preserve">Coleta ao vivo do sistema de resultados do TSE</w:t>
             </w:r>
           </w:p>
         </w:tc>
         <w:tc>
           <w:tcPr>
             <w:tcW w:type="dxa" w:w="4400"/>
-            <w:shd w:fill="F2F2F2" w:val="clear"/>
+            <w:shd w:fill="FFFFFF" w:val="clear"/>
             <w:tcMar>
               <w:top w:type="dxa" w:w="70"/>
               <w:left w:type="dxa" w:w="110"/>
@@ -8903,7 +9017,7 @@
                 <w:sz w:val="17"/>
                 <w:szCs w:val="17"/>
               </w:rPr>
-              <w:t xml:space="preserve">Concluído; retomável. A carga numa máquina leva horas na primeira vez</w:t>
+              <w:t xml:space="preserve">Concluída e ensaiada em apuração simulada</w:t>
             </w:r>
           </w:p>
         </w:tc>
@@ -8915,7 +9029,7 @@
         <w:tc>
           <w:tcPr>
             <w:tcW w:type="dxa" w:w="5200"/>
-            <w:shd w:fill="FFFFFF" w:val="clear"/>
+            <w:shd w:fill="F2F2F2" w:val="clear"/>
             <w:tcMar>
               <w:top w:type="dxa" w:w="70"/>
               <w:left w:type="dxa" w:w="110"/>
@@ -8935,14 +9049,14 @@
                 <w:sz w:val="17"/>
                 <w:szCs w:val="17"/>
               </w:rPr>
-              <w:t xml:space="preserve">Carga, publicação e portal na nuvem, sem custo (ADR-026)</w:t>
+              <w:t xml:space="preserve">Eleições passadas pelos dados abertos (1994 a 2024, por município)</w:t>
             </w:r>
           </w:p>
         </w:tc>
         <w:tc>
           <w:tcPr>
             <w:tcW w:type="dxa" w:w="4400"/>
-            <w:shd w:fill="FFFFFF" w:val="clear"/>
+            <w:shd w:fill="F2F2F2" w:val="clear"/>
             <w:tcMar>
               <w:top w:type="dxa" w:w="70"/>
               <w:left w:type="dxa" w:w="110"/>
@@ -8962,7 +9076,7 @@
                 <w:sz w:val="17"/>
                 <w:szCs w:val="17"/>
               </w:rPr>
-              <w:t xml:space="preserve">Em produção desde 14/10/2026: feeds no Supabase Storage, carga diária e retomável no GitHub Actions, portal na Vercel</w:t>
+              <w:t xml:space="preserve">Processamento concluído e testado nos três layouts</w:t>
             </w:r>
           </w:p>
         </w:tc>
@@ -8974,7 +9088,7 @@
         <w:tc>
           <w:tcPr>
             <w:tcW w:type="dxa" w:w="5200"/>
-            <w:shd w:fill="F2F2F2" w:val="clear"/>
+            <w:shd w:fill="FFFFFF" w:val="clear"/>
             <w:tcMar>
               <w:top w:type="dxa" w:w="70"/>
               <w:left w:type="dxa" w:w="110"/>
@@ -8994,14 +9108,14 @@
                 <w:sz w:val="17"/>
                 <w:szCs w:val="17"/>
               </w:rPr>
-              <w:t xml:space="preserve">Portal estático: mapa interativo, candidatos, panorama, evolução, busca, modo TV</w:t>
+              <w:t xml:space="preserve">Eleições de 1933 a 1990 (só por UF, como o TSE publica)</w:t>
             </w:r>
           </w:p>
         </w:tc>
         <w:tc>
           <w:tcPr>
             <w:tcW w:type="dxa" w:w="4400"/>
-            <w:shd w:fill="F2F2F2" w:val="clear"/>
+            <w:shd w:fill="FFFFFF" w:val="clear"/>
             <w:tcMar>
               <w:top w:type="dxa" w:w="70"/>
               <w:left w:type="dxa" w:w="110"/>
@@ -9021,7 +9135,7 @@
                 <w:sz w:val="17"/>
                 <w:szCs w:val="17"/>
               </w:rPr>
-              <w:t xml:space="preserve">Concluído; mapa e cadastro de municípios vêm com o Lumen</w:t>
+              <w:t xml:space="preserve">Concluído: os 19 anos lidos e verificados com os dados reais completos (ADR-025)</w:t>
             </w:r>
           </w:p>
         </w:tc>
@@ -9033,7 +9147,7 @@
         <w:tc>
           <w:tcPr>
             <w:tcW w:type="dxa" w:w="5200"/>
-            <w:shd w:fill="FFFFFF" w:val="clear"/>
+            <w:shd w:fill="F2F2F2" w:val="clear"/>
             <w:tcMar>
               <w:top w:type="dxa" w:w="70"/>
               <w:left w:type="dxa" w:w="110"/>
@@ -9053,14 +9167,14 @@
                 <w:sz w:val="17"/>
                 <w:szCs w:val="17"/>
               </w:rPr>
-              <w:t xml:space="preserve">Domínio próprio para o portal e os feeds</w:t>
+              <w:t xml:space="preserve">Carga completa num comando (lumen eleicoes preparar; preparar.cmd no Windows)</w:t>
             </w:r>
           </w:p>
         </w:tc>
         <w:tc>
           <w:tcPr>
             <w:tcW w:type="dxa" w:w="4400"/>
-            <w:shd w:fill="FFFFFF" w:val="clear"/>
+            <w:shd w:fill="F2F2F2" w:val="clear"/>
             <w:tcMar>
               <w:top w:type="dxa" w:w="70"/>
               <w:left w:type="dxa" w:w="110"/>
@@ -9080,7 +9194,7 @@
                 <w:sz w:val="17"/>
                 <w:szCs w:val="17"/>
               </w:rPr>
-              <w:t xml:space="preserve">Pendente: o nome está decidido (Lumen, ADR-043); falta registrar o domínio, que tem custo</w:t>
+              <w:t xml:space="preserve">Concluído; retomável. A carga numa máquina leva horas na primeira vez</w:t>
             </w:r>
           </w:p>
         </w:tc>
@@ -9092,7 +9206,7 @@
         <w:tc>
           <w:tcPr>
             <w:tcW w:type="dxa" w:w="5200"/>
-            <w:shd w:fill="F2F2F2" w:val="clear"/>
+            <w:shd w:fill="FFFFFF" w:val="clear"/>
             <w:tcMar>
               <w:top w:type="dxa" w:w="70"/>
               <w:left w:type="dxa" w:w="110"/>
@@ -9112,14 +9226,14 @@
                 <w:sz w:val="17"/>
                 <w:szCs w:val="17"/>
               </w:rPr>
-              <w:t xml:space="preserve">Ensaio em infraestrutura real antes do 2º turno de 2026</w:t>
+              <w:t xml:space="preserve">Carga, publicação e portal na nuvem, sem custo (ADR-026)</w:t>
             </w:r>
           </w:p>
         </w:tc>
         <w:tc>
           <w:tcPr>
             <w:tcW w:type="dxa" w:w="4400"/>
-            <w:shd w:fill="F2F2F2" w:val="clear"/>
+            <w:shd w:fill="FFFFFF" w:val="clear"/>
             <w:tcMar>
               <w:top w:type="dxa" w:w="70"/>
               <w:left w:type="dxa" w:w="110"/>
@@ -9139,7 +9253,7 @@
                 <w:sz w:val="17"/>
                 <w:szCs w:val="17"/>
               </w:rPr>
-              <w:t xml:space="preserve">Feito com o 1º turno (16 e 17/10/2026), que achou a parada sem a marca de finalizada do TSE, já corrigida. O 2º turno está agendado no eleicoes-ao-vivo (adendo do ADR-026)</w:t>
+              <w:t xml:space="preserve">Em produção desde 14/10/2026: feeds no Supabase Storage, carga diária e retomável no GitHub Actions, portal na Vercel</w:t>
             </w:r>
           </w:p>
         </w:tc>
@@ -9151,6 +9265,183 @@
         <w:tc>
           <w:tcPr>
             <w:tcW w:type="dxa" w:w="5200"/>
+            <w:shd w:fill="F2F2F2" w:val="clear"/>
+            <w:tcMar>
+              <w:top w:type="dxa" w:w="70"/>
+              <w:left w:type="dxa" w:w="110"/>
+              <w:bottom w:type="dxa" w:w="70"/>
+              <w:right w:type="dxa" w:w="110"/>
+            </w:tcMar>
+            <w:vAlign w:val="center"/>
+          </w:tcPr>
+          <w:p>
+            <w:pPr>
+              <w:spacing w:after="0"/>
+            </w:pPr>
+            <w:r>
+              <w:rPr>
+                <w:b w:val="false"/>
+                <w:bCs w:val="false"/>
+                <w:sz w:val="17"/>
+                <w:szCs w:val="17"/>
+              </w:rPr>
+              <w:t xml:space="preserve">Portal estático: mapa interativo, candidatos, panorama, evolução, busca, modo TV</w:t>
+            </w:r>
+          </w:p>
+        </w:tc>
+        <w:tc>
+          <w:tcPr>
+            <w:tcW w:type="dxa" w:w="4400"/>
+            <w:shd w:fill="F2F2F2" w:val="clear"/>
+            <w:tcMar>
+              <w:top w:type="dxa" w:w="70"/>
+              <w:left w:type="dxa" w:w="110"/>
+              <w:bottom w:type="dxa" w:w="70"/>
+              <w:right w:type="dxa" w:w="110"/>
+            </w:tcMar>
+            <w:vAlign w:val="center"/>
+          </w:tcPr>
+          <w:p>
+            <w:pPr>
+              <w:spacing w:after="0"/>
+            </w:pPr>
+            <w:r>
+              <w:rPr>
+                <w:b w:val="false"/>
+                <w:bCs w:val="false"/>
+                <w:sz w:val="17"/>
+                <w:szCs w:val="17"/>
+              </w:rPr>
+              <w:t xml:space="preserve">Concluído; mapa e cadastro de municípios vêm com o Lumen</w:t>
+            </w:r>
+          </w:p>
+        </w:tc>
+      </w:tr>
+      <w:tr>
+        <w:trPr>
+          <w:cantSplit/>
+        </w:trPr>
+        <w:tc>
+          <w:tcPr>
+            <w:tcW w:type="dxa" w:w="5200"/>
+            <w:shd w:fill="FFFFFF" w:val="clear"/>
+            <w:tcMar>
+              <w:top w:type="dxa" w:w="70"/>
+              <w:left w:type="dxa" w:w="110"/>
+              <w:bottom w:type="dxa" w:w="70"/>
+              <w:right w:type="dxa" w:w="110"/>
+            </w:tcMar>
+            <w:vAlign w:val="center"/>
+          </w:tcPr>
+          <w:p>
+            <w:pPr>
+              <w:spacing w:after="0"/>
+            </w:pPr>
+            <w:r>
+              <w:rPr>
+                <w:b w:val="false"/>
+                <w:bCs w:val="false"/>
+                <w:sz w:val="17"/>
+                <w:szCs w:val="17"/>
+              </w:rPr>
+              <w:t xml:space="preserve">Domínio próprio para o portal e os feeds</w:t>
+            </w:r>
+          </w:p>
+        </w:tc>
+        <w:tc>
+          <w:tcPr>
+            <w:tcW w:type="dxa" w:w="4400"/>
+            <w:shd w:fill="FFFFFF" w:val="clear"/>
+            <w:tcMar>
+              <w:top w:type="dxa" w:w="70"/>
+              <w:left w:type="dxa" w:w="110"/>
+              <w:bottom w:type="dxa" w:w="70"/>
+              <w:right w:type="dxa" w:w="110"/>
+            </w:tcMar>
+            <w:vAlign w:val="center"/>
+          </w:tcPr>
+          <w:p>
+            <w:pPr>
+              <w:spacing w:after="0"/>
+            </w:pPr>
+            <w:r>
+              <w:rPr>
+                <w:b w:val="false"/>
+                <w:bCs w:val="false"/>
+                <w:sz w:val="17"/>
+                <w:szCs w:val="17"/>
+              </w:rPr>
+              <w:t xml:space="preserve">Pendente: o nome está decidido (Lumen, ADR-043); falta registrar o domínio, que tem custo</w:t>
+            </w:r>
+          </w:p>
+        </w:tc>
+      </w:tr>
+      <w:tr>
+        <w:trPr>
+          <w:cantSplit/>
+        </w:trPr>
+        <w:tc>
+          <w:tcPr>
+            <w:tcW w:type="dxa" w:w="5200"/>
+            <w:shd w:fill="F2F2F2" w:val="clear"/>
+            <w:tcMar>
+              <w:top w:type="dxa" w:w="70"/>
+              <w:left w:type="dxa" w:w="110"/>
+              <w:bottom w:type="dxa" w:w="70"/>
+              <w:right w:type="dxa" w:w="110"/>
+            </w:tcMar>
+            <w:vAlign w:val="center"/>
+          </w:tcPr>
+          <w:p>
+            <w:pPr>
+              <w:spacing w:after="0"/>
+            </w:pPr>
+            <w:r>
+              <w:rPr>
+                <w:b w:val="false"/>
+                <w:bCs w:val="false"/>
+                <w:sz w:val="17"/>
+                <w:szCs w:val="17"/>
+              </w:rPr>
+              <w:t xml:space="preserve">Ensaio em infraestrutura real antes do 2º turno de 2026</w:t>
+            </w:r>
+          </w:p>
+        </w:tc>
+        <w:tc>
+          <w:tcPr>
+            <w:tcW w:type="dxa" w:w="4400"/>
+            <w:shd w:fill="F2F2F2" w:val="clear"/>
+            <w:tcMar>
+              <w:top w:type="dxa" w:w="70"/>
+              <w:left w:type="dxa" w:w="110"/>
+              <w:bottom w:type="dxa" w:w="70"/>
+              <w:right w:type="dxa" w:w="110"/>
+            </w:tcMar>
+            <w:vAlign w:val="center"/>
+          </w:tcPr>
+          <w:p>
+            <w:pPr>
+              <w:spacing w:after="0"/>
+            </w:pPr>
+            <w:r>
+              <w:rPr>
+                <w:b w:val="false"/>
+                <w:bCs w:val="false"/>
+                <w:sz w:val="17"/>
+                <w:szCs w:val="17"/>
+              </w:rPr>
+              <w:t xml:space="preserve">Feito com o 1º turno (16 e 17/10/2026), que achou a parada sem a marca de finalizada do TSE, já corrigida. O 2º turno está agendado no eleicoes-ao-vivo (adendo do ADR-026)</w:t>
+            </w:r>
+          </w:p>
+        </w:tc>
+      </w:tr>
+      <w:tr>
+        <w:trPr>
+          <w:cantSplit/>
+        </w:trPr>
+        <w:tc>
+          <w:tcPr>
+            <w:tcW w:type="dxa" w:w="5200"/>
             <w:shd w:fill="FFFFFF" w:val="clear"/>
             <w:tcMar>
               <w:top w:type="dxa" w:w="70"/>
@@ -9211,11 +9502,11 @@
         <w:keepLines/>
         <w:spacing w:after="120" w:before="280"/>
       </w:pPr>
-      <w:bookmarkStart w:name="_Toc28" w:id="28"/>
-      <w:r>
-        <w:t xml:space="preserve">9.4 Efeito no cronograma</w:t>
-      </w:r>
-      <w:bookmarkEnd w:id="28"/>
+      <w:bookmarkStart w:name="_Toc29" w:id="29"/>
+      <w:r>
+        <w:t xml:space="preserve">9.5 Efeito no cronograma</w:t>
+      </w:r>
+      <w:bookmarkEnd w:id="29"/>
     </w:p>
     <w:p>
       <w:pPr>
@@ -9238,11 +9529,11 @@
         <w:keepLines/>
         <w:spacing w:after="120" w:before="280"/>
       </w:pPr>
-      <w:bookmarkStart w:name="_Toc29" w:id="29"/>
-      <w:r>
-        <w:t xml:space="preserve">9.5 Hospedagem sem custo (ADR-026)</w:t>
-      </w:r>
-      <w:bookmarkEnd w:id="29"/>
+      <w:bookmarkStart w:name="_Toc30" w:id="30"/>
+      <w:r>
+        <w:t xml:space="preserve">9.6 Hospedagem sem custo (ADR-026)</w:t>
+      </w:r>
+      <w:bookmarkEnd w:id="30"/>
     </w:p>
     <w:p>
       <w:pPr>

--- a/docs/DOC-10_Roadmap.docx
+++ b/docs/DOC-10_Roadmap.docx
@@ -8794,7 +8794,7 @@
                 <w:sz w:val="17"/>
                 <w:szCs w:val="17"/>
               </w:rPr>
-              <w:t xml:space="preserve">TCE-RS em uso: contratos de 2016 em diante, no mandato aberto de Governos municipais e na página da empresa. Na fila: TCE-SP, TCE-PR, TCE-PE e TCE-CE</w:t>
+              <w:t xml:space="preserve">TCE-RS (contratos de 2016 em diante) e TCE-PR (de 2013 em diante) em uso, no mandato aberto de Governos municipais e na página da empresa. Na fila: TCE-SP, TCE-PE e TCE-CE</w:t>
             </w:r>
           </w:p>
         </w:tc>

--- a/docs/DOC-10_Roadmap.docx
+++ b/docs/DOC-10_Roadmap.docx
@@ -8794,7 +8794,7 @@
                 <w:sz w:val="17"/>
                 <w:szCs w:val="17"/>
               </w:rPr>
-              <w:t xml:space="preserve">TCE-RS (contratos de 2016 em diante) e TCE-PR (de 2013 em diante) em uso, no mandato aberto de Governos municipais e na página da empresa. Na fila: TCE-SP, TCE-PE e TCE-CE</w:t>
+              <w:t xml:space="preserve">TCE-RS (contratos de 2016 em diante), TCE-PR e TCE-PE (de 2013 em diante) em uso, no mandato aberto de Governos municipais e na página da empresa. Na fila: TCE-SP e TCE-CE</w:t>
             </w:r>
           </w:p>
         </w:tc>

--- a/docs/DOC-10_Roadmap.docx
+++ b/docs/DOC-10_Roadmap.docx
@@ -8794,7 +8794,7 @@
                 <w:sz w:val="17"/>
                 <w:szCs w:val="17"/>
               </w:rPr>
-              <w:t xml:space="preserve">TCE-RS (contratos de 2016 em diante), TCE-PR e TCE-PE (de 2013 em diante) em uso, no mandato aberto de Governos municipais e na página da empresa. Na fila: TCE-SP e TCE-CE</w:t>
+              <w:t xml:space="preserve">TCE-RS (contratos de 2016 em diante), TCE-PR e TCE-PE (de 2013 em diante) e TCE-CE (de 2003 em diante) em uso, no mandato aberto de Governos municipais e na página da empresa. Na fila: TCE-SP</w:t>
             </w:r>
           </w:p>
         </w:tc>

--- a/docs/DOC-10_Roadmap.docx
+++ b/docs/DOC-10_Roadmap.docx
@@ -6756,7 +6756,7 @@
                 <w:sz w:val="19"/>
                 <w:szCs w:val="19"/>
               </w:rPr>
-              <w:t xml:space="preserve">Projeto pessoal, produto da empresa ou iniciativa sem fins lucrativos; afeta percepção de imparcialidade e a estratégia de sustentação</w:t>
+              <w:t xml:space="preserve">Decidido em 30/10/2026: o Lumen é produto da empresa Falkyria. A imparcialidade fica a cargo da metodologia pública, do vocabulário controlado e da contestação aberta (DOC-08)</w:t>
             </w:r>
           </w:p>
         </w:tc>
@@ -6842,7 +6842,7 @@
                 <w:sz w:val="19"/>
                 <w:szCs w:val="19"/>
               </w:rPr>
-              <w:t xml:space="preserve">Código aberto reforça a credibilidade da metodologia e atrai colaboração, mas exige disciplina adicional de documentação e governança</w:t>
+              <w:t xml:space="preserve">Decidido em 30/10/2026: código proprietário da Falkyria, visível apenas para consulta (LICENSE); a metodologia segue documentada em público</w:t>
             </w:r>
           </w:p>
         </w:tc>

--- a/docs/DOC-10_Roadmap.docx
+++ b/docs/DOC-10_Roadmap.docx
@@ -1033,7 +1033,7 @@
           </w:pPr>
           <w:hyperlink w:history="1" w:anchor="_Toc26">
             <w:r>
-              <w:t xml:space="preserve">9.2 Fase 1 — Espinha dorsal nacional: núcleo pronto</w:t>
+              <w:t xml:space="preserve">9.2 Fase 1 — Espinha dorsal nacional: critério de saída cumprido</w:t>
             </w:r>
             <w:r>
               <w:tab/>
@@ -1285,7 +1285,7 @@
                 <w:bCs/>
                 <w:color w:val="000000"/>
               </w:rPr>
-              <w:t xml:space="preserve">Situação em 6 de outubro de 2026</w:t>
+              <w:t xml:space="preserve">Situação em 30 de outubro de 2026</w:t>
             </w:r>
           </w:p>
           <w:p>
@@ -1293,7 +1293,7 @@
               <w:spacing w:after="70"/>
             </w:pPr>
             <w:r>
-              <w:t xml:space="preserve">Fase 0 concluída (marco M1 verificado por teste). Fase 1 com o núcleo pronto: PNCP, SICONFI e IBGE coletados, normalizados e reconstruíveis a partir da prova. Aba Eleições pronta como trilha paralela. O detalhamento, com o que falta em cada fase, está na seção 9.</w:t>
+              <w:t xml:space="preserve">Fase 0 concluída (marco M1 verificado por teste). Fase 1 com o critério de saída cumprido (marco M2): 1.915 dias do PNCP, de 1º/8/2021 a 28/10/2026, e a conformidade das 27 UFs e dos 5.597 entes nos exercícios de 2021 a 2026, com o relatório de cobertura por ente e UF. Fase 3 iniciada, com quatro tribunais de contas. Aba Eleições pronta como trilha paralela. O detalhamento, com o que falta em cada fase, está na seção 9.</w:t>
             </w:r>
           </w:p>
         </w:tc>
@@ -4157,7 +4157,7 @@
                 <w:sz w:val="19"/>
                 <w:szCs w:val="19"/>
               </w:rPr>
-              <w:t xml:space="preserve">Prova preservada: um artefato é coletado, armazenado com hash e recuperado</w:t>
+              <w:t xml:space="preserve">Prova preservada: um artefato é coletado, armazenado com hash e recuperado. Cumprido</w:t>
             </w:r>
           </w:p>
         </w:tc>
@@ -4243,7 +4243,7 @@
                 <w:sz w:val="19"/>
                 <w:szCs w:val="19"/>
               </w:rPr>
-              <w:t xml:space="preserve">Cobertura nacional: contratações e dados fiscais de alcance nacional na base</w:t>
+              <w:t xml:space="preserve">Cobertura nacional: contratações e dados fiscais de alcance nacional na base. Cumprido em 30/10/2026</w:t>
             </w:r>
           </w:p>
         </w:tc>
@@ -7616,7 +7616,7 @@
       </w:pPr>
       <w:bookmarkStart w:name="_Toc26" w:id="26"/>
       <w:r>
-        <w:t xml:space="preserve">9.2 Fase 1 — Espinha dorsal nacional: núcleo pronto</w:t>
+        <w:t xml:space="preserve">9.2 Fase 1 — Espinha dorsal nacional: critério de saída cumprido</w:t>
       </w:r>
       <w:bookmarkEnd w:id="26"/>
     </w:p>
@@ -7869,7 +7869,7 @@
                 <w:sz w:val="17"/>
                 <w:szCs w:val="17"/>
               </w:rPr>
-              <w:t xml:space="preserve">Cadastros de sanções concluídos: coleta diária pelos arquivos de dados abertos, sem chave, e normalização com CPF mascarado (ADR-030); emendas parlamentares e convênios pelos arquivos de dados abertos, sem chave (ADR-044 e ADR-045); transferências e despesas pendentes, pelo mesmo caminho</w:t>
+              <w:t xml:space="preserve">Cadastros de sanções concluídos: coleta diária pelos arquivos de dados abertos, sem chave, e normalização com CPF mascarado (ADR-030); emendas parlamentares e convênios pelos arquivos de dados abertos, sem chave (ADR-044 e ADR-045); transferências da União (ADR-054) também; despesas pendentes, pelo mesmo caminho (#36)</w:t>
             </w:r>
           </w:p>
         </w:tc>
@@ -8518,7 +8518,7 @@
                 <w:sz w:val="17"/>
                 <w:szCs w:val="17"/>
               </w:rPr>
-              <w:t xml:space="preserve">Em andamento. O relatório de cobertura por ente e UF está publicado na "Situação das coletas" (ADR-048), e a carga das contratações e da conformidade desde 2021 está em curso no GitHub Actions (ADR-046)</w:t>
+              <w:t xml:space="preserve">Cumprido em 30/10/2026: 1.915 dias do PNCP, de 1º/8/2021 a 28/10/2026, e a conformidade das 27 UFs e dos 5.597 entes nos exercícios de 2021 a 2026 (ADR-046), com o relatório de cobertura por ente e UF na "Situação das coletas" (ADR-048)</w:t>
             </w:r>
           </w:p>
         </w:tc>
